--- a/projects/2026-summer-assignment/solutions/problem-a-ambulance-dispatch/paper/v2.5/A题论文(v2.5).docx
+++ b/projects/2026-summer-assignment/solutions/problem-a-ambulance-dispatch/paper/v2.5/A题论文(v2.5).docx
@@ -79,9 +79,18 @@
       <w:r>
         <w:rPr>
           <w:rFonts w:hint="eastAsia" w:ascii="Times New Roman" w:hAnsi="Times New Roman" w:eastAsia="宋体"/>
-          <w:sz w:val="24"/>
-        </w:rPr>
-        <w:t>针对任务一，由日均140次需求、单车日服务上限12次及六站总容量12辆，证明全部站点必须启用，唯一配车为（3，2，2，2，1，2）。词典序运输规划先最小化加权出车距离，再提高距离最优解集合内的3</w:t>
+          <w:b/>
+          <w:bCs/>
+          <w:sz w:val="24"/>
+        </w:rPr>
+        <w:t>针对任务一</w:t>
+      </w:r>
+      <w:r>
+        <w:rPr>
+          <w:rFonts w:hint="eastAsia" w:ascii="Times New Roman" w:hAnsi="Times New Roman" w:eastAsia="宋体"/>
+          <w:sz w:val="24"/>
+        </w:rPr>
+        <w:t>，由日均140次需求、单车日服务上限12次及六站总容量12辆，证明全部站点必须启用，唯一配车为（3，2，2，2，1，2）。词典序运输规划以加权出车距离为第一目标，并在距离最优解集合内提高3</w:t>
       </w:r>
       <w:r>
         <w:rPr>
@@ -109,7 +118,21 @@
           <w:rFonts w:hint="eastAsia" w:ascii="Times New Roman" w:hAnsi="Times New Roman" w:eastAsia="宋体"/>
           <w:sz w:val="24"/>
         </w:rPr>
-        <w:t>km、规划覆盖率86.429%和潜在覆盖率97.143%。求解器状态为最优，需求残差和容量超限均为0。</w:t>
+        <w:t>km和规划覆盖率86.429%；距站点3</w:t>
+      </w:r>
+      <w:r>
+        <w:rPr>
+          <w:rFonts w:ascii="Times New Roman" w:hAnsi="Times New Roman" w:eastAsia="宋体"/>
+          <w:sz w:val="24"/>
+        </w:rPr>
+        <w:t xml:space="preserve"> </w:t>
+      </w:r>
+      <w:r>
+        <w:rPr>
+          <w:rFonts w:hint="eastAsia" w:ascii="Times New Roman" w:hAnsi="Times New Roman" w:eastAsia="宋体"/>
+          <w:sz w:val="24"/>
+        </w:rPr>
+        <w:t>km内的可达比例为97.143%。求解器状态为最优，需求残差和容量超限均为0。</w:t>
       </w:r>
     </w:p>
     <w:p>
@@ -123,9 +146,18 @@
       <w:r>
         <w:rPr>
           <w:rFonts w:hint="eastAsia" w:ascii="Times New Roman" w:hAnsi="Times New Roman" w:eastAsia="宋体"/>
-          <w:sz w:val="24"/>
-        </w:rPr>
-        <w:t>针对任务二，用周期双高斯密度生成每日固定140次呼叫的条件非齐次Poisson过程，连续模拟30天预热、跨午夜状态和单车日12次上限。比较全局就近派车A、45</w:t>
+          <w:b/>
+          <w:bCs/>
+          <w:sz w:val="24"/>
+        </w:rPr>
+        <w:t>针对任务二</w:t>
+      </w:r>
+      <w:r>
+        <w:rPr>
+          <w:rFonts w:hint="eastAsia" w:ascii="Times New Roman" w:hAnsi="Times New Roman" w:eastAsia="宋体"/>
+          <w:sz w:val="24"/>
+        </w:rPr>
+        <w:t>，用周期双高斯密度生成每日固定140次呼叫的条件非齐次Poisson过程，连续模拟30天预热、跨午夜状态和单车日12次上限。比较全局就近派车A、45</w:t>
       </w:r>
       <w:r>
         <w:rPr>
@@ -223,9 +255,18 @@
       <w:r>
         <w:rPr>
           <w:rFonts w:hint="eastAsia" w:ascii="Times New Roman" w:hAnsi="Times New Roman" w:eastAsia="宋体"/>
-          <w:sz w:val="24"/>
-        </w:rPr>
-        <w:t>针对任务三，将事故区强度提高至正常水平的5倍，把持续时间设为0.5～12</w:t>
+          <w:b/>
+          <w:bCs/>
+          <w:sz w:val="24"/>
+        </w:rPr>
+        <w:t>针对任务三</w:t>
+      </w:r>
+      <w:r>
+        <w:rPr>
+          <w:rFonts w:hint="eastAsia" w:ascii="Times New Roman" w:hAnsi="Times New Roman" w:eastAsia="宋体"/>
+          <w:sz w:val="24"/>
+        </w:rPr>
+        <w:t>，分别设置10个区域单独发生事故，令持续时间在0.5～12</w:t>
       </w:r>
       <w:r>
         <w:rPr>
@@ -239,7 +280,7 @@
           <w:rFonts w:hint="eastAsia" w:ascii="Times New Roman" w:hAnsi="Times New Roman" w:eastAsia="宋体"/>
           <w:sz w:val="24"/>
         </w:rPr>
-        <w:t>h的连续变量，并由10个自适应节点构造PCHIP响应面及95%置信带。随持续时间由0.5</w:t>
+        <w:t>h内连续变化，并由10个自适应节点构造PCHIP响应面。固定12辆车时，事故感知预测的全市平均响应时间差在各节点均不显著，仅在持续8、10和11</w:t>
       </w:r>
       <w:r>
         <w:rPr>
@@ -253,7 +294,7 @@
           <w:rFonts w:hint="eastAsia" w:ascii="Times New Roman" w:hAnsi="Times New Roman" w:eastAsia="宋体"/>
           <w:sz w:val="24"/>
         </w:rPr>
-        <w:t>h增至12</w:t>
+        <w:t>h时使事故区平均响应时间分别减少0.1519、0.0941和0.1965</w:t>
       </w:r>
       <w:r>
         <w:rPr>
@@ -267,7 +308,7 @@
           <w:rFonts w:hint="eastAsia" w:ascii="Times New Roman" w:hAnsi="Times New Roman" w:eastAsia="宋体"/>
           <w:sz w:val="24"/>
         </w:rPr>
-        <w:t>h，全市平均响应时间由6.1706</w:t>
+        <w:t>min。进一步将0～6辆临时外援部署至事故区最近站点，并在共同呼叫流下完成7000行情景实验。10个时长节点上，第1辆外援的单位车辆收益均为最高；在6、8、10、11和12</w:t>
       </w:r>
       <w:r>
         <w:rPr>
@@ -281,7 +322,7 @@
           <w:rFonts w:hint="eastAsia" w:ascii="Times New Roman" w:hAnsi="Times New Roman" w:eastAsia="宋体"/>
           <w:sz w:val="24"/>
         </w:rPr>
-        <w:t>min增至31.6386</w:t>
+        <w:t>h五个长时节点，3辆方案以一半车辆实现6辆方案93.23%～96.30%的响应改善，综合性价比最高；5辆使10个时长节点的全市等权平均响应时间均低于5</w:t>
       </w:r>
       <w:r>
         <w:rPr>
@@ -295,35 +336,7 @@
           <w:rFonts w:hint="eastAsia" w:ascii="Times New Roman" w:hAnsi="Times New Roman" w:eastAsia="宋体"/>
           <w:sz w:val="24"/>
         </w:rPr>
-        <w:t>min；事故感知预测的全市平均响应时间差均不显著，仅在持续8、10和11</w:t>
-      </w:r>
-      <w:r>
-        <w:rPr>
-          <w:rFonts w:ascii="Times New Roman" w:hAnsi="Times New Roman" w:eastAsia="宋体"/>
-          <w:sz w:val="24"/>
-        </w:rPr>
-        <w:t xml:space="preserve"> </w:t>
-      </w:r>
-      <w:r>
-        <w:rPr>
-          <w:rFonts w:hint="eastAsia" w:ascii="Times New Roman" w:hAnsi="Times New Roman" w:eastAsia="宋体"/>
-          <w:sz w:val="24"/>
-        </w:rPr>
-        <w:t>h时使事故区平均响应时间分别减少0.1519、0.0941和0.1965</w:t>
-      </w:r>
-      <w:r>
-        <w:rPr>
-          <w:rFonts w:ascii="Times New Roman" w:hAnsi="Times New Roman" w:eastAsia="宋体"/>
-          <w:sz w:val="24"/>
-        </w:rPr>
-        <w:t xml:space="preserve"> </w:t>
-      </w:r>
-      <w:r>
-        <w:rPr>
-          <w:rFonts w:hint="eastAsia" w:ascii="Times New Roman" w:hAnsi="Times New Roman" w:eastAsia="宋体"/>
-          <w:sz w:val="24"/>
-        </w:rPr>
-        <w:t>min。在本文固定车队情景下，容量约束的影响大于需求预测修正的边际作用。</w:t>
+        <w:t>min。由此形成1、3、5辆的分层增援方案。</w:t>
       </w:r>
     </w:p>
     <w:p>
@@ -500,7 +513,7 @@
           <w:rFonts w:hint="eastAsia" w:ascii="Times New Roman" w:hAnsi="Times New Roman" w:eastAsia="宋体"/>
           <w:sz w:val="24"/>
         </w:rPr>
-        <w:t>h呼叫过程，设计就近派车和备用车辆配置，计算优化后的平均响应时间。任务三要求在某一区域呼叫强度临时升至正常5倍时，研究事故区域与连续持续时间对系统的影响，并给出不增加车辆条件下的动态应急派车方案。</w:t>
+        <w:t>h呼叫过程，设计就近派车和备用车辆配置，计算优化后的平均响应时间。任务三研究某一区域呼叫强度临时升至正常5倍时的系统响应，先评价现有12辆车的事故感知派车，再给出临时外援车辆配置方案。</w:t>
       </w:r>
     </w:p>
     <w:bookmarkEnd w:id="2"/>
@@ -561,7 +574,7 @@
           <w:rFonts w:hint="eastAsia" w:ascii="Times New Roman" w:hAnsi="Times New Roman" w:eastAsia="宋体"/>
           <w:sz w:val="24"/>
         </w:rPr>
-        <w:t>任务一要求在车辆总数、单车日服务上限及站点停车容量约束下覆盖全部需求。因此，应先检验系统服务能力的可行性，再进行距离与覆盖优化。容量分析表明，需求守恒约束要求12辆车和6个站点全部投入使用，站点启用与车辆配置由可行性条件唯一确定。相应的优化变量为日均140次呼叫在6个站点间的服务分配量，可用连续变量</w:t>
+        <w:t>车辆总数、单车日服务上限和站点停车容量共同决定任务一的可行域。容量分析表明，覆盖日均140次需求需要12辆车和6个站点全部投入使用，站点启用与车辆配置由此唯一确定。后续优化对象是140次日均呼叫在6个站点间的长期服务分配量，以连续变量</w:t>
       </w:r>
       <m:oMath>
         <m:sSub>
@@ -585,7 +598,7 @@
           <w:rFonts w:hint="eastAsia" w:ascii="Times New Roman" w:hAnsi="Times New Roman" w:eastAsia="宋体"/>
           <w:sz w:val="24"/>
         </w:rPr>
-        <w:t>表示其长期平均值。</w:t>
+        <w:t>表示。</w:t>
       </w:r>
     </w:p>
     <w:p>
@@ -601,7 +614,7 @@
           <w:rFonts w:hint="eastAsia" w:ascii="Times New Roman" w:hAnsi="Times New Roman" w:eastAsia="宋体"/>
           <w:sz w:val="24"/>
         </w:rPr>
-        <w:t>平均出车距离与时限覆盖率分别属于距离型指标和比例型指标，直接加权需要额外确定归一化尺度与偏好系数。相关研究表明，救护车选址中的覆盖目标与响应时间目标可能对应不同的配置结果</w:t>
+        <w:t>平均出车距离与时限覆盖率分别衡量运行效率和空间可达性，二者的量纲及优化方向不同，以覆盖率或响应时间为目标时可能得到不同的站点配置</w:t>
       </w:r>
       <w:r>
         <w:rPr>
@@ -616,7 +629,7 @@
           <w:rFonts w:hint="eastAsia" w:ascii="Times New Roman" w:hAnsi="Times New Roman" w:eastAsia="宋体"/>
           <w:sz w:val="24"/>
         </w:rPr>
-        <w:t>。据此，本文采用词典序目标：首先最小化加权出车距离，随后在距离最优解集合内提高3</w:t>
+        <w:t>。本文采用词典序目标：加权出车距离居首，在距离最优解集合内比较3</w:t>
       </w:r>
       <w:r>
         <w:rPr>
@@ -630,7 +643,7 @@
           <w:rFonts w:hint="eastAsia" w:ascii="Times New Roman" w:hAnsi="Times New Roman" w:eastAsia="宋体"/>
           <w:sz w:val="24"/>
         </w:rPr>
-        <w:t>km规划服务覆盖率，从而保证距离目标的最优性。</w:t>
+        <w:t>km规划服务覆盖率。</w:t>
       </w:r>
     </w:p>
     <w:bookmarkEnd w:id="4"/>
@@ -761,49 +774,8 @@
           <w:rFonts w:hint="eastAsia" w:ascii="Times New Roman" w:hAnsi="Times New Roman" w:eastAsia="宋体"/>
           <w:sz w:val="24"/>
         </w:rPr>
-        <w:t>任务三在任务二确定的12辆车和派车机制下研究短时需求突增，不涉及重新选址或增配车辆。事故持续时间</w:t>
-      </w:r>
-      <m:oMath>
-        <m:r>
-          <m:rPr/>
-          <m:t>H</m:t>
-        </m:r>
-      </m:oMath>
-      <w:r>
-        <w:rPr>
-          <w:rFonts w:hint="eastAsia" w:ascii="Times New Roman" w:hAnsi="Times New Roman" w:eastAsia="宋体"/>
-          <w:sz w:val="24"/>
-        </w:rPr>
-        <w:t>定义在连续区间</w:t>
-      </w:r>
-      <m:oMath>
-        <m:r>
-          <m:rPr>
-            <m:sty m:val="p"/>
-          </m:rPr>
-          <m:t>[</m:t>
-        </m:r>
-        <m:r>
-          <m:rPr/>
-          <m:t>0.5</m:t>
-        </m:r>
-        <m:r>
-          <m:rPr>
-            <m:sty m:val="p"/>
-          </m:rPr>
-          <m:t>,</m:t>
-        </m:r>
-        <m:r>
-          <m:rPr/>
-          <m:t>12</m:t>
-        </m:r>
-        <m:r>
-          <m:rPr>
-            <m:sty m:val="p"/>
-          </m:rPr>
-          <m:t>]</m:t>
-        </m:r>
-      </m:oMath>
+        <w:t>任务三以策略B和任务一确定的12辆车配置为常态基线。10个需求区域分别作为单区域事故地点，彼此构成独立情景。事故确认后，调度中心将事故区未来45</w:t>
+      </w:r>
       <w:r>
         <w:rPr>
           <w:rFonts w:ascii="Times New Roman" w:hAnsi="Times New Roman" w:eastAsia="宋体"/>
@@ -816,20 +788,21 @@
           <w:rFonts w:hint="eastAsia" w:ascii="Times New Roman" w:hAnsi="Times New Roman" w:eastAsia="宋体"/>
           <w:sz w:val="24"/>
         </w:rPr>
-        <w:t>h，有限仿真节点仅用于构造连续响应面的数值实验。由于最不利事故起点随</w:t>
-      </w:r>
-      <m:oMath>
-        <m:r>
-          <m:rPr/>
-          <m:t>H</m:t>
-        </m:r>
-      </m:oMath>
-      <w:r>
-        <w:rPr>
-          <w:rFonts w:hint="eastAsia" w:ascii="Times New Roman" w:hAnsi="Times New Roman" w:eastAsia="宋体"/>
-          <w:sz w:val="24"/>
-        </w:rPr>
-        <w:t>变化，本文对每个持续时间分别确定日内强度积分最大的窗口。</w:t>
+        <w:t>min预测强度调整为日常值的5倍，在额外行驶时间不超过2</w:t>
+      </w:r>
+      <w:r>
+        <w:rPr>
+          <w:rFonts w:ascii="Times New Roman" w:hAnsi="Times New Roman" w:eastAsia="宋体"/>
+          <w:sz w:val="24"/>
+        </w:rPr>
+        <w:t xml:space="preserve"> </w:t>
+      </w:r>
+      <w:r>
+        <w:rPr>
+          <w:rFonts w:hint="eastAsia" w:ascii="Times New Roman" w:hAnsi="Times New Roman" w:eastAsia="宋体"/>
+          <w:sz w:val="24"/>
+        </w:rPr>
+        <w:t>min的候选车辆中滚动计算事故感知评分；暂无合法空闲车辆时，呼叫按FCFS留队等待。</w:t>
       </w:r>
     </w:p>
     <w:p>
@@ -845,8 +818,49 @@
           <w:rFonts w:hint="eastAsia" w:ascii="Times New Roman" w:hAnsi="Times New Roman" w:eastAsia="宋体"/>
           <w:sz w:val="24"/>
         </w:rPr>
-        <w:t>动态调整沿用任务二的评分结构，并在事故识别后修正未来45</w:t>
-      </w:r>
+        <w:t>事故持续时间</w:t>
+      </w:r>
+      <m:oMath>
+        <m:r>
+          <m:rPr/>
+          <m:t>H</m:t>
+        </m:r>
+      </m:oMath>
+      <w:r>
+        <w:rPr>
+          <w:rFonts w:hint="eastAsia" w:ascii="Times New Roman" w:hAnsi="Times New Roman" w:eastAsia="宋体"/>
+          <w:sz w:val="24"/>
+        </w:rPr>
+        <w:t>取连续区间</w:t>
+      </w:r>
+      <m:oMath>
+        <m:r>
+          <m:rPr>
+            <m:sty m:val="p"/>
+          </m:rPr>
+          <m:t>[</m:t>
+        </m:r>
+        <m:r>
+          <m:rPr/>
+          <m:t>0.5</m:t>
+        </m:r>
+        <m:r>
+          <m:rPr>
+            <m:sty m:val="p"/>
+          </m:rPr>
+          <m:t>,</m:t>
+        </m:r>
+        <m:r>
+          <m:rPr/>
+          <m:t>12</m:t>
+        </m:r>
+        <m:r>
+          <m:rPr>
+            <m:sty m:val="p"/>
+          </m:rPr>
+          <m:t>]</m:t>
+        </m:r>
+      </m:oMath>
       <w:r>
         <w:rPr>
           <w:rFonts w:ascii="Times New Roman" w:hAnsi="Times New Roman" w:eastAsia="宋体"/>
@@ -859,7 +873,7 @@
           <w:rFonts w:hint="eastAsia" w:ascii="Times New Roman" w:hAnsi="Times New Roman" w:eastAsia="宋体"/>
           <w:sz w:val="24"/>
         </w:rPr>
-        <w:t>min的需求强度预测，以估计事故感知预测的边际作用。常态预测模式</w:t>
+        <w:t>h，有限仿真节点用于构造数值响应面。常态预测模式</w:t>
       </w:r>
       <m:oMath>
         <m:sSub>
@@ -907,20 +921,7 @@
           <w:rFonts w:hint="eastAsia" w:ascii="Times New Roman" w:hAnsi="Times New Roman" w:eastAsia="宋体"/>
           <w:sz w:val="24"/>
         </w:rPr>
-        <w:t>采用共同随机数，并在每个随机种子内计算成对差，以降低随机波动对策略比较的影响。事故区与非事故区的效果按实际呼叫数汇总，无呼叫情景保留为零权重。由于题目未给出事故持续时间分布，本文不对不同</w:t>
-      </w:r>
-      <m:oMath>
-        <m:r>
-          <m:rPr/>
-          <m:t>H</m:t>
-        </m:r>
-      </m:oMath>
-      <w:r>
-        <w:rPr>
-          <w:rFonts w:hint="eastAsia" w:ascii="Times New Roman" w:hAnsi="Times New Roman" w:eastAsia="宋体"/>
-          <w:sz w:val="24"/>
-        </w:rPr>
-        <w:t>的结果作等权汇总。</w:t>
+        <w:t>共享随机呼叫流，并在同一种子内计算成对差。现有车队的结果用于识别容量边界，随后将0～6辆临时外援配置到事故区最近的现有站点，比较响应改善、延迟罚金与边际增援价值。各持续时间独立评价，以保留持续时间条件结果。</w:t>
       </w:r>
     </w:p>
     <w:p>
@@ -1042,7 +1043,7 @@
           <w:rFonts w:hint="eastAsia" w:ascii="Times New Roman" w:hAnsi="Times New Roman" w:eastAsia="宋体"/>
           <w:sz w:val="24"/>
         </w:rPr>
-        <w:t>区域中心作为题目指定的聚合代表点，区域日均需求集中于该点计算距离；该设定用于空间近似，不限定实际呼叫位置。</w:t>
+        <w:t>区域中心作为题目指定的聚合代表点，区域日均需求集中于该点计算距离；区内呼叫位置的离散性归入空间近似误差。</w:t>
       </w:r>
     </w:p>
     <w:p>
@@ -1217,7 +1218,7 @@
           <w:rFonts w:hint="eastAsia" w:ascii="Times New Roman" w:hAnsi="Times New Roman" w:eastAsia="宋体"/>
           <w:sz w:val="24"/>
         </w:rPr>
-        <w:t>双高斯日内强度为基于日均呼叫量构造的情景设定，不属于逐时历史数据拟合结果。</w:t>
+        <w:t>双高斯日内强度根据日均呼叫量和双峰假设构造，作为日内变化的情景输入。</w:t>
       </w:r>
     </w:p>
     <w:p>
@@ -1255,7 +1256,26 @@
           <w:rFonts w:hint="eastAsia" w:ascii="Times New Roman" w:hAnsi="Times New Roman" w:eastAsia="宋体"/>
           <w:sz w:val="24"/>
         </w:rPr>
-        <w:t>任务三的评价样本为事故期到达的呼叫；事故结束时尚未派出的呼叫继续仿真至获得服务，事故后的新呼叫不纳入任务三指标。</w:t>
+        <w:t>任务三以事故期到达呼叫为评价样本；事故结束时尚未派出的呼叫继续仿真至获得服务，事故后的新呼叫归入恢复阶段。</w:t>
+      </w:r>
+    </w:p>
+    <w:p>
+      <w:pPr>
+        <w:pStyle w:val="6"/>
+        <w:numPr>
+          <w:ilvl w:val="0"/>
+          <w:numId w:val="1"/>
+        </w:numPr>
+        <w:snapToGrid w:val="0"/>
+        <w:spacing w:before="0" w:after="0" w:line="360" w:lineRule="auto"/>
+        <w:jc w:val="both"/>
+      </w:pPr>
+      <w:r>
+        <w:rPr>
+          <w:rFonts w:hint="eastAsia" w:ascii="Times New Roman" w:hAnsi="Times New Roman" w:eastAsia="宋体"/>
+          <w:sz w:val="24"/>
+        </w:rPr>
+        <w:t>临时外援在事故开始时已到达事故区最近的现有站点，到站延迟记为0；其准备时间、行驶速度、任务占用、日接单上限和任务后回站规则与普通车辆相同，临时停车不占永久站点容量。</w:t>
       </w:r>
     </w:p>
     <w:bookmarkEnd w:id="7"/>
@@ -1340,9 +1360,9 @@
         <w:tblLayout w:type="fixed"/>
         <w:tblCellMar>
           <w:top w:w="0" w:type="dxa"/>
-          <w:left w:w="10" w:type="dxa"/>
+          <w:left w:w="108" w:type="dxa"/>
           <w:bottom w:w="0" w:type="dxa"/>
-          <w:right w:w="10" w:type="dxa"/>
+          <w:right w:w="108" w:type="dxa"/>
         </w:tblCellMar>
       </w:tblPr>
       <w:tblGrid>
@@ -1362,9 +1382,9 @@
           </w:tblBorders>
           <w:tblCellMar>
             <w:top w:w="0" w:type="dxa"/>
-            <w:left w:w="10" w:type="dxa"/>
+            <w:left w:w="108" w:type="dxa"/>
             <w:bottom w:w="0" w:type="dxa"/>
-            <w:right w:w="10" w:type="dxa"/>
+            <w:right w:w="108" w:type="dxa"/>
           </w:tblCellMar>
         </w:tblPrEx>
         <w:trPr>
@@ -1459,9 +1479,9 @@
           </w:tblBorders>
           <w:tblCellMar>
             <w:top w:w="0" w:type="dxa"/>
-            <w:left w:w="10" w:type="dxa"/>
+            <w:left w:w="108" w:type="dxa"/>
             <w:bottom w:w="0" w:type="dxa"/>
-            <w:right w:w="10" w:type="dxa"/>
+            <w:right w:w="108" w:type="dxa"/>
           </w:tblCellMar>
         </w:tblPrEx>
         <w:trPr>
@@ -1551,9 +1571,9 @@
           </w:tblBorders>
           <w:tblCellMar>
             <w:top w:w="0" w:type="dxa"/>
-            <w:left w:w="10" w:type="dxa"/>
+            <w:left w:w="108" w:type="dxa"/>
             <w:bottom w:w="0" w:type="dxa"/>
-            <w:right w:w="10" w:type="dxa"/>
+            <w:right w:w="108" w:type="dxa"/>
           </w:tblCellMar>
         </w:tblPrEx>
         <w:trPr>
@@ -1657,9 +1677,9 @@
           </w:tblBorders>
           <w:tblCellMar>
             <w:top w:w="0" w:type="dxa"/>
-            <w:left w:w="10" w:type="dxa"/>
+            <w:left w:w="108" w:type="dxa"/>
             <w:bottom w:w="0" w:type="dxa"/>
-            <w:right w:w="10" w:type="dxa"/>
+            <w:right w:w="108" w:type="dxa"/>
           </w:tblCellMar>
         </w:tblPrEx>
         <w:trPr>
@@ -1776,9 +1796,9 @@
           </w:tblBorders>
           <w:tblCellMar>
             <w:top w:w="0" w:type="dxa"/>
-            <w:left w:w="10" w:type="dxa"/>
+            <w:left w:w="108" w:type="dxa"/>
             <w:bottom w:w="0" w:type="dxa"/>
-            <w:right w:w="10" w:type="dxa"/>
+            <w:right w:w="108" w:type="dxa"/>
           </w:tblCellMar>
         </w:tblPrEx>
         <w:trPr>
@@ -1895,9 +1915,9 @@
           </w:tblBorders>
           <w:tblCellMar>
             <w:top w:w="0" w:type="dxa"/>
-            <w:left w:w="10" w:type="dxa"/>
+            <w:left w:w="108" w:type="dxa"/>
             <w:bottom w:w="0" w:type="dxa"/>
-            <w:right w:w="10" w:type="dxa"/>
+            <w:right w:w="108" w:type="dxa"/>
           </w:tblCellMar>
         </w:tblPrEx>
         <w:trPr>
@@ -2022,9 +2042,9 @@
           </w:tblBorders>
           <w:tblCellMar>
             <w:top w:w="0" w:type="dxa"/>
-            <w:left w:w="10" w:type="dxa"/>
+            <w:left w:w="108" w:type="dxa"/>
             <w:bottom w:w="0" w:type="dxa"/>
-            <w:right w:w="10" w:type="dxa"/>
+            <w:right w:w="108" w:type="dxa"/>
           </w:tblCellMar>
         </w:tblPrEx>
         <w:trPr>
@@ -2122,9 +2142,9 @@
           </w:tblBorders>
           <w:tblCellMar>
             <w:top w:w="0" w:type="dxa"/>
-            <w:left w:w="10" w:type="dxa"/>
+            <w:left w:w="108" w:type="dxa"/>
             <w:bottom w:w="0" w:type="dxa"/>
-            <w:right w:w="10" w:type="dxa"/>
+            <w:right w:w="108" w:type="dxa"/>
           </w:tblCellMar>
         </w:tblPrEx>
         <w:trPr>
@@ -2265,9 +2285,9 @@
           </w:tblBorders>
           <w:tblCellMar>
             <w:top w:w="0" w:type="dxa"/>
-            <w:left w:w="10" w:type="dxa"/>
+            <w:left w:w="108" w:type="dxa"/>
             <w:bottom w:w="0" w:type="dxa"/>
-            <w:right w:w="10" w:type="dxa"/>
+            <w:right w:w="108" w:type="dxa"/>
           </w:tblCellMar>
         </w:tblPrEx>
         <w:trPr>
@@ -2394,9 +2414,9 @@
           </w:tblBorders>
           <w:tblCellMar>
             <w:top w:w="0" w:type="dxa"/>
-            <w:left w:w="10" w:type="dxa"/>
+            <w:left w:w="108" w:type="dxa"/>
             <w:bottom w:w="0" w:type="dxa"/>
-            <w:right w:w="10" w:type="dxa"/>
+            <w:right w:w="108" w:type="dxa"/>
           </w:tblCellMar>
         </w:tblPrEx>
         <w:trPr>
@@ -2530,9 +2550,9 @@
           </w:tblBorders>
           <w:tblCellMar>
             <w:top w:w="0" w:type="dxa"/>
-            <w:left w:w="10" w:type="dxa"/>
+            <w:left w:w="108" w:type="dxa"/>
             <w:bottom w:w="0" w:type="dxa"/>
-            <w:right w:w="10" w:type="dxa"/>
+            <w:right w:w="108" w:type="dxa"/>
           </w:tblCellMar>
         </w:tblPrEx>
         <w:trPr>
@@ -2622,9 +2642,9 @@
           </w:tblBorders>
           <w:tblCellMar>
             <w:top w:w="0" w:type="dxa"/>
-            <w:left w:w="10" w:type="dxa"/>
+            <w:left w:w="108" w:type="dxa"/>
             <w:bottom w:w="0" w:type="dxa"/>
-            <w:right w:w="10" w:type="dxa"/>
+            <w:right w:w="108" w:type="dxa"/>
           </w:tblCellMar>
         </w:tblPrEx>
         <w:trPr>
@@ -2738,9 +2758,9 @@
           </w:tblBorders>
           <w:tblCellMar>
             <w:top w:w="0" w:type="dxa"/>
-            <w:left w:w="10" w:type="dxa"/>
+            <w:left w:w="108" w:type="dxa"/>
             <w:bottom w:w="0" w:type="dxa"/>
-            <w:right w:w="10" w:type="dxa"/>
+            <w:right w:w="108" w:type="dxa"/>
           </w:tblCellMar>
         </w:tblPrEx>
         <w:trPr>
@@ -2859,9 +2879,9 @@
           </w:tblBorders>
           <w:tblCellMar>
             <w:top w:w="0" w:type="dxa"/>
-            <w:left w:w="10" w:type="dxa"/>
+            <w:left w:w="108" w:type="dxa"/>
             <w:bottom w:w="0" w:type="dxa"/>
-            <w:right w:w="10" w:type="dxa"/>
+            <w:right w:w="108" w:type="dxa"/>
           </w:tblCellMar>
         </w:tblPrEx>
         <w:trPr>
@@ -2973,9 +2993,9 @@
           </w:tblBorders>
           <w:tblCellMar>
             <w:top w:w="0" w:type="dxa"/>
-            <w:left w:w="10" w:type="dxa"/>
+            <w:left w:w="108" w:type="dxa"/>
             <w:bottom w:w="0" w:type="dxa"/>
-            <w:right w:w="10" w:type="dxa"/>
+            <w:right w:w="108" w:type="dxa"/>
           </w:tblCellMar>
         </w:tblPrEx>
         <w:trPr>
@@ -3042,6 +3062,284 @@
                 <w:sz w:val="20"/>
               </w:rPr>
               <w:t>h</w:t>
+            </w:r>
+          </w:p>
+        </w:tc>
+      </w:tr>
+      <w:tr>
+        <w:tblPrEx>
+          <w:tblBorders>
+            <w:top w:val="single" w:color="000000" w:sz="10" w:space="0"/>
+            <w:left w:val="none" w:color="auto" w:sz="0" w:space="0"/>
+            <w:bottom w:val="single" w:color="000000" w:sz="10" w:space="0"/>
+            <w:right w:val="none" w:color="auto" w:sz="0" w:space="0"/>
+            <w:insideH w:val="none" w:color="auto" w:sz="0" w:space="0"/>
+            <w:insideV w:val="none" w:color="auto" w:sz="0" w:space="0"/>
+          </w:tblBorders>
+          <w:tblCellMar>
+            <w:top w:w="0" w:type="dxa"/>
+            <w:left w:w="108" w:type="dxa"/>
+            <w:bottom w:w="0" w:type="dxa"/>
+            <w:right w:w="108" w:type="dxa"/>
+          </w:tblCellMar>
+        </w:tblPrEx>
+        <w:trPr>
+          <w:jc w:val="center"/>
+        </w:trPr>
+        <w:tc>
+          <w:tcPr>
+            <w:tcW w:w="1565" w:type="dxa"/>
+            <w:vAlign w:val="center"/>
+          </w:tcPr>
+          <w:p>
+            <w:pPr>
+              <w:snapToGrid w:val="0"/>
+              <w:spacing w:before="0" w:after="0" w:line="276" w:lineRule="auto"/>
+              <w:jc w:val="center"/>
+            </w:pPr>
+            <m:oMathPara>
+              <m:oMath>
+                <m:r>
+                  <m:rPr/>
+                  <m:t>m</m:t>
+                </m:r>
+                <m:r>
+                  <m:rPr>
+                    <m:sty m:val="p"/>
+                  </m:rPr>
+                  <m:t>,</m:t>
+                </m:r>
+                <m:sSub>
+                  <m:sSubPr/>
+                  <m:e>
+                    <m:r>
+                      <m:rPr/>
+                      <m:t>T</m:t>
+                    </m:r>
+                  </m:e>
+                  <m:sub>
+                    <m:r>
+                      <m:rPr/>
+                      <m:t>m</m:t>
+                    </m:r>
+                  </m:sub>
+                </m:sSub>
+                <m:r>
+                  <m:rPr>
+                    <m:sty m:val="p"/>
+                  </m:rPr>
+                  <m:t>(</m:t>
+                </m:r>
+                <m:r>
+                  <m:rPr/>
+                  <m:t>H</m:t>
+                </m:r>
+                <m:r>
+                  <m:rPr>
+                    <m:sty m:val="p"/>
+                  </m:rPr>
+                  <m:t>),</m:t>
+                </m:r>
+                <m:sSub>
+                  <m:sSubPr/>
+                  <m:e>
+                    <m:r>
+                      <m:rPr/>
+                      <m:t>P</m:t>
+                    </m:r>
+                  </m:e>
+                  <m:sub>
+                    <m:r>
+                      <m:rPr/>
+                      <m:t>m</m:t>
+                    </m:r>
+                  </m:sub>
+                </m:sSub>
+                <m:r>
+                  <m:rPr>
+                    <m:sty m:val="p"/>
+                  </m:rPr>
+                  <m:t>(</m:t>
+                </m:r>
+                <m:r>
+                  <m:rPr/>
+                  <m:t>H</m:t>
+                </m:r>
+                <m:r>
+                  <m:rPr>
+                    <m:sty m:val="p"/>
+                  </m:rPr>
+                  <m:t>)</m:t>
+                </m:r>
+              </m:oMath>
+            </m:oMathPara>
+          </w:p>
+        </w:tc>
+        <w:tc>
+          <w:tcPr>
+            <w:tcW w:w="5739" w:type="dxa"/>
+            <w:vAlign w:val="center"/>
+          </w:tcPr>
+          <w:p>
+            <w:pPr>
+              <w:snapToGrid w:val="0"/>
+              <w:spacing w:before="0" w:after="0" w:line="276" w:lineRule="auto"/>
+              <w:jc w:val="left"/>
+            </w:pPr>
+            <w:r>
+              <w:rPr>
+                <w:rFonts w:hint="eastAsia" w:ascii="Times New Roman" w:hAnsi="Times New Roman" w:eastAsia="宋体"/>
+                <w:sz w:val="20"/>
+              </w:rPr>
+              <w:t>临时外援车辆数、全市平均响应时间、事故窗口延迟罚金</w:t>
+            </w:r>
+          </w:p>
+        </w:tc>
+        <w:tc>
+          <w:tcPr>
+            <w:tcW w:w="1566" w:type="dxa"/>
+            <w:vAlign w:val="center"/>
+          </w:tcPr>
+          <w:p>
+            <w:pPr>
+              <w:snapToGrid w:val="0"/>
+              <w:spacing w:before="0" w:after="0" w:line="276" w:lineRule="auto"/>
+              <w:jc w:val="center"/>
+            </w:pPr>
+            <w:r>
+              <w:rPr>
+                <w:rFonts w:hint="eastAsia" w:ascii="Times New Roman" w:hAnsi="Times New Roman" w:eastAsia="宋体"/>
+                <w:sz w:val="20"/>
+              </w:rPr>
+              <w:t>辆，min，元</w:t>
+            </w:r>
+          </w:p>
+        </w:tc>
+      </w:tr>
+      <w:tr>
+        <w:tblPrEx>
+          <w:tblBorders>
+            <w:top w:val="single" w:color="000000" w:sz="10" w:space="0"/>
+            <w:left w:val="none" w:color="auto" w:sz="0" w:space="0"/>
+            <w:bottom w:val="single" w:color="000000" w:sz="10" w:space="0"/>
+            <w:right w:val="none" w:color="auto" w:sz="0" w:space="0"/>
+            <w:insideH w:val="none" w:color="auto" w:sz="0" w:space="0"/>
+            <w:insideV w:val="none" w:color="auto" w:sz="0" w:space="0"/>
+          </w:tblBorders>
+          <w:tblCellMar>
+            <w:top w:w="0" w:type="dxa"/>
+            <w:left w:w="108" w:type="dxa"/>
+            <w:bottom w:w="0" w:type="dxa"/>
+            <w:right w:w="108" w:type="dxa"/>
+          </w:tblCellMar>
+        </w:tblPrEx>
+        <w:trPr>
+          <w:jc w:val="center"/>
+        </w:trPr>
+        <w:tc>
+          <w:tcPr>
+            <w:tcW w:w="1565" w:type="dxa"/>
+            <w:vAlign w:val="center"/>
+          </w:tcPr>
+          <w:p>
+            <w:pPr>
+              <w:snapToGrid w:val="0"/>
+              <w:spacing w:before="0" w:after="0" w:line="276" w:lineRule="auto"/>
+              <w:jc w:val="center"/>
+            </w:pPr>
+            <m:oMathPara>
+              <m:oMath>
+                <m:r>
+                  <m:rPr>
+                    <m:sty m:val="p"/>
+                  </m:rPr>
+                  <m:t>Δ</m:t>
+                </m:r>
+                <m:sSub>
+                  <m:sSubPr/>
+                  <m:e>
+                    <m:r>
+                      <m:rPr/>
+                      <m:t>P</m:t>
+                    </m:r>
+                  </m:e>
+                  <m:sub>
+                    <m:r>
+                      <m:rPr/>
+                      <m:t>m</m:t>
+                    </m:r>
+                  </m:sub>
+                </m:sSub>
+                <m:r>
+                  <m:rPr>
+                    <m:sty m:val="p"/>
+                  </m:rPr>
+                  <m:t>(</m:t>
+                </m:r>
+                <m:r>
+                  <m:rPr/>
+                  <m:t>H</m:t>
+                </m:r>
+                <m:r>
+                  <m:rPr>
+                    <m:sty m:val="p"/>
+                  </m:rPr>
+                  <m:t>)</m:t>
+                </m:r>
+              </m:oMath>
+            </m:oMathPara>
+          </w:p>
+        </w:tc>
+        <w:tc>
+          <w:tcPr>
+            <w:tcW w:w="5739" w:type="dxa"/>
+            <w:vAlign w:val="center"/>
+          </w:tcPr>
+          <w:p>
+            <w:pPr>
+              <w:snapToGrid w:val="0"/>
+              <w:spacing w:before="0" w:after="0" w:line="276" w:lineRule="auto"/>
+              <w:jc w:val="left"/>
+            </w:pPr>
+            <w:r>
+              <w:rPr>
+                <w:rFonts w:hint="eastAsia" w:ascii="Times New Roman" w:hAnsi="Times New Roman" w:eastAsia="宋体"/>
+                <w:sz w:val="20"/>
+              </w:rPr>
+              <w:t>新增第</w:t>
+            </w:r>
+            <m:oMath>
+              <m:r>
+                <m:rPr/>
+                <m:t>m</m:t>
+              </m:r>
+            </m:oMath>
+            <w:r>
+              <w:rPr>
+                <w:rFonts w:hint="eastAsia" w:ascii="Times New Roman" w:hAnsi="Times New Roman" w:eastAsia="宋体"/>
+                <w:sz w:val="20"/>
+              </w:rPr>
+              <w:t>辆外援所避免的延迟罚金</w:t>
+            </w:r>
+          </w:p>
+        </w:tc>
+        <w:tc>
+          <w:tcPr>
+            <w:tcW w:w="1566" w:type="dxa"/>
+            <w:vAlign w:val="center"/>
+          </w:tcPr>
+          <w:p>
+            <w:pPr>
+              <w:snapToGrid w:val="0"/>
+              <w:spacing w:before="0" w:after="0" w:line="276" w:lineRule="auto"/>
+              <w:jc w:val="center"/>
+            </w:pPr>
+            <w:r>
+              <w:rPr>
+                <w:rFonts w:hint="eastAsia" w:ascii="Times New Roman" w:hAnsi="Times New Roman" w:eastAsia="宋体"/>
+                <w:sz w:val="20"/>
+              </w:rPr>
+              <w:t>元/辆·事故情景</w:t>
             </w:r>
           </w:p>
         </w:tc>
@@ -8203,7 +8501,7 @@
           <w:rFonts w:hint="eastAsia" w:ascii="Times New Roman" w:hAnsi="Times New Roman" w:eastAsia="宋体"/>
           <w:sz w:val="24"/>
         </w:rPr>
-        <w:t>km。若暂不考虑车辆忙碌与排队，据此得到的静态平均响应下界为4.255426</w:t>
+        <w:t>km。运输分配对应的静态平均响应下界为4.255426</w:t>
       </w:r>
       <w:r>
         <w:rPr>
@@ -8217,7 +8515,21 @@
           <w:rFonts w:hint="eastAsia" w:ascii="Times New Roman" w:hAnsi="Times New Roman" w:eastAsia="宋体"/>
           <w:sz w:val="24"/>
         </w:rPr>
-        <w:t>min；该值与任务二基于逐呼叫仿真的平均响应时间含义不同。</w:t>
+        <w:t>min，其中包含3</w:t>
+      </w:r>
+      <w:r>
+        <w:rPr>
+          <w:rFonts w:ascii="Times New Roman" w:hAnsi="Times New Roman" w:eastAsia="宋体"/>
+          <w:sz w:val="24"/>
+        </w:rPr>
+        <w:t xml:space="preserve"> </w:t>
+      </w:r>
+      <w:r>
+        <w:rPr>
+          <w:rFonts w:hint="eastAsia" w:ascii="Times New Roman" w:hAnsi="Times New Roman" w:eastAsia="宋体"/>
+          <w:sz w:val="24"/>
+        </w:rPr>
+        <w:t>min准备时间和名义行驶时间。</w:t>
       </w:r>
     </w:p>
     <w:bookmarkEnd w:id="15"/>
@@ -8288,7 +8600,7 @@
           <w:rFonts w:hint="eastAsia" w:ascii="Times New Roman" w:hAnsi="Times New Roman" w:eastAsia="宋体"/>
           <w:sz w:val="24"/>
         </w:rPr>
-        <w:t>km规划服务覆盖率为86.429%。该指标同时考虑空间距离、站点容量和最终服务分配，是任务一方案的主要覆盖评价指标。若仅检查3</w:t>
+        <w:t>km规划服务覆盖率为86.429%。该指标同时考虑空间距离、站点容量和最终服务分配，是任务一方案的主要覆盖评价指标。仅按站点距离考察时，3</w:t>
       </w:r>
       <w:r>
         <w:rPr>
@@ -8302,7 +8614,7 @@
           <w:rFonts w:hint="eastAsia" w:ascii="Times New Roman" w:hAnsi="Times New Roman" w:eastAsia="宋体"/>
           <w:sz w:val="24"/>
         </w:rPr>
-        <w:t>km内是否存在候选站点而忽略容量与实际分配，则潜在覆盖率为97.143%，说明未实现覆盖主要来自容量约束下的跨站分流。</w:t>
+        <w:t>km内可达比例为97.143%；规划覆盖率较低的部分来自容量约束下的跨站分流。</w:t>
       </w:r>
     </w:p>
     <w:p>
@@ -9746,7 +10058,7 @@
           <w:rFonts w:hint="eastAsia" w:ascii="Times New Roman" w:hAnsi="Times New Roman" w:eastAsia="宋体"/>
           <w:sz w:val="24"/>
         </w:rPr>
-        <w:t>h密度与小时概率。该强度曲线用于描述缺少逐时数据条件下的日内变化情景，不属于历史数据拟合结果。</w:t>
+        <w:t>h密度与小时概率。这组参数用于构造日内变化情景，实际应用时可由逐时呼叫记录重新估计。</w:t>
       </w:r>
     </w:p>
     <w:p>
@@ -10251,7 +10563,7 @@
           <w:rFonts w:hint="eastAsia" w:ascii="Times New Roman" w:hAnsi="Times New Roman" w:eastAsia="宋体"/>
           <w:sz w:val="24"/>
         </w:rPr>
-        <w:t>策略A采用全局就近派车。对FCFS队首呼叫，在当前空闲且接单后不超过每日12次上限的车辆中，选择所属站点距呼叫区域最近的车辆。同距离时，依次选择当日接单数较少、站点编号较小和车辆编号较小者。该策略允许跨站支援，车辆完成任务后仍返回所属站点。策略A只考虑当前呼叫的距离，是后续两种保护策略的比较基准。</w:t>
+        <w:t>策略A采用全局就近派车。对FCFS队首呼叫，在当前空闲且接单后不超过每日12次上限的车辆中，选择所属站点距呼叫区域最近的车辆。同距离时，依次选择当日接单数较少、站点编号较小和车辆编号较小者。该策略允许跨站支援，车辆完成任务后仍返回所属站点。其派车依据是当前呼叫的行驶距离，作为后续两种保护策略的比较基准。</w:t>
       </w:r>
     </w:p>
     <w:bookmarkEnd w:id="20"/>
@@ -11050,7 +11362,7 @@
           <w:rFonts w:hint="eastAsia" w:ascii="Times New Roman" w:hAnsi="Times New Roman" w:eastAsia="宋体"/>
           <w:sz w:val="24"/>
         </w:rPr>
-        <w:t>min的覆盖损失和车辆当日负荷。策略B先用</w:t>
+        <w:t>min的覆盖损失和车辆当日负荷。阈值</w:t>
       </w:r>
       <m:oMath>
         <m:r>
@@ -11063,7 +11375,7 @@
           <w:rFonts w:hint="eastAsia" w:ascii="Times New Roman" w:hAnsi="Times New Roman" w:eastAsia="宋体"/>
           <w:sz w:val="24"/>
         </w:rPr>
-        <w:t>控制当前呼叫可接受的额外延迟，再从候选车辆中选择</w:t>
+        <w:t>限定当前呼叫可接受的额外延迟，满足阈值的候选车辆按</w:t>
       </w:r>
       <m:oMath>
         <m:sSub>
@@ -11087,7 +11399,7 @@
           <w:rFonts w:hint="eastAsia" w:ascii="Times New Roman" w:hAnsi="Times New Roman" w:eastAsia="宋体"/>
           <w:sz w:val="24"/>
         </w:rPr>
-        <w:t>最小者，使当前响应和未来保障共同进入决策。粗网格搜索</w:t>
+        <w:t>最小原则派出，使当前响应和未来保障共同进入决策。参数筛选在</w:t>
       </w:r>
       <m:oMath>
         <m:r>
@@ -11215,7 +11527,7 @@
           <w:rFonts w:hint="eastAsia" w:ascii="Times New Roman" w:hAnsi="Times New Roman" w:eastAsia="宋体"/>
           <w:sz w:val="24"/>
         </w:rPr>
-        <w:t>，再在优胜区域细化，最终选取</w:t>
+        <w:t>上进行粗网格搜索，并在优胜区域细化，最终选取</w:t>
       </w:r>
       <m:oMath>
         <m:r>
@@ -11487,7 +11799,7 @@
           <w:rFonts w:hint="eastAsia" w:ascii="Times New Roman" w:hAnsi="Times New Roman" w:eastAsia="宋体"/>
           <w:sz w:val="24"/>
         </w:rPr>
-        <w:t>。为保证每站至少保留一辆常规车，各站备用数可从0取至本站配车数减1，并排除全零配置，共得到47种非零备用向量。再令释放阈值</w:t>
+        <w:t>。为保证每站至少保留一辆常规车，各站备用数取0至本站配车数减1，并排除全零配置，共得到47种非零备用向量。释放阈值</w:t>
       </w:r>
       <m:oMath>
         <m:r>
@@ -11500,7 +11812,7 @@
           <w:rFonts w:hint="eastAsia" w:ascii="Times New Roman" w:hAnsi="Times New Roman" w:eastAsia="宋体"/>
           <w:sz w:val="24"/>
         </w:rPr>
-        <w:t>从4、5、6、7、8</w:t>
+        <w:t>取4、5、6、7、8</w:t>
       </w:r>
       <w:r>
         <w:rPr>
@@ -11514,7 +11826,7 @@
           <w:rFonts w:hint="eastAsia" w:ascii="Times New Roman" w:hAnsi="Times New Roman" w:eastAsia="宋体"/>
           <w:sz w:val="24"/>
         </w:rPr>
-        <w:t>min中取值，共形成235个候选方案。</w:t>
+        <w:t>min，与备用向量组合后形成235个候选方案。</w:t>
       </w:r>
     </w:p>
     <w:p>
@@ -11530,7 +11842,7 @@
           <w:rFonts w:hint="eastAsia" w:ascii="Times New Roman" w:hAnsi="Times New Roman" w:eastAsia="宋体"/>
           <w:sz w:val="24"/>
         </w:rPr>
-        <w:t>对FCFS队首呼叫，系统先估计最快常规车辆的完整响应时间</w:t>
+        <w:t>对FCFS队首呼叫，系统分别估计最快常规车辆的完整响应时间</w:t>
       </w:r>
       <m:oMath>
         <m:sSubSup>
@@ -11567,21 +11879,7 @@
           <w:rFonts w:hint="eastAsia" w:ascii="Times New Roman" w:hAnsi="Times New Roman" w:eastAsia="宋体"/>
           <w:sz w:val="24"/>
         </w:rPr>
-        <w:t>，其中已经计入呼叫现有等待、车辆剩余忙碌时间、3</w:t>
-      </w:r>
-      <w:r>
-        <w:rPr>
-          <w:rFonts w:ascii="Times New Roman" w:hAnsi="Times New Roman" w:eastAsia="宋体"/>
-          <w:sz w:val="24"/>
-        </w:rPr>
-        <w:t xml:space="preserve"> </w:t>
-      </w:r>
-      <w:r>
-        <w:rPr>
-          <w:rFonts w:hint="eastAsia" w:ascii="Times New Roman" w:hAnsi="Times New Roman" w:eastAsia="宋体"/>
-          <w:sz w:val="24"/>
-        </w:rPr>
-        <w:t>min准备、行驶时间和每日12次上限；同时计算当前最快合法备用车辆的响应时间</w:t>
+        <w:t>和最快合法备用车辆的响应时间</w:t>
       </w:r>
       <m:oMath>
         <m:sSubSup>
@@ -11611,7 +11909,21 @@
           <w:rFonts w:hint="eastAsia" w:ascii="Times New Roman" w:hAnsi="Times New Roman" w:eastAsia="宋体"/>
           <w:sz w:val="24"/>
         </w:rPr>
-        <w:t>。只有满足</w:t>
+        <w:t>。前者计入呼叫现有等待、车辆剩余忙碌时间、3</w:t>
+      </w:r>
+      <w:r>
+        <w:rPr>
+          <w:rFonts w:ascii="Times New Roman" w:hAnsi="Times New Roman" w:eastAsia="宋体"/>
+          <w:sz w:val="24"/>
+        </w:rPr>
+        <w:t xml:space="preserve"> </w:t>
+      </w:r>
+      <w:r>
+        <w:rPr>
+          <w:rFonts w:hint="eastAsia" w:ascii="Times New Roman" w:hAnsi="Times New Roman" w:eastAsia="宋体"/>
+          <w:sz w:val="24"/>
+        </w:rPr>
+        <w:t>min准备、行驶时间和每日12次上限。只有满足</w:t>
       </w:r>
     </w:p>
     <w:p>
@@ -11763,7 +12075,7 @@
           <w:rFonts w:hint="eastAsia" w:ascii="Times New Roman" w:hAnsi="Times New Roman" w:eastAsia="宋体"/>
           <w:sz w:val="24"/>
         </w:rPr>
-        <w:t>235个候选先使用3个共同随机数复制进行筛选，并按严格词典序依次比较相对A的平均响应时间差、4分钟内到达率、P95响应时间和区域平均响应时间极差：只有当前一指标完全相同时，才使用后一指标破同序。该排序首先保证平均响应时间表现，再依次比较时限到达、尾部风险和区域公平性。候选筛选结果见图5，其中每一点代表一个备用向量与阈值组合，横轴为相对A的平均响应时间差，纵轴为4分钟内到达率，零差虚线表示与A平均响应时间相同。绿色标记为最终进入样本外评价的候选。</w:t>
+        <w:t>235个候选使用3个共享呼叫流的复制进行筛选。排序采用严格词典序，平均响应时间差为第一指标；前一指标相同时，再依次比较4分钟内到达率、P95响应时间和区域平均响应时间极差。图5中每个点对应一个备用向量与释放阈值，横轴为相对A的平均响应时间差，纵轴为4分钟内到达率。零差虚线表示两者平均响应时间相同，绿色点为进入样本外评价的候选。</w:t>
       </w:r>
     </w:p>
     <w:p>
@@ -12378,7 +12690,91 @@
           <w:rFonts w:hint="eastAsia" w:ascii="Times New Roman" w:hAnsi="Times New Roman" w:eastAsia="宋体"/>
           <w:sz w:val="24"/>
         </w:rPr>
-        <w:t>为便于比较各指标的变化幅度，从效率、尾部风险、排队、时限保障、区域公平和经济成本六个方面，选取平均响应时间、P95响应时间、平均等待时间、4分钟内到达率、区域平均响应时间极差和平均单次延迟成本作为核心指标。平均响应时间、P95响应时间、平均等待时间、区域平均响应时间极差和平均单次延迟成本按A的均值减去待评策略均值后除以A的均值；4分钟内到达率按待评策略均值减去A的均值后除以A的均值。由此，正值统一表示优化，负值表示该指标相对A有所下降。误差线由30个复制内的同向优化量计算，表示95%置信区间；区间跨越0时，现有复制尚不足以判定该指标稳定改善。各维度只保留一项代表性指标，保持图中各条形的现实含义清晰。</w:t>
+        <w:t>多指标比较覆盖效率、尾部风险、排队、时限保障、区域公平和经济成本，分别选取平均响应时间、P95响应时间、平均等待时间、4分钟内到达率、区域平均响应时间极差和平均单次延迟成本。时间、差异和成本类指标采用</w:t>
+      </w:r>
+      <m:oMath>
+        <m:r>
+          <m:rPr>
+            <m:sty m:val="p"/>
+          </m:rPr>
+          <m:t>(</m:t>
+        </m:r>
+        <m:r>
+          <m:rPr/>
+          <m:t>A</m:t>
+        </m:r>
+        <m:r>
+          <m:rPr>
+            <m:sty m:val="p"/>
+          </m:rPr>
+          <m:t>−</m:t>
+        </m:r>
+        <m:r>
+          <m:rPr>
+            <m:nor/>
+            <m:sty m:val="p"/>
+          </m:rPr>
+          <m:t>待评策略</m:t>
+        </m:r>
+        <m:r>
+          <m:rPr>
+            <m:sty m:val="p"/>
+          </m:rPr>
+          <m:t>)/</m:t>
+        </m:r>
+        <m:r>
+          <m:rPr/>
+          <m:t>A</m:t>
+        </m:r>
+      </m:oMath>
+      <w:r>
+        <w:rPr>
+          <w:rFonts w:hint="eastAsia" w:ascii="Times New Roman" w:hAnsi="Times New Roman" w:eastAsia="宋体"/>
+          <w:sz w:val="24"/>
+        </w:rPr>
+        <w:t>，4分钟内到达率采用</w:t>
+      </w:r>
+      <m:oMath>
+        <m:r>
+          <m:rPr>
+            <m:sty m:val="p"/>
+          </m:rPr>
+          <m:t>(</m:t>
+        </m:r>
+        <m:r>
+          <m:rPr>
+            <m:nor/>
+            <m:sty m:val="p"/>
+          </m:rPr>
+          <m:t>待评策略</m:t>
+        </m:r>
+        <m:r>
+          <m:rPr>
+            <m:sty m:val="p"/>
+          </m:rPr>
+          <m:t>−</m:t>
+        </m:r>
+        <m:r>
+          <m:rPr/>
+          <m:t>A</m:t>
+        </m:r>
+        <m:r>
+          <m:rPr>
+            <m:sty m:val="p"/>
+          </m:rPr>
+          <m:t>)/</m:t>
+        </m:r>
+        <m:r>
+          <m:rPr/>
+          <m:t>A</m:t>
+        </m:r>
+      </m:oMath>
+      <w:r>
+        <w:rPr>
+          <w:rFonts w:hint="eastAsia" w:ascii="Times New Roman" w:hAnsi="Times New Roman" w:eastAsia="宋体"/>
+          <w:sz w:val="24"/>
+        </w:rPr>
+        <w:t>，因而正值均表示改善。误差线为30个复制内同向优化量的95%置信区间；区间跨越0表示改善方向尚不稳定。</w:t>
       </w:r>
     </w:p>
     <w:p>
@@ -15179,7 +15575,7 @@
           <w:rFonts w:hint="eastAsia" w:ascii="Times New Roman" w:hAnsi="Times New Roman" w:eastAsia="宋体"/>
           <w:sz w:val="24"/>
         </w:rPr>
-        <w:t>min，小于0，说明在本次30个样本外复制中，所选C方案的平均响应时间未出现相对A的退化。</w:t>
+        <w:t>min，支持C的总体平均响应时间低于A。</w:t>
       </w:r>
     </w:p>
     <w:p>
@@ -15294,7 +15690,7 @@
           <w:rFonts w:hint="eastAsia" w:ascii="Times New Roman" w:hAnsi="Times New Roman" w:eastAsia="宋体"/>
           <w:sz w:val="24"/>
         </w:rPr>
-        <w:t>相较于策略A，策略B使平均响应时间降低4.83%、P95响应时间降低9.95%、平均等待时间降低45.11%，平均单次延迟成本和日均延迟总成本分别减少50.64元/次和7089.22元/日，同时减小区域平均响应时间极差。因此，策略B被选为日常主方案。时空随机需求下的车辆配置与调度适合采用仿真优化框架进行比较</w:t>
+        <w:t>相较于策略A，策略B使平均响应时间降低4.83%、P95响应时间降低9.95%、平均等待时间降低45.11%，平均单次延迟成本和日均延迟总成本分别减少50.64元/次和7089.22元/日，同时减小区域平均响应时间极差。因此，策略B被选为日常主方案。时空随机需求下的车辆配置与调度可通过仿真优化框架比较</w:t>
       </w:r>
       <w:r>
         <w:rPr>
@@ -15309,7 +15705,7 @@
           <w:rFonts w:hint="eastAsia" w:ascii="Times New Roman" w:hAnsi="Times New Roman" w:eastAsia="宋体"/>
           <w:sz w:val="24"/>
         </w:rPr>
-        <w:t>，本文的输入和约束均由题目条件确定。</w:t>
+        <w:t>。本研究的车辆数量、服务能力和任务占用取自题目条件，日内强度与策略参数分别按6.1节的情景设定和6.4节的筛选结果取值。</w:t>
       </w:r>
     </w:p>
     <w:p>
@@ -16020,14 +16416,14 @@
         <w:ind w:firstLine="0"/>
         <w:jc w:val="center"/>
       </w:pPr>
-      <w:bookmarkStart w:id="27" w:name="七任务三连续事故时长下的动态应急响应"/>
+      <w:bookmarkStart w:id="27" w:name="七任务三连续事故时长下的应急调度与效果评估"/>
       <w:r>
         <w:rPr>
           <w:rFonts w:hint="eastAsia" w:ascii="Times New Roman" w:hAnsi="Times New Roman" w:eastAsia="黑体"/>
           <w:b/>
           <w:sz w:val="28"/>
         </w:rPr>
-        <w:t>七、任务三：连续事故时长下的动态应急响应</w:t>
+        <w:t>七、任务三：连续事故时长下的应急调度与效果评估</w:t>
       </w:r>
     </w:p>
     <w:p>
@@ -16069,20 +16465,7 @@
           <w:rFonts w:hint="eastAsia" w:ascii="Times New Roman" w:hAnsi="Times New Roman" w:eastAsia="宋体"/>
           <w:sz w:val="24"/>
         </w:rPr>
-        <w:t>任务三同时研究事故区域和事故持续时间。事故区域</w:t>
-      </w:r>
-      <m:oMath>
-        <m:r>
-          <m:rPr/>
-          <m:t>k</m:t>
-        </m:r>
-      </m:oMath>
-      <w:r>
-        <w:rPr>
-          <w:rFonts w:hint="eastAsia" w:ascii="Times New Roman" w:hAnsi="Times New Roman" w:eastAsia="宋体"/>
-          <w:sz w:val="24"/>
-        </w:rPr>
-        <w:t>遍历全部10个需求区，持续时间</w:t>
+        <w:t>任务三将10个需求区域依次设为事故区，每次仿真只发生一个单区域事故，因此得到10类相互独立的空间情景。事故持续时间</w:t>
       </w:r>
       <m:oMath>
         <m:r>
@@ -16095,64 +16478,50 @@
           <w:rFonts w:hint="eastAsia" w:ascii="Times New Roman" w:hAnsi="Times New Roman" w:eastAsia="宋体"/>
           <w:sz w:val="24"/>
         </w:rPr>
-        <w:t>取连续区间</w:t>
-      </w:r>
-    </w:p>
-    <w:p>
-      <w:pPr>
-        <w:pStyle w:val="6"/>
-        <w:snapToGrid w:val="0"/>
-        <w:spacing w:before="0" w:after="0" w:line="360" w:lineRule="auto"/>
-        <w:ind w:firstLine="0"/>
-        <w:jc w:val="center"/>
-      </w:pPr>
-      <m:oMathPara>
-        <m:oMathParaPr>
-          <m:jc m:val="center"/>
-        </m:oMathParaPr>
-        <m:oMath>
-          <m:r>
-            <m:rPr/>
-            <m:t>H</m:t>
-          </m:r>
-          <m:r>
-            <m:rPr>
-              <m:sty m:val="p"/>
-            </m:rPr>
-            <m:t>∈[</m:t>
-          </m:r>
-          <m:r>
-            <m:rPr/>
-            <m:t>0.5</m:t>
-          </m:r>
-          <m:r>
-            <m:rPr>
-              <m:sty m:val="p"/>
-            </m:rPr>
-            <m:t>,</m:t>
-          </m:r>
-          <m:r>
-            <m:rPr/>
-            <m:t>12</m:t>
-          </m:r>
-          <m:r>
-            <m:rPr>
-              <m:sty m:val="p"/>
-            </m:rPr>
-            <m:t>]</m:t>
-          </m:r>
-          <m:r>
-            <m:rPr/>
-            <m:t> </m:t>
-          </m:r>
-          <m:r>
-            <m:rPr>
-              <m:sty m:val="p"/>
-            </m:rPr>
-            <m:t>h.</m:t>
-          </m:r>
-        </m:oMath>
-      </m:oMathPara>
+        <w:t>在</w:t>
+      </w:r>
+      <m:oMath>
+        <m:r>
+          <m:rPr>
+            <m:sty m:val="p"/>
+          </m:rPr>
+          <m:t>[</m:t>
+        </m:r>
+        <m:r>
+          <m:rPr/>
+          <m:t>0.5</m:t>
+        </m:r>
+        <m:r>
+          <m:rPr>
+            <m:sty m:val="p"/>
+          </m:rPr>
+          <m:t>,</m:t>
+        </m:r>
+        <m:r>
+          <m:rPr/>
+          <m:t>12</m:t>
+        </m:r>
+        <m:r>
+          <m:rPr>
+            <m:sty m:val="p"/>
+          </m:rPr>
+          <m:t>]</m:t>
+        </m:r>
+      </m:oMath>
+      <w:r>
+        <w:rPr>
+          <w:rFonts w:ascii="Times New Roman" w:hAnsi="Times New Roman" w:eastAsia="宋体"/>
+          <w:sz w:val="24"/>
+        </w:rPr>
+        <w:t xml:space="preserve"> </w:t>
+      </w:r>
+      <w:r>
+        <w:rPr>
+          <w:rFonts w:hint="eastAsia" w:ascii="Times New Roman" w:hAnsi="Times New Roman" w:eastAsia="宋体"/>
+          <w:sz w:val="24"/>
+        </w:rPr>
+        <w:t>h内连续变化，其他9个区域始终保持日常强度。</w:t>
+      </w:r>
     </w:p>
     <w:p>
       <w:pPr>
@@ -16167,187 +16536,8 @@
           <w:rFonts w:hint="eastAsia" w:ascii="Times New Roman" w:hAnsi="Times New Roman" w:eastAsia="宋体"/>
           <w:sz w:val="24"/>
         </w:rPr>
-        <w:t>事故期间区域</w:t>
-      </w:r>
-      <m:oMath>
-        <m:r>
-          <m:rPr/>
-          <m:t>k</m:t>
-        </m:r>
-      </m:oMath>
-      <w:r>
-        <w:rPr>
-          <w:rFonts w:hint="eastAsia" w:ascii="Times New Roman" w:hAnsi="Times New Roman" w:eastAsia="宋体"/>
-          <w:sz w:val="24"/>
-        </w:rPr>
-        <w:t>的总强度升至正常值5倍。仿真保留任务二的日常呼叫流，并额外叠加4倍日常强度的独立NHPP增量，使日常背景和事故新增需求能够分别追踪：</w:t>
-      </w:r>
-    </w:p>
-    <w:p>
-      <w:pPr>
-        <w:pStyle w:val="6"/>
-        <w:snapToGrid w:val="0"/>
-        <w:spacing w:before="0" w:after="0" w:line="360" w:lineRule="auto"/>
-        <w:ind w:firstLine="0"/>
-        <w:jc w:val="center"/>
-      </w:pPr>
-      <m:oMathPara>
-        <m:oMathParaPr>
-          <m:jc m:val="center"/>
-        </m:oMathParaPr>
-        <m:oMath>
-          <m:sSubSup>
-            <m:sSubSupPr/>
-            <m:e>
-              <m:r>
-                <m:rPr/>
-                <m:t>λ</m:t>
-              </m:r>
-            </m:e>
-            <m:sub>
-              <m:r>
-                <m:rPr/>
-                <m:t>k</m:t>
-              </m:r>
-            </m:sub>
-            <m:sup>
-              <m:r>
-                <m:rPr>
-                  <m:sty m:val="p"/>
-                </m:rPr>
-                <m:t>extra</m:t>
-              </m:r>
-            </m:sup>
-          </m:sSubSup>
-          <m:r>
-            <m:rPr>
-              <m:sty m:val="p"/>
-            </m:rPr>
-            <m:t>(</m:t>
-          </m:r>
-          <m:r>
-            <m:rPr/>
-            <m:t>t</m:t>
-          </m:r>
-          <m:r>
-            <m:rPr>
-              <m:sty m:val="p"/>
-            </m:rPr>
-            <m:t>)=</m:t>
-          </m:r>
-          <m:r>
-            <m:rPr/>
-            <m:t>4</m:t>
-          </m:r>
-          <m:sSub>
-            <m:sSubPr/>
-            <m:e>
-              <m:r>
-                <m:rPr/>
-                <m:t>q</m:t>
-              </m:r>
-            </m:e>
-            <m:sub>
-              <m:r>
-                <m:rPr/>
-                <m:t>k</m:t>
-              </m:r>
-            </m:sub>
-          </m:sSub>
-          <m:r>
-            <m:rPr/>
-            <m:t>f</m:t>
-          </m:r>
-          <m:r>
-            <m:rPr>
-              <m:sty m:val="p"/>
-            </m:rPr>
-            <m:t>(</m:t>
-          </m:r>
-          <m:r>
-            <m:rPr/>
-            <m:t>t</m:t>
-          </m:r>
-          <m:r>
-            <m:rPr>
-              <m:sty m:val="p"/>
-            </m:rPr>
-            <m:t>%</m:t>
-          </m:r>
-          <m:r>
-            <m:rPr/>
-            <m:t>24</m:t>
-          </m:r>
-          <m:r>
-            <m:rPr>
-              <m:sty m:val="p"/>
-            </m:rPr>
-            <m:t>),</m:t>
-          </m:r>
-          <m:r>
-            <m:rPr/>
-            <m:t>  t</m:t>
-          </m:r>
-          <m:r>
-            <m:rPr>
-              <m:sty m:val="p"/>
-            </m:rPr>
-            <m:t>∈[</m:t>
-          </m:r>
-          <m:sSub>
-            <m:sSubPr/>
-            <m:e>
-              <m:r>
-                <m:rPr/>
-                <m:t>t</m:t>
-              </m:r>
-            </m:e>
-            <m:sub>
-              <m:r>
-                <m:rPr/>
-                <m:t>0</m:t>
-              </m:r>
-            </m:sub>
-          </m:sSub>
-          <m:r>
-            <m:rPr>
-              <m:sty m:val="p"/>
-            </m:rPr>
-            <m:t>,</m:t>
-          </m:r>
-          <m:sSub>
-            <m:sSubPr/>
-            <m:e>
-              <m:r>
-                <m:rPr/>
-                <m:t>t</m:t>
-              </m:r>
-            </m:e>
-            <m:sub>
-              <m:r>
-                <m:rPr/>
-                <m:t>0</m:t>
-              </m:r>
-            </m:sub>
-          </m:sSub>
-          <m:r>
-            <m:rPr>
-              <m:sty m:val="p"/>
-            </m:rPr>
-            <m:t>+</m:t>
-          </m:r>
-          <m:r>
-            <m:rPr/>
-            <m:t>H</m:t>
-          </m:r>
-          <m:r>
-            <m:rPr>
-              <m:sty m:val="p"/>
-            </m:rPr>
-            <m:t>),</m:t>
-          </m:r>
-        </m:oMath>
-      </m:oMathPara>
+        <w:t>事故期间，事故区总呼叫强度升至日常值的5倍。实现时保留任务二的日常呼叫流，并在事故窗口内叠加4倍日常强度的独立NHPP增量。该构造使事故区总强度达到题设水平，并支持不同调度方案复用相同的日常背景和事故新增呼叫。</w:t>
+      </w:r>
     </w:p>
     <w:p>
       <w:pPr>
@@ -16362,7 +16552,7 @@
           <w:rFonts w:hint="eastAsia" w:ascii="Times New Roman" w:hAnsi="Times New Roman" w:eastAsia="宋体"/>
           <w:sz w:val="24"/>
         </w:rPr>
-        <w:t>其他区域不增加强度。同一持续时长若落在呼叫低谷或高峰，对系统造成的压力并不相同。为构造保守的应急压力测试，本文对每个</w:t>
+        <w:t>同一持续时长落在日内低谷或高峰时，系统压力存在差异。本文对每个</w:t>
       </w:r>
       <m:oMath>
         <m:r>
@@ -16375,198 +16565,36 @@
           <w:rFonts w:hint="eastAsia" w:ascii="Times New Roman" w:hAnsi="Times New Roman" w:eastAsia="宋体"/>
           <w:sz w:val="24"/>
         </w:rPr>
-        <w:t>分别搜索日内累计呼叫概率最大的连续窗口，并将其起点定义为</w:t>
-      </w:r>
-    </w:p>
-    <w:p>
-      <w:pPr>
-        <w:pStyle w:val="6"/>
-        <w:snapToGrid w:val="0"/>
-        <w:spacing w:before="0" w:after="0" w:line="360" w:lineRule="auto"/>
-        <w:ind w:firstLine="0"/>
-        <w:jc w:val="center"/>
-      </w:pPr>
-      <m:oMathPara>
-        <m:oMathParaPr>
-          <m:jc m:val="center"/>
-        </m:oMathParaPr>
-        <m:oMath>
-          <m:sSup>
-            <m:sSupPr/>
-            <m:e>
-              <m:r>
-                <m:rPr/>
-                <m:t>t</m:t>
-              </m:r>
-            </m:e>
-            <m:sup>
-              <m:r>
-                <m:rPr>
-                  <m:sty m:val="p"/>
-                </m:rPr>
-                <m:t>∗</m:t>
-              </m:r>
-            </m:sup>
-          </m:sSup>
-          <m:r>
-            <m:rPr>
-              <m:sty m:val="p"/>
-            </m:rPr>
-            <m:t>(</m:t>
-          </m:r>
-          <m:r>
-            <m:rPr/>
-            <m:t>H</m:t>
-          </m:r>
-          <m:r>
-            <m:rPr>
-              <m:sty m:val="p"/>
-            </m:rPr>
-            <m:t>)=</m:t>
-          </m:r>
-          <m:limLow>
-            <m:limLowPr/>
-            <m:e>
-              <m:r>
-                <m:rPr>
-                  <m:sty m:val="p"/>
-                </m:rPr>
-                <m:t>argmax</m:t>
-              </m:r>
-            </m:e>
-            <m:lim>
-              <m:sSub>
-                <m:sSubPr/>
-                <m:e>
-                  <m:r>
-                    <m:rPr/>
-                    <m:t>t</m:t>
-                  </m:r>
-                </m:e>
-                <m:sub>
-                  <m:r>
-                    <m:rPr/>
-                    <m:t>0</m:t>
-                  </m:r>
-                </m:sub>
-              </m:sSub>
-              <m:r>
-                <m:rPr>
-                  <m:sty m:val="p"/>
-                </m:rPr>
-                <m:t>∈[</m:t>
-              </m:r>
-              <m:r>
-                <m:rPr/>
-                <m:t>0</m:t>
-              </m:r>
-              <m:r>
-                <m:rPr>
-                  <m:sty m:val="p"/>
-                </m:rPr>
-                <m:t>,</m:t>
-              </m:r>
-              <m:r>
-                <m:rPr/>
-                <m:t>24</m:t>
-              </m:r>
-              <m:r>
-                <m:rPr>
-                  <m:sty m:val="p"/>
-                </m:rPr>
-                <m:t>)</m:t>
-              </m:r>
-            </m:lim>
-          </m:limLow>
-          <m:nary>
-            <m:naryPr>
-              <m:limLoc m:val="subSup"/>
-            </m:naryPr>
-            <m:sub>
-              <m:sSub>
-                <m:sSubPr/>
-                <m:e>
-                  <m:r>
-                    <m:rPr/>
-                    <m:t>t</m:t>
-                  </m:r>
-                </m:e>
-                <m:sub>
-                  <m:r>
-                    <m:rPr/>
-                    <m:t>0</m:t>
-                  </m:r>
-                </m:sub>
-              </m:sSub>
-            </m:sub>
-            <m:sup>
-              <m:sSub>
-                <m:sSubPr/>
-                <m:e>
-                  <m:r>
-                    <m:rPr/>
-                    <m:t>t</m:t>
-                  </m:r>
-                </m:e>
-                <m:sub>
-                  <m:r>
-                    <m:rPr/>
-                    <m:t>0</m:t>
-                  </m:r>
-                </m:sub>
-              </m:sSub>
-              <m:r>
-                <m:rPr>
-                  <m:sty m:val="p"/>
-                </m:rPr>
-                <m:t>+H</m:t>
-              </m:r>
-            </m:sup>
-            <m:e>
-              <m:r>
-                <m:rPr/>
-                <m:t>f</m:t>
-              </m:r>
-            </m:e>
-          </m:nary>
-          <m:r>
-            <m:rPr>
-              <m:sty m:val="p"/>
-            </m:rPr>
-            <m:t>(</m:t>
-          </m:r>
-          <m:r>
-            <m:rPr/>
-            <m:t>t</m:t>
-          </m:r>
-          <m:r>
-            <m:rPr>
-              <m:sty m:val="p"/>
-            </m:rPr>
-            <m:t>%</m:t>
-          </m:r>
-          <m:r>
-            <m:rPr/>
-            <m:t>24</m:t>
-          </m:r>
-          <m:r>
-            <m:rPr>
-              <m:sty m:val="p"/>
-            </m:rPr>
-            <m:t>)</m:t>
-          </m:r>
-          <m:r>
-            <m:rPr/>
-            <m:t> dt</m:t>
-          </m:r>
-          <m:r>
-            <m:rPr>
-              <m:sty m:val="p"/>
-            </m:rPr>
-            <m:t>.</m:t>
-          </m:r>
-        </m:oMath>
-      </m:oMathPara>
+        <w:t>在24</w:t>
+      </w:r>
+      <w:r>
+        <w:rPr>
+          <w:rFonts w:ascii="Times New Roman" w:hAnsi="Times New Roman" w:eastAsia="宋体"/>
+          <w:sz w:val="24"/>
+        </w:rPr>
+        <w:t xml:space="preserve"> </w:t>
+      </w:r>
+      <w:r>
+        <w:rPr>
+          <w:rFonts w:hint="eastAsia" w:ascii="Times New Roman" w:hAnsi="Times New Roman" w:eastAsia="宋体"/>
+          <w:sz w:val="24"/>
+        </w:rPr>
+        <w:t>h周期上按1</w:t>
+      </w:r>
+      <w:r>
+        <w:rPr>
+          <w:rFonts w:ascii="Times New Roman" w:hAnsi="Times New Roman" w:eastAsia="宋体"/>
+          <w:sz w:val="24"/>
+        </w:rPr>
+        <w:t xml:space="preserve"> </w:t>
+      </w:r>
+      <w:r>
+        <w:rPr>
+          <w:rFonts w:hint="eastAsia" w:ascii="Times New Roman" w:hAnsi="Times New Roman" w:eastAsia="宋体"/>
+          <w:sz w:val="24"/>
+        </w:rPr>
+        <w:t>min网格搜索累计呼叫概率最大的连续窗口，并将该窗口作为最不利事故时段。将窗口内的日常呼叫概率乘以区域日均需求和4倍增量系数，即得事故期预期新增呼叫量。</w:t>
+      </w:r>
     </w:p>
     <w:p>
       <w:pPr>
@@ -16581,286 +16609,7 @@
           <w:rFonts w:hint="eastAsia" w:ascii="Times New Roman" w:hAnsi="Times New Roman" w:eastAsia="宋体"/>
           <w:sz w:val="24"/>
         </w:rPr>
-        <w:t>程序以1</w:t>
-      </w:r>
-      <w:r>
-        <w:rPr>
-          <w:rFonts w:ascii="Times New Roman" w:hAnsi="Times New Roman" w:eastAsia="宋体"/>
-          <w:sz w:val="24"/>
-        </w:rPr>
-        <w:t xml:space="preserve"> </w:t>
-      </w:r>
-      <w:r>
-        <w:rPr>
-          <w:rFonts w:hint="eastAsia" w:ascii="Times New Roman" w:hAnsi="Times New Roman" w:eastAsia="宋体"/>
-          <w:sz w:val="24"/>
-        </w:rPr>
-        <w:t>min网格完成数值积分和</w:t>
-      </w:r>
-      <m:oMath>
-        <m:sSup>
-          <m:sSupPr/>
-          <m:e>
-            <m:r>
-              <m:rPr/>
-              <m:t>t</m:t>
-            </m:r>
-          </m:e>
-          <m:sup>
-            <m:r>
-              <m:rPr>
-                <m:sty m:val="p"/>
-              </m:rPr>
-              <m:t>∗</m:t>
-            </m:r>
-          </m:sup>
-        </m:sSup>
-        <m:r>
-          <m:rPr>
-            <m:sty m:val="p"/>
-          </m:rPr>
-          <m:t>(</m:t>
-        </m:r>
-        <m:r>
-          <m:rPr/>
-          <m:t>H</m:t>
-        </m:r>
-        <m:r>
-          <m:rPr>
-            <m:sty m:val="p"/>
-          </m:rPr>
-          <m:t>)</m:t>
-        </m:r>
-      </m:oMath>
-      <w:r>
-        <w:rPr>
-          <w:rFonts w:hint="eastAsia" w:ascii="Times New Roman" w:hAnsi="Times New Roman" w:eastAsia="宋体"/>
-          <w:sz w:val="24"/>
-        </w:rPr>
-        <w:t>的搜索，</w:t>
-      </w:r>
-      <m:oMath>
-        <m:r>
-          <m:rPr/>
-          <m:t>H</m:t>
-        </m:r>
-      </m:oMath>
-      <w:r>
-        <w:rPr>
-          <w:rFonts w:hint="eastAsia" w:ascii="Times New Roman" w:hAnsi="Times New Roman" w:eastAsia="宋体"/>
-          <w:sz w:val="24"/>
-        </w:rPr>
-        <w:t>仍按连续变量进入响应面。窗口内日常呼叫概率乘以区域日均需求和4倍增量系数，即得到事故期预期新增呼叫量：</w:t>
-      </w:r>
-    </w:p>
-    <w:p>
-      <w:pPr>
-        <w:pStyle w:val="6"/>
-        <w:snapToGrid w:val="0"/>
-        <w:spacing w:before="0" w:after="0" w:line="360" w:lineRule="auto"/>
-        <w:ind w:firstLine="0"/>
-        <w:jc w:val="center"/>
-      </w:pPr>
-      <m:oMathPara>
-        <m:oMathParaPr>
-          <m:jc m:val="center"/>
-        </m:oMathParaPr>
-        <m:oMath>
-          <m:r>
-            <m:rPr/>
-            <m:t>E</m:t>
-          </m:r>
-          <m:r>
-            <m:rPr>
-              <m:sty m:val="p"/>
-            </m:rPr>
-            <m:t>[</m:t>
-          </m:r>
-          <m:sSubSup>
-            <m:sSubSupPr/>
-            <m:e>
-              <m:r>
-                <m:rPr/>
-                <m:t>N</m:t>
-              </m:r>
-            </m:e>
-            <m:sub>
-              <m:r>
-                <m:rPr/>
-                <m:t>k</m:t>
-              </m:r>
-            </m:sub>
-            <m:sup>
-              <m:r>
-                <m:rPr>
-                  <m:sty m:val="p"/>
-                </m:rPr>
-                <m:t>extra</m:t>
-              </m:r>
-            </m:sup>
-          </m:sSubSup>
-          <m:r>
-            <m:rPr>
-              <m:sty m:val="p"/>
-            </m:rPr>
-            <m:t>(</m:t>
-          </m:r>
-          <m:r>
-            <m:rPr/>
-            <m:t>H</m:t>
-          </m:r>
-          <m:r>
-            <m:rPr>
-              <m:sty m:val="p"/>
-            </m:rPr>
-            <m:t>)]=</m:t>
-          </m:r>
-          <m:r>
-            <m:rPr/>
-            <m:t>4</m:t>
-          </m:r>
-          <m:sSub>
-            <m:sSubPr/>
-            <m:e>
-              <m:r>
-                <m:rPr/>
-                <m:t>q</m:t>
-              </m:r>
-            </m:e>
-            <m:sub>
-              <m:r>
-                <m:rPr/>
-                <m:t>k</m:t>
-              </m:r>
-            </m:sub>
-          </m:sSub>
-          <m:nary>
-            <m:naryPr>
-              <m:limLoc m:val="subSup"/>
-            </m:naryPr>
-            <m:sub>
-              <m:sSup>
-                <m:sSupPr/>
-                <m:e>
-                  <m:r>
-                    <m:rPr/>
-                    <m:t>t</m:t>
-                  </m:r>
-                </m:e>
-                <m:sup>
-                  <m:r>
-                    <m:rPr>
-                      <m:sty m:val="p"/>
-                    </m:rPr>
-                    <m:t>∗</m:t>
-                  </m:r>
-                </m:sup>
-              </m:sSup>
-              <m:r>
-                <m:rPr>
-                  <m:sty m:val="p"/>
-                </m:rPr>
-                <m:t>(H)</m:t>
-              </m:r>
-            </m:sub>
-            <m:sup>
-              <m:sSup>
-                <m:sSupPr/>
-                <m:e>
-                  <m:r>
-                    <m:rPr/>
-                    <m:t>t</m:t>
-                  </m:r>
-                </m:e>
-                <m:sup>
-                  <m:r>
-                    <m:rPr>
-                      <m:sty m:val="p"/>
-                    </m:rPr>
-                    <m:t>∗</m:t>
-                  </m:r>
-                </m:sup>
-              </m:sSup>
-              <m:r>
-                <m:rPr>
-                  <m:sty m:val="p"/>
-                </m:rPr>
-                <m:t>(H)+H</m:t>
-              </m:r>
-            </m:sup>
-            <m:e>
-              <m:r>
-                <m:rPr/>
-                <m:t>f</m:t>
-              </m:r>
-            </m:e>
-          </m:nary>
-          <m:r>
-            <m:rPr>
-              <m:sty m:val="p"/>
-            </m:rPr>
-            <m:t>(</m:t>
-          </m:r>
-          <m:r>
-            <m:rPr/>
-            <m:t>t</m:t>
-          </m:r>
-          <m:r>
-            <m:rPr>
-              <m:sty m:val="p"/>
-            </m:rPr>
-            <m:t>%</m:t>
-          </m:r>
-          <m:r>
-            <m:rPr/>
-            <m:t>24</m:t>
-          </m:r>
-          <m:r>
-            <m:rPr>
-              <m:sty m:val="p"/>
-            </m:rPr>
-            <m:t>)</m:t>
-          </m:r>
-          <m:r>
-            <m:rPr/>
-            <m:t> dt</m:t>
-          </m:r>
-          <m:r>
-            <m:rPr>
-              <m:sty m:val="p"/>
-            </m:rPr>
-            <m:t>.</m:t>
-          </m:r>
-        </m:oMath>
-      </m:oMathPara>
-    </w:p>
-    <w:p>
-      <w:pPr>
-        <w:pStyle w:val="6"/>
-        <w:snapToGrid w:val="0"/>
-        <w:spacing w:before="0" w:after="0" w:line="360" w:lineRule="auto"/>
-        <w:ind w:firstLine="480"/>
-        <w:jc w:val="both"/>
-      </w:pPr>
-      <w:r>
-        <w:rPr>
-          <w:rFonts w:hint="eastAsia" w:ascii="Times New Roman" w:hAnsi="Times New Roman" w:eastAsia="宋体"/>
-          <w:sz w:val="24"/>
-        </w:rPr>
-        <w:t>由图7可见，R1的日均需求量最大，相同事故持续时间下其新增呼叫期望最高。图中节点集用于数值仿真与响应面重构，事故持续时间</w:t>
-      </w:r>
-      <m:oMath>
-        <m:r>
-          <m:rPr/>
-          <m:t>H</m:t>
-        </m:r>
-      </m:oMath>
-      <w:r>
-        <w:rPr>
-          <w:rFonts w:hint="eastAsia" w:ascii="Times New Roman" w:hAnsi="Times New Roman" w:eastAsia="宋体"/>
-          <w:sz w:val="24"/>
-        </w:rPr>
-        <w:t>仍按连续变量处理。</w:t>
+        <w:t>由图7可见，R1的日均需求量最大，相同持续时间下其预期新增呼叫最多。图中10个节点承担数值仿真与响应面重构，节点之间通过PCHIP插值描述连续时长下的响应变化。</w:t>
       </w:r>
     </w:p>
     <w:p>
@@ -16986,7 +16735,7 @@
           <w:rFonts w:hint="eastAsia" w:ascii="Times New Roman" w:hAnsi="Times New Roman" w:eastAsia="宋体"/>
           <w:sz w:val="24"/>
         </w:rPr>
-        <w:t>任务三沿用12辆车和策略B的评分框架，考察事故信息进入45</w:t>
+        <w:t>任务三中的响应变化同时受到事故新增需求和调度规则调整的影响。为了单独评价事故信息对派车选择的作用，本文固定车辆数量和实际事故呼叫，仅改变未来45</w:t>
       </w:r>
       <w:r>
         <w:rPr>
@@ -17000,7 +16749,7 @@
           <w:rFonts w:hint="eastAsia" w:ascii="Times New Roman" w:hAnsi="Times New Roman" w:eastAsia="宋体"/>
           <w:sz w:val="24"/>
         </w:rPr>
-        <w:t>min前瞻需求预测后对车辆选择的影响。本文在完全相同的事故呼叫流上比较两个模式：</w:t>
+        <w:t>min需求预测，并设置以下两个模式：</w:t>
       </w:r>
     </w:p>
     <w:p>
@@ -17036,7 +16785,7 @@
           <w:rFonts w:hint="eastAsia" w:ascii="Times New Roman" w:hAnsi="Times New Roman" w:eastAsia="宋体"/>
           <w:sz w:val="24"/>
         </w:rPr>
-        <w:t>：实际呼叫流包含事故增量，但45</w:t>
+        <w:t>：实际呼叫流包含事故增量，但未来45</w:t>
       </w:r>
       <w:r>
         <w:rPr>
@@ -17050,7 +16799,7 @@
           <w:rFonts w:hint="eastAsia" w:ascii="Times New Roman" w:hAnsi="Times New Roman" w:eastAsia="宋体"/>
           <w:sz w:val="24"/>
         </w:rPr>
-        <w:t>min前瞻损失仍按日常强度计算；</w:t>
+        <w:t>min覆盖损失仍按日常预计呼叫强度计算；</w:t>
       </w:r>
     </w:p>
     <w:p>
@@ -17086,7 +16835,21 @@
           <w:rFonts w:hint="eastAsia" w:ascii="Times New Roman" w:hAnsi="Times New Roman" w:eastAsia="宋体"/>
           <w:sz w:val="24"/>
         </w:rPr>
-        <w:t>：只在事故已经发生的时段内，把已识别事故区的前瞻强度乘子改为5，其余评分、约束和参数保持不变。</w:t>
+        <w:t>：只在事故已经发生的时段内，把已识别事故区未来45</w:t>
+      </w:r>
+      <w:r>
+        <w:rPr>
+          <w:rFonts w:ascii="Times New Roman" w:hAnsi="Times New Roman" w:eastAsia="宋体"/>
+          <w:sz w:val="24"/>
+        </w:rPr>
+        <w:t xml:space="preserve"> </w:t>
+      </w:r>
+      <w:r>
+        <w:rPr>
+          <w:rFonts w:hint="eastAsia" w:ascii="Times New Roman" w:hAnsi="Times New Roman" w:eastAsia="宋体"/>
+          <w:sz w:val="24"/>
+        </w:rPr>
+        <w:t>min预计呼叫强度的倍率调整为5，其余评分、约束和参数保持不变。</w:t>
       </w:r>
     </w:p>
     <w:p>
@@ -17102,212 +16865,104 @@
           <w:rFonts w:hint="eastAsia" w:ascii="Times New Roman" w:hAnsi="Times New Roman" w:eastAsia="宋体"/>
           <w:sz w:val="24"/>
         </w:rPr>
-        <w:t>两种模式共享实际呼叫流。事故感知模式在计算未来覆盖损失时采用已识别事故区的5倍强度，评分结构为</w:t>
-      </w:r>
-    </w:p>
-    <w:p>
-      <w:pPr>
-        <w:pStyle w:val="6"/>
-        <w:snapToGrid w:val="0"/>
-        <w:spacing w:before="0" w:after="0" w:line="360" w:lineRule="auto"/>
-        <w:ind w:firstLine="0"/>
-        <w:jc w:val="center"/>
-      </w:pPr>
-      <m:oMathPara>
-        <m:oMathParaPr>
-          <m:jc m:val="center"/>
-        </m:oMathParaPr>
-        <m:oMath>
-          <m:sSubSup>
-            <m:sSubSupPr/>
-            <m:e>
-              <m:r>
-                <m:rPr/>
-                <m:t>J</m:t>
-              </m:r>
-            </m:e>
-            <m:sub>
-              <m:r>
-                <m:rPr/>
-                <m:t>ea</m:t>
-              </m:r>
-            </m:sub>
-            <m:sup>
-              <m:r>
-                <m:rPr/>
-                <m:t>E</m:t>
-              </m:r>
-            </m:sup>
-          </m:sSubSup>
-          <m:r>
-            <m:rPr>
-              <m:sty m:val="p"/>
-            </m:rPr>
-            <m:t>=Δ</m:t>
-          </m:r>
-          <m:sSubSup>
-            <m:sSubSupPr/>
-            <m:e>
-              <m:r>
-                <m:rPr/>
-                <m:t>T</m:t>
-              </m:r>
-            </m:e>
-            <m:sub>
-              <m:r>
-                <m:rPr/>
-                <m:t>ea</m:t>
-              </m:r>
-            </m:sub>
-            <m:sup>
-              <m:r>
-                <m:rPr>
-                  <m:sty m:val="p"/>
-                </m:rPr>
-                <m:t>now</m:t>
-              </m:r>
-            </m:sup>
-          </m:sSubSup>
-          <m:r>
-            <m:rPr>
-              <m:sty m:val="p"/>
-            </m:rPr>
-            <m:t>+</m:t>
-          </m:r>
-          <m:sSubSup>
-            <m:sSubSupPr/>
-            <m:e>
-              <m:r>
-                <m:rPr/>
-                <m:t>C</m:t>
-              </m:r>
-            </m:e>
-            <m:sub>
-              <m:r>
-                <m:rPr/>
-                <m:t>a</m:t>
-              </m:r>
-            </m:sub>
-            <m:sup>
-              <m:r>
-                <m:rPr/>
-                <m:t>E</m:t>
-              </m:r>
-            </m:sup>
-          </m:sSubSup>
-          <m:r>
-            <m:rPr>
-              <m:sty m:val="p"/>
-            </m:rPr>
-            <m:t>(</m:t>
-          </m:r>
-          <m:r>
-            <m:rPr/>
-            <m:t>t</m:t>
-          </m:r>
-          <m:r>
-            <m:rPr>
-              <m:sty m:val="p"/>
-            </m:rPr>
-            <m:t>)+</m:t>
-          </m:r>
-          <m:r>
-            <m:rPr/>
-            <m:t>β</m:t>
-          </m:r>
-          <m:f>
-            <m:fPr/>
-            <m:num>
-              <m:sSub>
-                <m:sSubPr/>
-                <m:e>
-                  <m:r>
-                    <m:rPr/>
-                    <m:t>n</m:t>
-                  </m:r>
-                </m:e>
-                <m:sub>
-                  <m:r>
-                    <m:rPr/>
-                    <m:t>a,d</m:t>
-                  </m:r>
-                </m:sub>
-              </m:sSub>
-              <m:r>
-                <m:rPr>
-                  <m:sty m:val="p"/>
-                </m:rPr>
-                <m:t>+</m:t>
-              </m:r>
-              <m:r>
-                <m:rPr/>
-                <m:t>1</m:t>
-              </m:r>
-            </m:num>
-            <m:den>
-              <m:r>
-                <m:rPr/>
-                <m:t>12</m:t>
-              </m:r>
-            </m:den>
-          </m:f>
-          <m:r>
-            <m:rPr>
-              <m:sty m:val="p"/>
-            </m:rPr>
-            <m:t>,</m:t>
-          </m:r>
-          <m:r>
-            <m:rPr/>
-            <m:t>  </m:t>
-          </m:r>
-          <m:r>
-            <m:rPr>
-              <m:sty m:val="p"/>
-            </m:rPr>
-            <m:t>Δ</m:t>
-          </m:r>
-          <m:sSubSup>
-            <m:sSubSupPr/>
-            <m:e>
-              <m:r>
-                <m:rPr/>
-                <m:t>T</m:t>
-              </m:r>
-            </m:e>
-            <m:sub>
-              <m:r>
-                <m:rPr/>
-                <m:t>ea</m:t>
-              </m:r>
-            </m:sub>
-            <m:sup>
-              <m:r>
-                <m:rPr>
-                  <m:sty m:val="p"/>
-                </m:rPr>
-                <m:t>now</m:t>
-              </m:r>
-            </m:sup>
-          </m:sSubSup>
-          <m:r>
-            <m:rPr>
-              <m:sty m:val="p"/>
-            </m:rPr>
-            <m:t>≤</m:t>
-          </m:r>
-          <m:r>
-            <m:rPr/>
-            <m:t>δ</m:t>
-          </m:r>
-          <m:r>
-            <m:rPr>
-              <m:sty m:val="p"/>
-            </m:rPr>
-            <m:t>,</m:t>
-          </m:r>
-        </m:oMath>
-      </m:oMathPara>
+        <w:t>这里的</w:t>
+      </w:r>
+      <m:oMath>
+        <m:sSub>
+          <m:sSubPr/>
+          <m:e>
+            <m:r>
+              <m:rPr/>
+              <m:t>B</m:t>
+            </m:r>
+          </m:e>
+          <m:sub>
+            <m:r>
+              <m:rPr/>
+              <m:t>N</m:t>
+            </m:r>
+          </m:sub>
+        </m:sSub>
+      </m:oMath>
+      <w:r>
+        <w:rPr>
+          <w:rFonts w:hint="eastAsia" w:ascii="Times New Roman" w:hAnsi="Times New Roman" w:eastAsia="宋体"/>
+          <w:sz w:val="24"/>
+        </w:rPr>
+        <w:t>仍包含事故呼叫，只是派车评分尚未利用事故信息；</w:t>
+      </w:r>
+      <m:oMath>
+        <m:sSub>
+          <m:sSubPr/>
+          <m:e>
+            <m:r>
+              <m:rPr/>
+              <m:t>B</m:t>
+            </m:r>
+          </m:e>
+          <m:sub>
+            <m:r>
+              <m:rPr/>
+              <m:t>E</m:t>
+            </m:r>
+          </m:sub>
+        </m:sSub>
+      </m:oMath>
+      <w:r>
+        <w:rPr>
+          <w:rFonts w:hint="eastAsia" w:ascii="Times New Roman" w:hAnsi="Times New Roman" w:eastAsia="宋体"/>
+          <w:sz w:val="24"/>
+        </w:rPr>
+        <w:t>则把已识别的事故区域及强度用于评估未来车辆覆盖损失。因此，</w:t>
+      </w:r>
+      <m:oMath>
+        <m:sSub>
+          <m:sSubPr/>
+          <m:e>
+            <m:r>
+              <m:rPr/>
+              <m:t>B</m:t>
+            </m:r>
+          </m:e>
+          <m:sub>
+            <m:r>
+              <m:rPr/>
+              <m:t>N</m:t>
+            </m:r>
+          </m:sub>
+        </m:sSub>
+      </m:oMath>
+      <w:r>
+        <w:rPr>
+          <w:rFonts w:hint="eastAsia" w:ascii="Times New Roman" w:hAnsi="Times New Roman" w:eastAsia="宋体"/>
+          <w:sz w:val="24"/>
+        </w:rPr>
+        <w:t>可作为</w:t>
+      </w:r>
+      <m:oMath>
+        <m:sSub>
+          <m:sSubPr/>
+          <m:e>
+            <m:r>
+              <m:rPr/>
+              <m:t>B</m:t>
+            </m:r>
+          </m:e>
+          <m:sub>
+            <m:r>
+              <m:rPr/>
+              <m:t>E</m:t>
+            </m:r>
+          </m:sub>
+        </m:sSub>
+      </m:oMath>
+      <w:r>
+        <w:rPr>
+          <w:rFonts w:hint="eastAsia" w:ascii="Times New Roman" w:hAnsi="Times New Roman" w:eastAsia="宋体"/>
+          <w:sz w:val="24"/>
+        </w:rPr>
+        <w:t>在同一事故情景下的对照。</w:t>
+      </w:r>
     </w:p>
     <w:p>
       <w:pPr>
@@ -17322,9 +16977,63 @@
           <w:rFonts w:hint="eastAsia" w:ascii="Times New Roman" w:hAnsi="Times New Roman" w:eastAsia="宋体"/>
           <w:sz w:val="24"/>
         </w:rPr>
-        <w:t>其中</w:t>
+        <w:t>仿真中，两种模式在相同事故区域</w:t>
       </w:r>
       <m:oMath>
+        <m:r>
+          <m:rPr/>
+          <m:t>k</m:t>
+        </m:r>
+      </m:oMath>
+      <w:r>
+        <w:rPr>
+          <w:rFonts w:hint="eastAsia" w:ascii="Times New Roman" w:hAnsi="Times New Roman" w:eastAsia="宋体"/>
+          <w:sz w:val="24"/>
+        </w:rPr>
+        <w:t>、持续时间</w:t>
+      </w:r>
+      <m:oMath>
+        <m:r>
+          <m:rPr/>
+          <m:t>H</m:t>
+        </m:r>
+      </m:oMath>
+      <w:r>
+        <w:rPr>
+          <w:rFonts w:hint="eastAsia" w:ascii="Times New Roman" w:hAnsi="Times New Roman" w:eastAsia="宋体"/>
+          <w:sz w:val="24"/>
+        </w:rPr>
+        <w:t>和随机种子</w:t>
+      </w:r>
+      <m:oMath>
+        <m:r>
+          <m:rPr/>
+          <m:t>s</m:t>
+        </m:r>
+      </m:oMath>
+      <w:r>
+        <w:rPr>
+          <w:rFonts w:hint="eastAsia" w:ascii="Times New Roman" w:hAnsi="Times New Roman" w:eastAsia="宋体"/>
+          <w:sz w:val="24"/>
+        </w:rPr>
+        <w:t>下共享事故起点、呼叫数量、到达时刻、需求区域及车辆初始状态，并计算成对差</w:t>
+      </w:r>
+      <m:oMath>
+        <m:sSub>
+          <m:sSubPr/>
+          <m:e>
+            <m:r>
+              <m:rPr/>
+              <m:t>D</m:t>
+            </m:r>
+          </m:e>
+          <m:sub>
+            <m:r>
+              <m:rPr/>
+              <m:t>k,s</m:t>
+            </m:r>
+          </m:sub>
+        </m:sSub>
         <m:r>
           <m:rPr>
             <m:sty m:val="p"/>
@@ -17333,74 +17042,288 @@
         </m:r>
         <m:r>
           <m:rPr/>
-          <m:t>β</m:t>
+          <m:t>H</m:t>
         </m:r>
         <m:r>
           <m:rPr>
             <m:sty m:val="p"/>
           </m:rPr>
-          <m:t>,</m:t>
-        </m:r>
-        <m:r>
-          <m:rPr/>
-          <m:t>δ</m:t>
-        </m:r>
-        <m:r>
-          <m:rPr>
-            <m:sty m:val="p"/>
-          </m:rPr>
-          <m:t>)=(</m:t>
-        </m:r>
-        <m:r>
-          <m:rPr/>
-          <m:t>4</m:t>
-        </m:r>
-        <m:r>
-          <m:rPr>
-            <m:sty m:val="p"/>
-          </m:rPr>
-          <m:t>,</m:t>
-        </m:r>
-        <m:r>
-          <m:rPr/>
-          <m:t>2</m:t>
-        </m:r>
-        <m:r>
-          <m:rPr>
-            <m:sty m:val="p"/>
-          </m:rPr>
-          <m:t>)</m:t>
-        </m:r>
-      </m:oMath>
-      <w:r>
-        <w:rPr>
-          <w:rFonts w:hint="eastAsia" w:ascii="Times New Roman" w:hAnsi="Times New Roman" w:eastAsia="宋体"/>
-          <w:sz w:val="24"/>
-        </w:rPr>
-        <w:t>，</w:t>
-      </w:r>
-      <m:oMath>
+          <m:t>)=</m:t>
+        </m:r>
         <m:sSubSup>
           <m:sSubSupPr/>
           <m:e>
             <m:r>
               <m:rPr/>
-              <m:t>C</m:t>
+              <m:t>T</m:t>
             </m:r>
           </m:e>
           <m:sub>
             <m:r>
               <m:rPr/>
-              <m:t>a</m:t>
+              <m:t>k,s</m:t>
             </m:r>
           </m:sub>
           <m:sup>
+            <m:sSub>
+              <m:sSubPr/>
+              <m:e>
+                <m:r>
+                  <m:rPr/>
+                  <m:t>B</m:t>
+                </m:r>
+              </m:e>
+              <m:sub>
+                <m:r>
+                  <m:rPr/>
+                  <m:t>E</m:t>
+                </m:r>
+              </m:sub>
+            </m:sSub>
+          </m:sup>
+        </m:sSubSup>
+        <m:r>
+          <m:rPr>
+            <m:sty m:val="p"/>
+          </m:rPr>
+          <m:t>(</m:t>
+        </m:r>
+        <m:r>
+          <m:rPr/>
+          <m:t>H</m:t>
+        </m:r>
+        <m:r>
+          <m:rPr>
+            <m:sty m:val="p"/>
+          </m:rPr>
+          <m:t>)−</m:t>
+        </m:r>
+        <m:sSubSup>
+          <m:sSubSupPr/>
+          <m:e>
+            <m:r>
+              <m:rPr/>
+              <m:t>T</m:t>
+            </m:r>
+          </m:e>
+          <m:sub>
+            <m:r>
+              <m:rPr/>
+              <m:t>k,s</m:t>
+            </m:r>
+          </m:sub>
+          <m:sup>
+            <m:sSub>
+              <m:sSubPr/>
+              <m:e>
+                <m:r>
+                  <m:rPr/>
+                  <m:t>B</m:t>
+                </m:r>
+              </m:e>
+              <m:sub>
+                <m:r>
+                  <m:rPr/>
+                  <m:t>N</m:t>
+                </m:r>
+              </m:sub>
+            </m:sSub>
+          </m:sup>
+        </m:sSubSup>
+        <m:r>
+          <m:rPr>
+            <m:sty m:val="p"/>
+          </m:rPr>
+          <m:t>(</m:t>
+        </m:r>
+        <m:r>
+          <m:rPr/>
+          <m:t>H</m:t>
+        </m:r>
+        <m:r>
+          <m:rPr>
+            <m:sty m:val="p"/>
+          </m:rPr>
+          <m:t>)</m:t>
+        </m:r>
+      </m:oMath>
+      <w:r>
+        <w:rPr>
+          <w:rFonts w:hint="eastAsia" w:ascii="Times New Roman" w:hAnsi="Times New Roman" w:eastAsia="宋体"/>
+          <w:sz w:val="24"/>
+        </w:rPr>
+        <w:t>。共同随机数控制了事故规模、呼叫时刻和初始队列状态造成的波动，使该差值主要反映预计呼叫强度改变后车辆派出顺序的变化。</w:t>
+      </w:r>
+      <m:oMath>
+        <m:sSub>
+          <m:sSubPr/>
+          <m:e>
+            <m:r>
+              <m:rPr/>
+              <m:t>D</m:t>
+            </m:r>
+          </m:e>
+          <m:sub>
+            <m:r>
+              <m:rPr/>
+              <m:t>k,s</m:t>
+            </m:r>
+          </m:sub>
+        </m:sSub>
+        <m:r>
+          <m:rPr>
+            <m:sty m:val="p"/>
+          </m:rPr>
+          <m:t>(</m:t>
+        </m:r>
+        <m:r>
+          <m:rPr/>
+          <m:t>H</m:t>
+        </m:r>
+        <m:r>
+          <m:rPr>
+            <m:sty m:val="p"/>
+          </m:rPr>
+          <m:t>)&lt;</m:t>
+        </m:r>
+        <m:r>
+          <m:rPr/>
+          <m:t>0</m:t>
+        </m:r>
+      </m:oMath>
+      <w:r>
+        <w:rPr>
+          <w:rFonts w:hint="eastAsia" w:ascii="Times New Roman" w:hAnsi="Times New Roman" w:eastAsia="宋体"/>
+          <w:sz w:val="24"/>
+        </w:rPr>
+        <w:t>表示事故感知派车改善响应；95%置信区间包含0时，现有复制尚未提供稳定的改善证据。</w:t>
+      </w:r>
+    </w:p>
+    <w:p>
+      <w:pPr>
+        <w:pStyle w:val="6"/>
+        <w:snapToGrid w:val="0"/>
+        <w:spacing w:before="0" w:after="0" w:line="360" w:lineRule="auto"/>
+        <w:ind w:firstLine="480"/>
+        <w:jc w:val="both"/>
+      </w:pPr>
+      <w:r>
+        <w:rPr>
+          <w:rFonts w:hint="eastAsia" w:ascii="Times New Roman" w:hAnsi="Times New Roman" w:eastAsia="宋体"/>
+          <w:sz w:val="24"/>
+        </w:rPr>
+        <w:t>若将</w:t>
+      </w:r>
+      <m:oMath>
+        <m:sSub>
+          <m:sSubPr/>
+          <m:e>
+            <m:r>
+              <m:rPr/>
+              <m:t>B</m:t>
+            </m:r>
+          </m:e>
+          <m:sub>
             <m:r>
               <m:rPr/>
               <m:t>E</m:t>
             </m:r>
-          </m:sup>
-        </m:sSubSup>
+          </m:sub>
+        </m:sSub>
+      </m:oMath>
+      <w:r>
+        <w:rPr>
+          <w:rFonts w:hint="eastAsia" w:ascii="Times New Roman" w:hAnsi="Times New Roman" w:eastAsia="宋体"/>
+          <w:sz w:val="24"/>
+        </w:rPr>
+        <w:t>直接与任务二的常态结果比较，差异会同时包含事故新增需求和派车调整；若与增加外援后的方案比较，又会混入车辆容量变化。采用</w:t>
+      </w:r>
+      <m:oMath>
+        <m:sSub>
+          <m:sSubPr/>
+          <m:e>
+            <m:r>
+              <m:rPr/>
+              <m:t>B</m:t>
+            </m:r>
+          </m:e>
+          <m:sub>
+            <m:r>
+              <m:rPr/>
+              <m:t>E</m:t>
+            </m:r>
+          </m:sub>
+        </m:sSub>
+        <m:r>
+          <m:rPr>
+            <m:sty m:val="p"/>
+          </m:rPr>
+          <m:t>−</m:t>
+        </m:r>
+        <m:sSub>
+          <m:sSubPr/>
+          <m:e>
+            <m:r>
+              <m:rPr/>
+              <m:t>B</m:t>
+            </m:r>
+          </m:e>
+          <m:sub>
+            <m:r>
+              <m:rPr/>
+              <m:t>N</m:t>
+            </m:r>
+          </m:sub>
+        </m:sSub>
+      </m:oMath>
+      <w:r>
+        <w:rPr>
+          <w:rFonts w:hint="eastAsia" w:ascii="Times New Roman" w:hAnsi="Times New Roman" w:eastAsia="宋体"/>
+          <w:sz w:val="24"/>
+        </w:rPr>
+        <w:t>可以识别事故信息修正的作用，再将外援方案与</w:t>
+      </w:r>
+      <m:oMath>
+        <m:sSub>
+          <m:sSubPr/>
+          <m:e>
+            <m:r>
+              <m:rPr/>
+              <m:t>B</m:t>
+            </m:r>
+          </m:e>
+          <m:sub>
+            <m:r>
+              <m:rPr/>
+              <m:t>E</m:t>
+            </m:r>
+          </m:sub>
+        </m:sSub>
+      </m:oMath>
+      <w:r>
+        <w:rPr>
+          <w:rFonts w:hint="eastAsia" w:ascii="Times New Roman" w:hAnsi="Times New Roman" w:eastAsia="宋体"/>
+          <w:sz w:val="24"/>
+        </w:rPr>
+        <w:t>比较，评价扩充运力带来的改善。两类比较分别对应派车顺序调整和车辆数量增加。</w:t>
+      </w:r>
+    </w:p>
+    <w:p>
+      <w:pPr>
+        <w:pStyle w:val="6"/>
+        <w:snapToGrid w:val="0"/>
+        <w:spacing w:before="0" w:after="0" w:line="360" w:lineRule="auto"/>
+        <w:ind w:firstLine="480"/>
+        <w:jc w:val="both"/>
+      </w:pPr>
+      <w:r>
+        <w:rPr>
+          <w:rFonts w:hint="eastAsia" w:ascii="Times New Roman" w:hAnsi="Times New Roman" w:eastAsia="宋体"/>
+          <w:sz w:val="24"/>
+        </w:rPr>
+        <w:t>具体实现沿用策略B的评分结构和</w:t>
+      </w:r>
+      <m:oMath>
         <m:r>
           <m:rPr>
             <m:sty m:val="p"/>
@@ -17409,7 +17332,37 @@
         </m:r>
         <m:r>
           <m:rPr/>
-          <m:t>t</m:t>
+          <m:t>β</m:t>
+        </m:r>
+        <m:r>
+          <m:rPr>
+            <m:sty m:val="p"/>
+          </m:rPr>
+          <m:t>,</m:t>
+        </m:r>
+        <m:r>
+          <m:rPr/>
+          <m:t>δ</m:t>
+        </m:r>
+        <m:r>
+          <m:rPr>
+            <m:sty m:val="p"/>
+          </m:rPr>
+          <m:t>)=(</m:t>
+        </m:r>
+        <m:r>
+          <m:rPr/>
+          <m:t>4</m:t>
+        </m:r>
+        <m:r>
+          <m:rPr>
+            <m:sty m:val="p"/>
+          </m:rPr>
+          <m:t>,</m:t>
+        </m:r>
+        <m:r>
+          <m:rPr/>
+          <m:t>2</m:t>
         </m:r>
         <m:r>
           <m:rPr>
@@ -17423,7 +17376,7 @@
           <w:rFonts w:hint="eastAsia" w:ascii="Times New Roman" w:hAnsi="Times New Roman" w:eastAsia="宋体"/>
           <w:sz w:val="24"/>
         </w:rPr>
-        <w:t>表示按事故强度重新计算的未来45</w:t>
+        <w:t>。计算未来45</w:t>
       </w:r>
       <w:r>
         <w:rPr>
@@ -17437,7 +17390,31 @@
           <w:rFonts w:hint="eastAsia" w:ascii="Times New Roman" w:hAnsi="Times New Roman" w:eastAsia="宋体"/>
           <w:sz w:val="24"/>
         </w:rPr>
-        <w:t>min覆盖损失；前瞻窗口与事故时段重叠的部分采用5倍强度。若某辆车离站会显著削弱事故区的后续响应，其评分将上升，从而更可能被保留下来。两种模式采用相同的车辆配置、FCFS规则、45</w:t>
+        <w:t>min覆盖损失时，</w:t>
+      </w:r>
+      <m:oMath>
+        <m:sSub>
+          <m:sSubPr/>
+          <m:e>
+            <m:r>
+              <m:rPr/>
+              <m:t>B</m:t>
+            </m:r>
+          </m:e>
+          <m:sub>
+            <m:r>
+              <m:rPr/>
+              <m:t>E</m:t>
+            </m:r>
+          </m:sub>
+        </m:sSub>
+      </m:oMath>
+      <w:r>
+        <w:rPr>
+          <w:rFonts w:hint="eastAsia" w:ascii="Times New Roman" w:hAnsi="Times New Roman" w:eastAsia="宋体"/>
+          <w:sz w:val="24"/>
+        </w:rPr>
+        <w:t>仅将事故区与事故时段重叠部分的预计呼叫强度调整为日常值的5倍，其余区域保持不变。若某辆车离站会明显削弱事故区的后续响应，其评分将上升，从而更可能被保留；车辆配置、FCFS规则、45</w:t>
       </w:r>
       <w:r>
         <w:rPr>
@@ -17451,7 +17428,7 @@
           <w:rFonts w:hint="eastAsia" w:ascii="Times New Roman" w:hAnsi="Times New Roman" w:eastAsia="宋体"/>
           <w:sz w:val="24"/>
         </w:rPr>
-        <w:t>min占用、日12次上限和任务后回站规则，其成对差用于度量需求预测修正的边际作用。</w:t>
+        <w:t>min占用、日12次上限和任务后回站规则均不改变。</w:t>
       </w:r>
     </w:p>
     <w:bookmarkEnd w:id="29"/>
@@ -17463,7 +17440,7 @@
         <w:ind w:firstLine="0"/>
         <w:jc w:val="left"/>
       </w:pPr>
-      <w:bookmarkStart w:id="30" w:name="事故期评价边界"/>
+      <w:bookmarkStart w:id="30" w:name="应急响应方案"/>
       <w:r>
         <w:rPr>
           <w:rFonts w:ascii="Times New Roman" w:hAnsi="Times New Roman" w:eastAsia="宋体"/>
@@ -17478,7 +17455,7 @@
           <w:b/>
           <w:sz w:val="24"/>
         </w:rPr>
-        <w:t>事故期评价边界</w:t>
+        <w:t>应急响应方案</w:t>
       </w:r>
     </w:p>
     <w:p>
@@ -17494,15 +17471,57 @@
           <w:rFonts w:hint="eastAsia" w:ascii="Times New Roman" w:hAnsi="Times New Roman" w:eastAsia="宋体"/>
           <w:sz w:val="24"/>
         </w:rPr>
-        <w:t>每个复制均先进行30天预热。评价样本按呼叫到达时刻界定：只要呼叫在事故区间</w:t>
+        <w:t>任务三以日常主策略B为基础，通过事故信息修正派车顺序。六个站点和12辆车保持任务一的配置，车辆完成任务后返回所属站点；调度中心在每次派车时根据最新事故状态重新计算评分。具体执行过程如下。</w:t>
+      </w:r>
+    </w:p>
+    <w:p>
+      <w:pPr>
+        <w:pStyle w:val="6"/>
+        <w:numPr>
+          <w:ilvl w:val="0"/>
+          <w:numId w:val="3"/>
+        </w:numPr>
+        <w:snapToGrid w:val="0"/>
+        <w:spacing w:before="0" w:after="0" w:line="360" w:lineRule="auto"/>
+        <w:jc w:val="both"/>
+      </w:pPr>
+      <w:r>
+        <w:rPr>
+          <w:rFonts w:hint="eastAsia" w:ascii="Times New Roman" w:hAnsi="Times New Roman" w:eastAsia="宋体"/>
+          <w:b/>
+          <w:bCs/>
+          <w:sz w:val="24"/>
+        </w:rPr>
+        <w:t>启动事故模式。</w:t>
+      </w:r>
+      <w:r>
+        <w:rPr>
+          <w:rFonts w:ascii="Times New Roman" w:hAnsi="Times New Roman" w:eastAsia="宋体"/>
+          <w:sz w:val="24"/>
+        </w:rPr>
+        <w:t xml:space="preserve"> </w:t>
+      </w:r>
+      <w:r>
+        <w:rPr>
+          <w:rFonts w:hint="eastAsia" w:ascii="Times New Roman" w:hAnsi="Times New Roman" w:eastAsia="宋体"/>
+          <w:sz w:val="24"/>
+        </w:rPr>
+        <w:t>调度中心确认事故区域</w:t>
       </w:r>
       <m:oMath>
         <m:r>
-          <m:rPr>
-            <m:sty m:val="p"/>
-          </m:rPr>
-          <m:t>[</m:t>
-        </m:r>
+          <m:rPr/>
+          <m:t>k</m:t>
+        </m:r>
+      </m:oMath>
+      <w:r>
+        <w:rPr>
+          <w:rFonts w:hint="eastAsia" w:ascii="Times New Roman" w:hAnsi="Times New Roman" w:eastAsia="宋体"/>
+          <w:sz w:val="24"/>
+        </w:rPr>
+        <w:t>和发生时刻</w:t>
+      </w:r>
+      <m:oMath>
         <m:sSub>
           <m:sSubPr/>
           <m:e>
@@ -17518,11 +17537,273 @@
             </m:r>
           </m:sub>
         </m:sSub>
+      </m:oMath>
+      <w:r>
+        <w:rPr>
+          <w:rFonts w:hint="eastAsia" w:ascii="Times New Roman" w:hAnsi="Times New Roman" w:eastAsia="宋体"/>
+          <w:sz w:val="24"/>
+        </w:rPr>
+        <w:t>后，将运行模式由</w:t>
+      </w:r>
+      <m:oMath>
+        <m:sSub>
+          <m:sSubPr/>
+          <m:e>
+            <m:r>
+              <m:rPr/>
+              <m:t>B</m:t>
+            </m:r>
+          </m:e>
+          <m:sub>
+            <m:r>
+              <m:rPr/>
+              <m:t>N</m:t>
+            </m:r>
+          </m:sub>
+        </m:sSub>
+      </m:oMath>
+      <w:r>
+        <w:rPr>
+          <w:rFonts w:hint="eastAsia" w:ascii="Times New Roman" w:hAnsi="Times New Roman" w:eastAsia="宋体"/>
+          <w:sz w:val="24"/>
+        </w:rPr>
+        <w:t>切换为</w:t>
+      </w:r>
+      <m:oMath>
+        <m:sSub>
+          <m:sSubPr/>
+          <m:e>
+            <m:r>
+              <m:rPr/>
+              <m:t>B</m:t>
+            </m:r>
+          </m:e>
+          <m:sub>
+            <m:r>
+              <m:rPr/>
+              <m:t>E</m:t>
+            </m:r>
+          </m:sub>
+        </m:sSub>
+      </m:oMath>
+      <w:r>
+        <w:rPr>
+          <w:rFonts w:hint="eastAsia" w:ascii="Times New Roman" w:hAnsi="Times New Roman" w:eastAsia="宋体"/>
+          <w:sz w:val="24"/>
+        </w:rPr>
+        <w:t>。事故持续期间，区域</w:t>
+      </w:r>
+      <m:oMath>
+        <m:r>
+          <m:rPr/>
+          <m:t>k</m:t>
+        </m:r>
+      </m:oMath>
+      <w:r>
+        <w:rPr>
+          <w:rFonts w:hint="eastAsia" w:ascii="Times New Roman" w:hAnsi="Times New Roman" w:eastAsia="宋体"/>
+          <w:sz w:val="24"/>
+        </w:rPr>
+        <w:t>的预计呼叫强度倍率设为5，其余区域保持为1；每次评分只对未来45</w:t>
+      </w:r>
+      <w:r>
+        <w:rPr>
+          <w:rFonts w:ascii="Times New Roman" w:hAnsi="Times New Roman" w:eastAsia="宋体"/>
+          <w:sz w:val="24"/>
+        </w:rPr>
+        <w:t xml:space="preserve"> </w:t>
+      </w:r>
+      <w:r>
+        <w:rPr>
+          <w:rFonts w:hint="eastAsia" w:ascii="Times New Roman" w:hAnsi="Times New Roman" w:eastAsia="宋体"/>
+          <w:sz w:val="24"/>
+        </w:rPr>
+        <w:t>min内仍处于事故期的部分采用5倍预计呼叫强度。</w:t>
+      </w:r>
+    </w:p>
+    <w:p>
+      <w:pPr>
+        <w:pStyle w:val="6"/>
+        <w:numPr>
+          <w:ilvl w:val="0"/>
+          <w:numId w:val="3"/>
+        </w:numPr>
+        <w:snapToGrid w:val="0"/>
+        <w:spacing w:before="0" w:after="0" w:line="360" w:lineRule="auto"/>
+        <w:jc w:val="both"/>
+      </w:pPr>
+      <w:r>
+        <w:rPr>
+          <w:rFonts w:hint="eastAsia" w:ascii="Times New Roman" w:hAnsi="Times New Roman" w:eastAsia="宋体"/>
+          <w:b/>
+          <w:bCs/>
+          <w:sz w:val="24"/>
+        </w:rPr>
+        <w:t>滚动选择车辆。</w:t>
+      </w:r>
+      <w:r>
+        <w:rPr>
+          <w:rFonts w:ascii="Times New Roman" w:hAnsi="Times New Roman" w:eastAsia="宋体"/>
+          <w:sz w:val="24"/>
+        </w:rPr>
+        <w:t xml:space="preserve"> </w:t>
+      </w:r>
+      <w:r>
+        <w:rPr>
+          <w:rFonts w:hint="eastAsia" w:ascii="Times New Roman" w:hAnsi="Times New Roman" w:eastAsia="宋体"/>
+          <w:sz w:val="24"/>
+        </w:rPr>
+        <w:t>对FCFS队首呼叫，先从当日接单未满12次的空闲车辆中找出行驶时间最短值，再保留比该值至多增加2</w:t>
+      </w:r>
+      <w:r>
+        <w:rPr>
+          <w:rFonts w:ascii="Times New Roman" w:hAnsi="Times New Roman" w:eastAsia="宋体"/>
+          <w:sz w:val="24"/>
+        </w:rPr>
+        <w:t xml:space="preserve"> </w:t>
+      </w:r>
+      <w:r>
+        <w:rPr>
+          <w:rFonts w:hint="eastAsia" w:ascii="Times New Roman" w:hAnsi="Times New Roman" w:eastAsia="宋体"/>
+          <w:sz w:val="24"/>
+        </w:rPr>
+        <w:t>min的候选车辆。对候选车辆计算上述事故感知评分，派出评分最小者。该规则允许以有限的当前绕行保留对事故区后续呼叫更重要的车辆。</w:t>
+      </w:r>
+    </w:p>
+    <w:p>
+      <w:pPr>
+        <w:pStyle w:val="6"/>
+        <w:numPr>
+          <w:ilvl w:val="0"/>
+          <w:numId w:val="3"/>
+        </w:numPr>
+        <w:snapToGrid w:val="0"/>
+        <w:spacing w:before="0" w:after="0" w:line="360" w:lineRule="auto"/>
+        <w:jc w:val="both"/>
+      </w:pPr>
+      <w:r>
+        <w:rPr>
+          <w:rFonts w:hint="eastAsia" w:ascii="Times New Roman" w:hAnsi="Times New Roman" w:eastAsia="宋体"/>
+          <w:b/>
+          <w:bCs/>
+          <w:sz w:val="24"/>
+        </w:rPr>
+        <w:t>处理车辆不足。</w:t>
+      </w:r>
+      <w:r>
+        <w:rPr>
+          <w:rFonts w:ascii="Times New Roman" w:hAnsi="Times New Roman" w:eastAsia="宋体"/>
+          <w:sz w:val="24"/>
+        </w:rPr>
+        <w:t xml:space="preserve"> </w:t>
+      </w:r>
+      <w:r>
+        <w:rPr>
+          <w:rFonts w:hint="eastAsia" w:ascii="Times New Roman" w:hAnsi="Times New Roman" w:eastAsia="宋体"/>
+          <w:sz w:val="24"/>
+        </w:rPr>
+        <w:t>当前无合法空闲车辆时，呼叫继续留在全市FCFS队列，待车辆释放或跨日接单计数重置后再按上述规则派出。事故期到达且事故结束时仍在队列中的呼叫继续处理，派车次序保持不变。</w:t>
+      </w:r>
+    </w:p>
+    <w:p>
+      <w:pPr>
+        <w:pStyle w:val="6"/>
+        <w:numPr>
+          <w:ilvl w:val="0"/>
+          <w:numId w:val="3"/>
+        </w:numPr>
+        <w:snapToGrid w:val="0"/>
+        <w:spacing w:before="0" w:after="0" w:line="360" w:lineRule="auto"/>
+        <w:jc w:val="both"/>
+      </w:pPr>
+      <w:r>
+        <w:rPr>
+          <w:rFonts w:hint="eastAsia" w:ascii="Times New Roman" w:hAnsi="Times New Roman" w:eastAsia="宋体"/>
+          <w:b/>
+          <w:bCs/>
+          <w:sz w:val="24"/>
+        </w:rPr>
+        <w:t>退出事故模式。</w:t>
+      </w:r>
+      <w:r>
+        <w:rPr>
+          <w:rFonts w:ascii="Times New Roman" w:hAnsi="Times New Roman" w:eastAsia="宋体"/>
+          <w:sz w:val="24"/>
+        </w:rPr>
+        <w:t xml:space="preserve"> </w:t>
+      </w:r>
+      <w:r>
+        <w:rPr>
+          <w:rFonts w:hint="eastAsia" w:ascii="Times New Roman" w:hAnsi="Times New Roman" w:eastAsia="宋体"/>
+          <w:sz w:val="24"/>
+        </w:rPr>
+        <w:t>调度中心收到事故解除信息后，将事故区预计呼叫强度倍率恢复为1，后续派车回到策略B的日常评分。尚未完成的事故期呼叫继续处理，车辆完成任务后仍返回原所属站点。</w:t>
+      </w:r>
+    </w:p>
+    <w:p>
+      <w:pPr>
+        <w:pStyle w:val="6"/>
+        <w:snapToGrid w:val="0"/>
+        <w:spacing w:before="0" w:after="0" w:line="360" w:lineRule="auto"/>
+        <w:ind w:firstLine="480"/>
+        <w:jc w:val="both"/>
+      </w:pPr>
+      <w:r>
+        <w:rPr>
+          <w:rFonts w:hint="eastAsia" w:ascii="Times New Roman" w:hAnsi="Times New Roman" w:eastAsia="宋体"/>
+          <w:sz w:val="24"/>
+        </w:rPr>
+        <w:t>事故确认、滚动派车、排队处理和模式退出构成事故期调度流程。7.7节给出现有12辆车下的响应结果及长时事故的容量瓶颈。</w:t>
+      </w:r>
+    </w:p>
+    <w:bookmarkEnd w:id="30"/>
+    <w:p>
+      <w:pPr>
+        <w:pStyle w:val="4"/>
+        <w:snapToGrid w:val="0"/>
+        <w:spacing w:before="50" w:after="50" w:line="240" w:lineRule="auto"/>
+        <w:ind w:firstLine="0"/>
+        <w:jc w:val="left"/>
+      </w:pPr>
+      <w:bookmarkStart w:id="31" w:name="事故期评价边界"/>
+      <w:r>
+        <w:rPr>
+          <w:rFonts w:ascii="Times New Roman" w:hAnsi="Times New Roman" w:eastAsia="宋体"/>
+          <w:b/>
+          <w:sz w:val="24"/>
+        </w:rPr>
+        <w:t xml:space="preserve">7.4 </w:t>
+      </w:r>
+      <w:r>
+        <w:rPr>
+          <w:rFonts w:hint="eastAsia" w:ascii="Times New Roman" w:hAnsi="Times New Roman" w:eastAsia="宋体"/>
+          <w:b/>
+          <w:sz w:val="24"/>
+        </w:rPr>
+        <w:t>事故期评价边界</w:t>
+      </w:r>
+    </w:p>
+    <w:p>
+      <w:pPr>
+        <w:pStyle w:val="6"/>
+        <w:snapToGrid w:val="0"/>
+        <w:spacing w:before="0" w:after="0" w:line="360" w:lineRule="auto"/>
+        <w:ind w:firstLine="480"/>
+        <w:jc w:val="both"/>
+      </w:pPr>
+      <w:r>
+        <w:rPr>
+          <w:rFonts w:hint="eastAsia" w:ascii="Times New Roman" w:hAnsi="Times New Roman" w:eastAsia="宋体"/>
+          <w:sz w:val="24"/>
+        </w:rPr>
+        <w:t>每个复制均进行30天预热。评价样本按呼叫到达时刻界定：事故区间</w:t>
+      </w:r>
+      <m:oMath>
         <m:r>
           <m:rPr>
             <m:sty m:val="p"/>
           </m:rPr>
-          <m:t>,</m:t>
+          <m:t>[</m:t>
         </m:r>
         <m:sSub>
           <m:sSubPr/>
@@ -17543,6 +17824,27 @@
           <m:rPr>
             <m:sty m:val="p"/>
           </m:rPr>
+          <m:t>,</m:t>
+        </m:r>
+        <m:sSub>
+          <m:sSubPr/>
+          <m:e>
+            <m:r>
+              <m:rPr/>
+              <m:t>t</m:t>
+            </m:r>
+          </m:e>
+          <m:sub>
+            <m:r>
+              <m:rPr/>
+              <m:t>0</m:t>
+            </m:r>
+          </m:sub>
+        </m:sSub>
+        <m:r>
+          <m:rPr>
+            <m:sty m:val="p"/>
+          </m:rPr>
           <m:t>+</m:t>
         </m:r>
         <m:r>
@@ -17561,7 +17863,7 @@
           <w:rFonts w:hint="eastAsia" w:ascii="Times New Roman" w:hAnsi="Times New Roman" w:eastAsia="宋体"/>
           <w:sz w:val="24"/>
         </w:rPr>
-        <w:t>内到达，即使事故结束时仍在排队，也继续仿真至其获得服务，并计入完整响应时间。该口径能够保留事故期产生但延迟到事故后处理的任务。事故结束后新到达的呼叫不纳入任务三指标，恢复阶段亦不属于本任务的评价范围。</w:t>
+        <w:t>内到达的呼叫，即使事故结束时仍在排队，也继续仿真至获得服务，并计入完整响应时间。评价指标包含这些呼叫的全部排队延迟，事故结束后的新呼叫归入恢复阶段。</w:t>
       </w:r>
     </w:p>
     <w:p>
@@ -17815,7 +18117,7 @@
           <wp:inline distT="0" distB="0" distL="114300" distR="114300">
             <wp:extent cx="5062220" cy="4121785"/>
             <wp:effectExtent l="0" t="0" r="0" b="0"/>
-            <wp:docPr id="75" name="Picture" descr="图8 各事故区域的平均响应时间曲面与不确定性" title="图8"/>
+            <wp:docPr id="76" name="Picture" descr="图8 各事故区域的平均响应时间曲面与不确定性" title="图8"/>
             <wp:cNvGraphicFramePr>
               <a:graphicFrameLocks xmlns:a="http://schemas.openxmlformats.org/drawingml/2006/main" noChangeAspect="1"/>
             </wp:cNvGraphicFramePr>
@@ -17823,7 +18125,7 @@
               <a:graphicData uri="http://schemas.openxmlformats.org/drawingml/2006/picture">
                 <pic:pic xmlns:pic="http://schemas.openxmlformats.org/drawingml/2006/picture">
                   <pic:nvPicPr>
-                    <pic:cNvPr id="75" name="Picture" descr="图8 各事故区域的平均响应时间曲面与不确定性" title="图8"/>
+                    <pic:cNvPr id="76" name="Picture" descr="图8 各事故区域的平均响应时间曲面与不确定性" title="图8"/>
                     <pic:cNvPicPr>
                       <a:picLocks noChangeAspect="1" noChangeArrowheads="1"/>
                     </pic:cNvPicPr>
@@ -17885,7 +18187,7 @@
         <w:t>各事故区域的平均响应时间曲面与不确定性</w:t>
       </w:r>
     </w:p>
-    <w:bookmarkEnd w:id="30"/>
+    <w:bookmarkEnd w:id="31"/>
     <w:p>
       <w:pPr>
         <w:pStyle w:val="4"/>
@@ -17894,14 +18196,14 @@
         <w:ind w:firstLine="0"/>
         <w:jc w:val="left"/>
       </w:pPr>
-      <w:bookmarkStart w:id="31" w:name="自适应节点与pchip响应面"/>
+      <w:bookmarkStart w:id="32" w:name="自适应节点与pchip响应面"/>
       <w:r>
         <w:rPr>
           <w:rFonts w:ascii="Times New Roman" w:hAnsi="Times New Roman" w:eastAsia="宋体"/>
           <w:b/>
           <w:sz w:val="24"/>
         </w:rPr>
-        <w:t xml:space="preserve">7.4 </w:t>
+        <w:t xml:space="preserve">7.5 </w:t>
       </w:r>
       <w:r>
         <w:rPr>
@@ -17925,7 +18227,7 @@
           <w:rFonts w:hint="eastAsia" w:ascii="Times New Roman" w:hAnsi="Times New Roman" w:eastAsia="宋体"/>
           <w:sz w:val="24"/>
         </w:rPr>
-        <w:t>连续区间需要用有限仿真节点近似。等间距密集取点会在曲线平缓且结果稳定的区间投入大量计算，因此本文先在0.5、1、2、4、8和12</w:t>
+        <w:t>连续区间由有限仿真节点近似。等间距密集取点会在曲线平缓且结果稳定的区间投入大量计算。本文以0.5、1、2、4、8和12</w:t>
       </w:r>
       <w:r>
         <w:rPr>
@@ -17939,7 +18241,7 @@
           <w:rFonts w:hint="eastAsia" w:ascii="Times New Roman" w:hAnsi="Times New Roman" w:eastAsia="宋体"/>
           <w:sz w:val="24"/>
         </w:rPr>
-        <w:t>h六个节点运行仿真，再把新增计算集中到曲线可能转折或统计不确定性较高的区间。</w:t>
+        <w:t>h为初始节点，新增计算集中在曲线可能转折或统计不确定性较高的区间。</w:t>
       </w:r>
     </w:p>
     <w:p>
@@ -17955,7 +18257,7 @@
           <w:rFonts w:hint="eastAsia" w:ascii="Times New Roman" w:hAnsi="Times New Roman" w:eastAsia="宋体"/>
           <w:sz w:val="24"/>
         </w:rPr>
-        <w:t>平均响应时间、P95响应时间、4分钟内到达率和最大事故排队呼叫数的数量级不同，需要先统一比较尺度。尺度按“事故区×指标”分别计算：到达率本身位于0至1之间，其余指标均以当前样本绝对值的90%分位数为尺度进行无量纲化；选点同时考察</w:t>
+        <w:t>补点时同时观察</w:t>
       </w:r>
       <m:oMath>
         <m:sSub>
@@ -18003,23 +18305,7 @@
           <w:rFonts w:hint="eastAsia" w:ascii="Times New Roman" w:hAnsi="Times New Roman" w:eastAsia="宋体"/>
           <w:sz w:val="24"/>
         </w:rPr>
-        <w:t>及二者成对差曲线。对于每个相邻时长区间，首先比较该区间及相邻区间的斜率绝对值；斜率变化越大，说明曲线在此处越可能弯折。其次取区间两端各响应曲线95%置信半宽的最大值；半宽越大，说明现有复制对该区间的判断越不稳定。</w:t>
-      </w:r>
-    </w:p>
-    <w:p>
-      <w:pPr>
-        <w:pStyle w:val="6"/>
-        <w:snapToGrid w:val="0"/>
-        <w:spacing w:before="0" w:after="0" w:line="360" w:lineRule="auto"/>
-        <w:ind w:firstLine="480"/>
-        <w:jc w:val="both"/>
-      </w:pPr>
-      <w:r>
-        <w:rPr>
-          <w:rFonts w:hint="eastAsia" w:ascii="Times New Roman" w:hAnsi="Times New Roman" w:eastAsia="宋体"/>
-          <w:sz w:val="24"/>
-        </w:rPr>
-        <w:t>每轮最多新增两个中点：一个优先放入斜率变化最大的区间，另一个放入置信半宽最大的剩余区间；若可用候选不足，再优先补充最宽的未采样区间。新增节点完成仿真后重新计算上述指标，再进入下一轮。该规则综合响应曲线形状和随机误差。两轮补点结果见表9，表中的获取得分为对应入选区间的曲率或不确定性得分。</w:t>
+        <w:t>及二者成对差的平均响应时间、P95响应时间、4分钟内到达率和最大事故排队呼叫数。各项指标统一尺度后，每轮分别在曲线转折较明显和置信区间较宽的区间补充一个中点；若没有合适候选，则补充最宽区间的中点。两轮补点结果见表9。</w:t>
       </w:r>
     </w:p>
     <w:p>
@@ -18069,17 +18355,16 @@
         <w:tblLayout w:type="fixed"/>
         <w:tblCellMar>
           <w:top w:w="0" w:type="dxa"/>
-          <w:left w:w="10" w:type="dxa"/>
+          <w:left w:w="108" w:type="dxa"/>
           <w:bottom w:w="0" w:type="dxa"/>
-          <w:right w:w="10" w:type="dxa"/>
+          <w:right w:w="108" w:type="dxa"/>
         </w:tblCellMar>
       </w:tblPr>
       <w:tblGrid>
         <w:gridCol w:w="1183"/>
         <w:gridCol w:w="1478"/>
         <w:gridCol w:w="2070"/>
-        <w:gridCol w:w="2661"/>
-        <w:gridCol w:w="1478"/>
+        <w:gridCol w:w="4139"/>
       </w:tblGrid>
       <w:tr>
         <w:tblPrEx>
@@ -18093,9 +18378,9 @@
           </w:tblBorders>
           <w:tblCellMar>
             <w:top w:w="0" w:type="dxa"/>
-            <w:left w:w="10" w:type="dxa"/>
+            <w:left w:w="108" w:type="dxa"/>
             <w:bottom w:w="0" w:type="dxa"/>
-            <w:right w:w="10" w:type="dxa"/>
+            <w:right w:w="108" w:type="dxa"/>
           </w:tblCellMar>
         </w:tblPrEx>
         <w:trPr>
@@ -18179,7 +18464,7 @@
         </w:tc>
         <w:tc>
           <w:tcPr>
-            <w:tcW w:w="2661" w:type="dxa"/>
+            <w:tcW w:w="4139" w:type="dxa"/>
             <w:tcBorders>
               <w:bottom w:val="single" w:color="000000" w:sz="4" w:space="0"/>
             </w:tcBorders>
@@ -18199,31 +18484,6 @@
                 <w:sz w:val="20"/>
               </w:rPr>
               <w:t>选择依据</w:t>
-            </w:r>
-          </w:p>
-        </w:tc>
-        <w:tc>
-          <w:tcPr>
-            <w:tcW w:w="1478" w:type="dxa"/>
-            <w:tcBorders>
-              <w:bottom w:val="single" w:color="000000" w:sz="4" w:space="0"/>
-            </w:tcBorders>
-            <w:vAlign w:val="center"/>
-          </w:tcPr>
-          <w:p>
-            <w:pPr>
-              <w:keepNext/>
-              <w:snapToGrid w:val="0"/>
-              <w:spacing w:before="0" w:after="0" w:line="276" w:lineRule="auto"/>
-              <w:jc w:val="center"/>
-            </w:pPr>
-            <w:r>
-              <w:rPr>
-                <w:rFonts w:hint="eastAsia" w:ascii="Times New Roman" w:hAnsi="Times New Roman" w:eastAsia="宋体"/>
-                <w:b/>
-                <w:sz w:val="20"/>
-              </w:rPr>
-              <w:t>获取得分</w:t>
             </w:r>
           </w:p>
         </w:tc>
@@ -18240,9 +18500,9 @@
           </w:tblBorders>
           <w:tblCellMar>
             <w:top w:w="0" w:type="dxa"/>
-            <w:left w:w="10" w:type="dxa"/>
+            <w:left w:w="108" w:type="dxa"/>
             <w:bottom w:w="0" w:type="dxa"/>
-            <w:right w:w="10" w:type="dxa"/>
+            <w:right w:w="108" w:type="dxa"/>
           </w:tblCellMar>
         </w:tblPrEx>
         <w:trPr>
@@ -18310,7 +18570,7 @@
         </w:tc>
         <w:tc>
           <w:tcPr>
-            <w:tcW w:w="2661" w:type="dxa"/>
+            <w:tcW w:w="4139" w:type="dxa"/>
             <w:vAlign w:val="center"/>
           </w:tcPr>
           <w:p>
@@ -18324,27 +18584,7 @@
                 <w:rFonts w:hint="eastAsia" w:ascii="Times New Roman" w:hAnsi="Times New Roman" w:eastAsia="宋体"/>
                 <w:sz w:val="20"/>
               </w:rPr>
-              <w:t>高不确定性</w:t>
-            </w:r>
-          </w:p>
-        </w:tc>
-        <w:tc>
-          <w:tcPr>
-            <w:tcW w:w="1478" w:type="dxa"/>
-            <w:vAlign w:val="center"/>
-          </w:tcPr>
-          <w:p>
-            <w:pPr>
-              <w:snapToGrid w:val="0"/>
-              <w:spacing w:before="0" w:after="0" w:line="276" w:lineRule="auto"/>
-              <w:jc w:val="center"/>
-            </w:pPr>
-            <w:r>
-              <w:rPr>
-                <w:rFonts w:ascii="Times New Roman" w:hAnsi="Times New Roman" w:eastAsia="宋体"/>
-                <w:sz w:val="20"/>
-              </w:rPr>
-              <w:t>1.3987</w:t>
+              <w:t>置信区间较宽</w:t>
             </w:r>
           </w:p>
         </w:tc>
@@ -18361,9 +18601,9 @@
           </w:tblBorders>
           <w:tblCellMar>
             <w:top w:w="0" w:type="dxa"/>
-            <w:left w:w="10" w:type="dxa"/>
+            <w:left w:w="108" w:type="dxa"/>
             <w:bottom w:w="0" w:type="dxa"/>
-            <w:right w:w="10" w:type="dxa"/>
+            <w:right w:w="108" w:type="dxa"/>
           </w:tblCellMar>
         </w:tblPrEx>
         <w:trPr>
@@ -18431,7 +18671,7 @@
         </w:tc>
         <w:tc>
           <w:tcPr>
-            <w:tcW w:w="2661" w:type="dxa"/>
+            <w:tcW w:w="4139" w:type="dxa"/>
             <w:vAlign w:val="center"/>
           </w:tcPr>
           <w:p>
@@ -18445,27 +18685,7 @@
                 <w:rFonts w:hint="eastAsia" w:ascii="Times New Roman" w:hAnsi="Times New Roman" w:eastAsia="宋体"/>
                 <w:sz w:val="20"/>
               </w:rPr>
-              <w:t>高不确定性</w:t>
-            </w:r>
-          </w:p>
-        </w:tc>
-        <w:tc>
-          <w:tcPr>
-            <w:tcW w:w="1478" w:type="dxa"/>
-            <w:vAlign w:val="center"/>
-          </w:tcPr>
-          <w:p>
-            <w:pPr>
-              <w:snapToGrid w:val="0"/>
-              <w:spacing w:before="0" w:after="0" w:line="276" w:lineRule="auto"/>
-              <w:jc w:val="center"/>
-            </w:pPr>
-            <w:r>
-              <w:rPr>
-                <w:rFonts w:ascii="Times New Roman" w:hAnsi="Times New Roman" w:eastAsia="宋体"/>
-                <w:sz w:val="20"/>
-              </w:rPr>
-              <w:t>1.7621</w:t>
+              <w:t>置信区间较宽</w:t>
             </w:r>
           </w:p>
         </w:tc>
@@ -18482,9 +18702,9 @@
           </w:tblBorders>
           <w:tblCellMar>
             <w:top w:w="0" w:type="dxa"/>
-            <w:left w:w="10" w:type="dxa"/>
+            <w:left w:w="108" w:type="dxa"/>
             <w:bottom w:w="0" w:type="dxa"/>
-            <w:right w:w="10" w:type="dxa"/>
+            <w:right w:w="108" w:type="dxa"/>
           </w:tblCellMar>
         </w:tblPrEx>
         <w:trPr>
@@ -18552,7 +18772,7 @@
         </w:tc>
         <w:tc>
           <w:tcPr>
-            <w:tcW w:w="2661" w:type="dxa"/>
+            <w:tcW w:w="4139" w:type="dxa"/>
             <w:vAlign w:val="center"/>
           </w:tcPr>
           <w:p>
@@ -18566,27 +18786,7 @@
                 <w:rFonts w:hint="eastAsia" w:ascii="Times New Roman" w:hAnsi="Times New Roman" w:eastAsia="宋体"/>
                 <w:sz w:val="20"/>
               </w:rPr>
-              <w:t>高不确定性</w:t>
-            </w:r>
-          </w:p>
-        </w:tc>
-        <w:tc>
-          <w:tcPr>
-            <w:tcW w:w="1478" w:type="dxa"/>
-            <w:vAlign w:val="center"/>
-          </w:tcPr>
-          <w:p>
-            <w:pPr>
-              <w:snapToGrid w:val="0"/>
-              <w:spacing w:before="0" w:after="0" w:line="276" w:lineRule="auto"/>
-              <w:jc w:val="center"/>
-            </w:pPr>
-            <w:r>
-              <w:rPr>
-                <w:rFonts w:ascii="Times New Roman" w:hAnsi="Times New Roman" w:eastAsia="宋体"/>
-                <w:sz w:val="20"/>
-              </w:rPr>
-              <w:t>0.3649</w:t>
+              <w:t>置信区间较宽</w:t>
             </w:r>
           </w:p>
         </w:tc>
@@ -18603,9 +18803,9 @@
           </w:tblBorders>
           <w:tblCellMar>
             <w:top w:w="0" w:type="dxa"/>
-            <w:left w:w="10" w:type="dxa"/>
+            <w:left w:w="108" w:type="dxa"/>
             <w:bottom w:w="0" w:type="dxa"/>
-            <w:right w:w="10" w:type="dxa"/>
+            <w:right w:w="108" w:type="dxa"/>
           </w:tblCellMar>
         </w:tblPrEx>
         <w:trPr>
@@ -18673,7 +18873,7 @@
         </w:tc>
         <w:tc>
           <w:tcPr>
-            <w:tcW w:w="2661" w:type="dxa"/>
+            <w:tcW w:w="4139" w:type="dxa"/>
             <w:vAlign w:val="center"/>
           </w:tcPr>
           <w:p>
@@ -18687,27 +18887,7 @@
                 <w:rFonts w:hint="eastAsia" w:ascii="Times New Roman" w:hAnsi="Times New Roman" w:eastAsia="宋体"/>
                 <w:sz w:val="20"/>
               </w:rPr>
-              <w:t>高不确定性</w:t>
-            </w:r>
-          </w:p>
-        </w:tc>
-        <w:tc>
-          <w:tcPr>
-            <w:tcW w:w="1478" w:type="dxa"/>
-            <w:vAlign w:val="center"/>
-          </w:tcPr>
-          <w:p>
-            <w:pPr>
-              <w:snapToGrid w:val="0"/>
-              <w:spacing w:before="0" w:after="0" w:line="276" w:lineRule="auto"/>
-              <w:jc w:val="center"/>
-            </w:pPr>
-            <w:r>
-              <w:rPr>
-                <w:rFonts w:ascii="Times New Roman" w:hAnsi="Times New Roman" w:eastAsia="宋体"/>
-                <w:sz w:val="20"/>
-              </w:rPr>
-              <w:t>1.7621</w:t>
+              <w:t>置信区间较宽</w:t>
             </w:r>
           </w:p>
         </w:tc>
@@ -18756,400 +18936,7 @@
           <w:rFonts w:hint="eastAsia" w:ascii="Times New Roman" w:hAnsi="Times New Roman" w:eastAsia="宋体"/>
           <w:sz w:val="24"/>
         </w:rPr>
-        <w:t>若先对10个随机种子求平均再插值，种子之间的波动会在进入连续曲线前被压缩。本文因此保留复制层级：先对每个事故区、模式、指标和种子分别构造保形分段三次Hermite插值</w:t>
-      </w:r>
-      <m:oMath>
-        <m:sSub>
-          <m:sSubPr/>
-          <m:e>
-            <m:acc>
-              <m:accPr/>
-              <m:e>
-                <m:r>
-                  <m:rPr/>
-                  <m:t>M</m:t>
-                </m:r>
-              </m:e>
-            </m:acc>
-          </m:e>
-          <m:sub>
-            <m:r>
-              <m:rPr/>
-              <m:t>k,s</m:t>
-            </m:r>
-          </m:sub>
-        </m:sSub>
-        <m:r>
-          <m:rPr>
-            <m:sty m:val="p"/>
-          </m:rPr>
-          <m:t>(</m:t>
-        </m:r>
-        <m:r>
-          <m:rPr/>
-          <m:t>H</m:t>
-        </m:r>
-        <m:r>
-          <m:rPr>
-            <m:sty m:val="p"/>
-          </m:rPr>
-          <m:t>)</m:t>
-        </m:r>
-      </m:oMath>
-      <w:r>
-        <w:rPr>
-          <w:rFonts w:hint="eastAsia" w:ascii="Times New Roman" w:hAnsi="Times New Roman" w:eastAsia="宋体"/>
-          <w:sz w:val="24"/>
-        </w:rPr>
-        <w:t>，再在任意评价位置跨复制求均值。均值曲线为</w:t>
-      </w:r>
-    </w:p>
-    <w:p>
-      <w:pPr>
-        <w:pStyle w:val="6"/>
-        <w:snapToGrid w:val="0"/>
-        <w:spacing w:before="0" w:after="0" w:line="360" w:lineRule="auto"/>
-        <w:ind w:firstLine="0"/>
-        <w:jc w:val="center"/>
-      </w:pPr>
-      <m:oMathPara>
-        <m:oMathParaPr>
-          <m:jc m:val="center"/>
-        </m:oMathParaPr>
-        <m:oMath>
-          <m:sSub>
-            <m:sSubPr/>
-            <m:e>
-              <m:acc>
-                <m:accPr>
-                  <m:chr m:val="‾"/>
-                </m:accPr>
-                <m:e>
-                  <m:r>
-                    <m:rPr/>
-                    <m:t>M</m:t>
-                  </m:r>
-                </m:e>
-              </m:acc>
-            </m:e>
-            <m:sub>
-              <m:r>
-                <m:rPr/>
-                <m:t>k</m:t>
-              </m:r>
-            </m:sub>
-          </m:sSub>
-          <m:r>
-            <m:rPr>
-              <m:sty m:val="p"/>
-            </m:rPr>
-            <m:t>(</m:t>
-          </m:r>
-          <m:r>
-            <m:rPr/>
-            <m:t>H</m:t>
-          </m:r>
-          <m:r>
-            <m:rPr>
-              <m:sty m:val="p"/>
-            </m:rPr>
-            <m:t>)=</m:t>
-          </m:r>
-          <m:f>
-            <m:fPr/>
-            <m:num>
-              <m:r>
-                <m:rPr/>
-                <m:t>1</m:t>
-              </m:r>
-            </m:num>
-            <m:den>
-              <m:r>
-                <m:rPr/>
-                <m:t>n</m:t>
-              </m:r>
-            </m:den>
-          </m:f>
-          <m:nary>
-            <m:naryPr>
-              <m:chr m:val="∑"/>
-              <m:limLoc m:val="undOvr"/>
-            </m:naryPr>
-            <m:sub>
-              <m:r>
-                <m:rPr/>
-                <m:t>s=1</m:t>
-              </m:r>
-            </m:sub>
-            <m:sup>
-              <m:r>
-                <m:rPr/>
-                <m:t>n</m:t>
-              </m:r>
-            </m:sup>
-            <m:e>
-              <m:sSub>
-                <m:sSubPr/>
-                <m:e>
-                  <m:acc>
-                    <m:accPr/>
-                    <m:e>
-                      <m:r>
-                        <m:rPr/>
-                        <m:t>M</m:t>
-                      </m:r>
-                    </m:e>
-                  </m:acc>
-                </m:e>
-                <m:sub>
-                  <m:r>
-                    <m:rPr/>
-                    <m:t>k,s</m:t>
-                  </m:r>
-                </m:sub>
-              </m:sSub>
-            </m:e>
-          </m:nary>
-          <m:r>
-            <m:rPr>
-              <m:sty m:val="p"/>
-            </m:rPr>
-            <m:t>(</m:t>
-          </m:r>
-          <m:r>
-            <m:rPr/>
-            <m:t>H</m:t>
-          </m:r>
-          <m:r>
-            <m:rPr>
-              <m:sty m:val="p"/>
-            </m:rPr>
-            <m:t>),</m:t>
-          </m:r>
-        </m:oMath>
-      </m:oMathPara>
-    </w:p>
-    <w:p>
-      <w:pPr>
-        <w:pStyle w:val="6"/>
-        <w:snapToGrid w:val="0"/>
-        <w:spacing w:before="0" w:after="0" w:line="360" w:lineRule="auto"/>
-        <w:ind w:firstLine="480"/>
-        <w:jc w:val="both"/>
-      </w:pPr>
-      <w:r>
-        <w:rPr>
-          <w:rFonts w:hint="eastAsia" w:ascii="Times New Roman" w:hAnsi="Times New Roman" w:eastAsia="宋体"/>
-          <w:sz w:val="24"/>
-        </w:rPr>
-        <w:t>其中</w:t>
-      </w:r>
-      <m:oMath>
-        <m:r>
-          <m:rPr/>
-          <m:t>n</m:t>
-        </m:r>
-      </m:oMath>
-      <w:r>
-        <w:rPr>
-          <w:rFonts w:hint="eastAsia" w:ascii="Times New Roman" w:hAnsi="Times New Roman" w:eastAsia="宋体"/>
-          <w:sz w:val="24"/>
-        </w:rPr>
-        <w:t>为随机复制数。再以插值后各复制在同一</w:t>
-      </w:r>
-      <m:oMath>
-        <m:r>
-          <m:rPr/>
-          <m:t>H</m:t>
-        </m:r>
-      </m:oMath>
-      <w:r>
-        <w:rPr>
-          <w:rFonts w:hint="eastAsia" w:ascii="Times New Roman" w:hAnsi="Times New Roman" w:eastAsia="宋体"/>
-          <w:sz w:val="24"/>
-        </w:rPr>
-        <w:t>处的样本标准差</w:t>
-      </w:r>
-      <m:oMath>
-        <m:sSub>
-          <m:sSubPr/>
-          <m:e>
-            <m:r>
-              <m:rPr/>
-              <m:t>s</m:t>
-            </m:r>
-          </m:e>
-          <m:sub>
-            <m:r>
-              <m:rPr/>
-              <m:t>M</m:t>
-            </m:r>
-          </m:sub>
-        </m:sSub>
-        <m:r>
-          <m:rPr>
-            <m:sty m:val="p"/>
-          </m:rPr>
-          <m:t>(</m:t>
-        </m:r>
-        <m:r>
-          <m:rPr/>
-          <m:t>H</m:t>
-        </m:r>
-        <m:r>
-          <m:rPr>
-            <m:sty m:val="p"/>
-          </m:rPr>
-          <m:t>)</m:t>
-        </m:r>
-      </m:oMath>
-      <w:r>
-        <w:rPr>
-          <w:rFonts w:hint="eastAsia" w:ascii="Times New Roman" w:hAnsi="Times New Roman" w:eastAsia="宋体"/>
-          <w:sz w:val="24"/>
-        </w:rPr>
-        <w:t>构造t型95%置信带，即</w:t>
-      </w:r>
-      <m:oMath>
-        <m:sSub>
-          <m:sSubPr/>
-          <m:e>
-            <m:acc>
-              <m:accPr>
-                <m:chr m:val="‾"/>
-              </m:accPr>
-              <m:e>
-                <m:r>
-                  <m:rPr/>
-                  <m:t>M</m:t>
-                </m:r>
-              </m:e>
-            </m:acc>
-          </m:e>
-          <m:sub>
-            <m:r>
-              <m:rPr/>
-              <m:t>k</m:t>
-            </m:r>
-          </m:sub>
-        </m:sSub>
-        <m:r>
-          <m:rPr>
-            <m:sty m:val="p"/>
-          </m:rPr>
-          <m:t>(</m:t>
-        </m:r>
-        <m:r>
-          <m:rPr/>
-          <m:t>H</m:t>
-        </m:r>
-        <m:r>
-          <m:rPr>
-            <m:sty m:val="p"/>
-          </m:rPr>
-          <m:t>)±</m:t>
-        </m:r>
-        <m:sSub>
-          <m:sSubPr/>
-          <m:e>
-            <m:r>
-              <m:rPr/>
-              <m:t>t</m:t>
-            </m:r>
-          </m:e>
-          <m:sub>
-            <m:r>
-              <m:rPr/>
-              <m:t>0.975</m:t>
-            </m:r>
-            <m:r>
-              <m:rPr>
-                <m:sty m:val="p"/>
-              </m:rPr>
-              <m:t>,</m:t>
-            </m:r>
-            <m:r>
-              <m:rPr/>
-              <m:t>n</m:t>
-            </m:r>
-            <m:r>
-              <m:rPr>
-                <m:sty m:val="p"/>
-              </m:rPr>
-              <m:t>−</m:t>
-            </m:r>
-            <m:r>
-              <m:rPr/>
-              <m:t>1</m:t>
-            </m:r>
-          </m:sub>
-        </m:sSub>
-        <m:sSub>
-          <m:sSubPr/>
-          <m:e>
-            <m:r>
-              <m:rPr/>
-              <m:t>s</m:t>
-            </m:r>
-          </m:e>
-          <m:sub>
-            <m:r>
-              <m:rPr/>
-              <m:t>M</m:t>
-            </m:r>
-          </m:sub>
-        </m:sSub>
-        <m:r>
-          <m:rPr>
-            <m:sty m:val="p"/>
-          </m:rPr>
-          <m:t>(</m:t>
-        </m:r>
-        <m:r>
-          <m:rPr/>
-          <m:t>H</m:t>
-        </m:r>
-        <m:r>
-          <m:rPr>
-            <m:sty m:val="p"/>
-          </m:rPr>
-          <m:t>)/</m:t>
-        </m:r>
-        <m:rad>
-          <m:radPr>
-            <m:degHide m:val="1"/>
-          </m:radPr>
-          <m:deg/>
-          <m:e>
-            <m:r>
-              <m:rPr/>
-              <m:t>n</m:t>
-            </m:r>
-          </m:e>
-        </m:rad>
-      </m:oMath>
-      <w:r>
-        <w:rPr>
-          <w:rFonts w:ascii="Times New Roman" w:hAnsi="Times New Roman" w:eastAsia="宋体"/>
-          <w:sz w:val="24"/>
-        </w:rPr>
-        <w:t>。</w:t>
-      </w:r>
-    </w:p>
-    <w:p>
-      <w:pPr>
-        <w:pStyle w:val="6"/>
-        <w:snapToGrid w:val="0"/>
-        <w:spacing w:before="0" w:after="0" w:line="360" w:lineRule="auto"/>
-        <w:ind w:firstLine="480"/>
-        <w:jc w:val="both"/>
-      </w:pPr>
-      <w:r>
-        <w:rPr>
-          <w:rFonts w:hint="eastAsia" w:ascii="Times New Roman" w:hAnsi="Times New Roman" w:eastAsia="宋体"/>
-          <w:sz w:val="24"/>
-        </w:rPr>
-        <w:t>PCHIP采用保形分段插值，可降低普通高次多项式在节点间产生振荡的风险，适合连接总体随时长变化的仿真结果。所得响应面是有限节点间的数值近似。图9给出R6、R2、R1三个低、中、高压力代表区域的曲线。</w:t>
+        <w:t>对每个事故区、模式、指标和随机种子，先用PCHIP连接10个节点，再汇总不同随机种子的均值和95%置信带。这样可以保留复制之间的波动，也能减少普通高次多项式在节点间产生振荡的风险。所得曲线仅用于近似连续时长下的响应变化。图9给出R6、R2、R1三个低、中、高压力代表区域的结果。</w:t>
       </w:r>
     </w:p>
     <w:p>
@@ -19165,7 +18952,7 @@
           <wp:inline distT="0" distB="0" distL="114300" distR="114300">
             <wp:extent cx="4832350" cy="2270125"/>
             <wp:effectExtent l="0" t="0" r="0" b="0"/>
-            <wp:docPr id="79" name="Picture" descr="图9 低、中、高压力事故区域的平均响应时间曲线" title="图9"/>
+            <wp:docPr id="80" name="Picture" descr="图9 低、中、高压力事故区域的平均响应时间曲线" title="图9"/>
             <wp:cNvGraphicFramePr>
               <a:graphicFrameLocks xmlns:a="http://schemas.openxmlformats.org/drawingml/2006/main" noChangeAspect="1"/>
             </wp:cNvGraphicFramePr>
@@ -19173,7 +18960,7 @@
               <a:graphicData uri="http://schemas.openxmlformats.org/drawingml/2006/picture">
                 <pic:pic xmlns:pic="http://schemas.openxmlformats.org/drawingml/2006/picture">
                   <pic:nvPicPr>
-                    <pic:cNvPr id="79" name="Picture" descr="图9 低、中、高压力事故区域的平均响应时间曲线" title="图9"/>
+                    <pic:cNvPr id="80" name="Picture" descr="图9 低、中、高压力事故区域的平均响应时间曲线" title="图9"/>
                     <pic:cNvPicPr>
                       <a:picLocks noChangeAspect="1" noChangeArrowheads="1"/>
                     </pic:cNvPicPr>
@@ -19235,7 +19022,7 @@
         <w:t>低、中、高压力事故区域的平均响应时间曲线</w:t>
       </w:r>
     </w:p>
-    <w:bookmarkEnd w:id="31"/>
+    <w:bookmarkEnd w:id="32"/>
     <w:p>
       <w:pPr>
         <w:pStyle w:val="4"/>
@@ -19244,14 +19031,14 @@
         <w:ind w:firstLine="0"/>
         <w:jc w:val="left"/>
       </w:pPr>
-      <w:bookmarkStart w:id="32" w:name="算法设计-2"/>
+      <w:bookmarkStart w:id="33" w:name="算法设计-2"/>
       <w:r>
         <w:rPr>
           <w:rFonts w:ascii="Times New Roman" w:hAnsi="Times New Roman" w:eastAsia="宋体"/>
           <w:b/>
           <w:sz w:val="24"/>
         </w:rPr>
-        <w:t xml:space="preserve">7.5 </w:t>
+        <w:t xml:space="preserve">7.6 </w:t>
       </w:r>
       <w:r>
         <w:rPr>
@@ -19325,9 +19112,9 @@
         <w:tblLayout w:type="fixed"/>
         <w:tblCellMar>
           <w:top w:w="0" w:type="dxa"/>
-          <w:left w:w="10" w:type="dxa"/>
+          <w:left w:w="108" w:type="dxa"/>
           <w:bottom w:w="0" w:type="dxa"/>
-          <w:right w:w="10" w:type="dxa"/>
+          <w:right w:w="108" w:type="dxa"/>
         </w:tblCellMar>
       </w:tblPr>
       <w:tblGrid>
@@ -19346,9 +19133,9 @@
           </w:tblBorders>
           <w:tblCellMar>
             <w:top w:w="0" w:type="dxa"/>
-            <w:left w:w="10" w:type="dxa"/>
+            <w:left w:w="108" w:type="dxa"/>
             <w:bottom w:w="0" w:type="dxa"/>
-            <w:right w:w="10" w:type="dxa"/>
+            <w:right w:w="108" w:type="dxa"/>
           </w:tblCellMar>
         </w:tblPrEx>
         <w:trPr>
@@ -19418,9 +19205,9 @@
           </w:tblBorders>
           <w:tblCellMar>
             <w:top w:w="0" w:type="dxa"/>
-            <w:left w:w="10" w:type="dxa"/>
+            <w:left w:w="108" w:type="dxa"/>
             <w:bottom w:w="0" w:type="dxa"/>
-            <w:right w:w="10" w:type="dxa"/>
+            <w:right w:w="108" w:type="dxa"/>
           </w:tblCellMar>
         </w:tblPrEx>
         <w:trPr>
@@ -19532,9 +19319,9 @@
           </w:tblBorders>
           <w:tblCellMar>
             <w:top w:w="0" w:type="dxa"/>
-            <w:left w:w="10" w:type="dxa"/>
+            <w:left w:w="108" w:type="dxa"/>
             <w:bottom w:w="0" w:type="dxa"/>
-            <w:right w:w="10" w:type="dxa"/>
+            <w:right w:w="108" w:type="dxa"/>
           </w:tblCellMar>
         </w:tblPrEx>
         <w:trPr>
@@ -19683,9 +19470,9 @@
           </w:tblBorders>
           <w:tblCellMar>
             <w:top w:w="0" w:type="dxa"/>
-            <w:left w:w="10" w:type="dxa"/>
+            <w:left w:w="108" w:type="dxa"/>
             <w:bottom w:w="0" w:type="dxa"/>
-            <w:right w:w="10" w:type="dxa"/>
+            <w:right w:w="108" w:type="dxa"/>
           </w:tblCellMar>
         </w:tblPrEx>
         <w:trPr>
@@ -19799,9 +19586,9 @@
           </w:tblBorders>
           <w:tblCellMar>
             <w:top w:w="0" w:type="dxa"/>
-            <w:left w:w="10" w:type="dxa"/>
+            <w:left w:w="108" w:type="dxa"/>
             <w:bottom w:w="0" w:type="dxa"/>
-            <w:right w:w="10" w:type="dxa"/>
+            <w:right w:w="108" w:type="dxa"/>
           </w:tblCellMar>
         </w:tblPrEx>
         <w:trPr>
@@ -19922,9 +19709,9 @@
           </w:tblBorders>
           <w:tblCellMar>
             <w:top w:w="0" w:type="dxa"/>
-            <w:left w:w="10" w:type="dxa"/>
+            <w:left w:w="108" w:type="dxa"/>
             <w:bottom w:w="0" w:type="dxa"/>
-            <w:right w:w="10" w:type="dxa"/>
+            <w:right w:w="108" w:type="dxa"/>
           </w:tblCellMar>
         </w:tblPrEx>
         <w:trPr>
@@ -19990,9 +19777,9 @@
           </w:tblBorders>
           <w:tblCellMar>
             <w:top w:w="0" w:type="dxa"/>
-            <w:left w:w="10" w:type="dxa"/>
+            <w:left w:w="108" w:type="dxa"/>
             <w:bottom w:w="0" w:type="dxa"/>
-            <w:right w:w="10" w:type="dxa"/>
+            <w:right w:w="108" w:type="dxa"/>
           </w:tblCellMar>
         </w:tblPrEx>
         <w:trPr>
@@ -20058,9 +19845,9 @@
           </w:tblBorders>
           <w:tblCellMar>
             <w:top w:w="0" w:type="dxa"/>
-            <w:left w:w="10" w:type="dxa"/>
+            <w:left w:w="108" w:type="dxa"/>
             <w:bottom w:w="0" w:type="dxa"/>
-            <w:right w:w="10" w:type="dxa"/>
+            <w:right w:w="108" w:type="dxa"/>
           </w:tblCellMar>
         </w:tblPrEx>
         <w:trPr>
@@ -20089,7 +19876,7 @@
                 <w:rFonts w:hint="eastAsia" w:ascii="Times New Roman" w:hAnsi="Times New Roman" w:eastAsia="宋体"/>
                 <w:sz w:val="20"/>
               </w:rPr>
-              <w:t>7：评价应急效果</w:t>
+              <w:t>7：评价现有车队</w:t>
             </w:r>
           </w:p>
         </w:tc>
@@ -20109,12 +19896,94 @@
                 <w:rFonts w:hint="eastAsia" w:ascii="Times New Roman" w:hAnsi="Times New Roman" w:eastAsia="宋体"/>
                 <w:sz w:val="20"/>
               </w:rPr>
-              <w:t>汇总全市、事故区和非事故区的平均响应时间、P95响应时间、4分钟内到达率与最大排队呼叫数，计算成对差并识别失效边界。</w:t>
+              <w:t>汇总全市、事故区和非事故区的平均响应时间、P95响应时间、4分钟内到达率与最大排队呼叫数，计算成对差并识别容量边界。</w:t>
             </w:r>
           </w:p>
         </w:tc>
       </w:tr>
-      <w:bookmarkEnd w:id="32"/>
+      <w:tr>
+        <w:tblPrEx>
+          <w:tblBorders>
+            <w:top w:val="single" w:color="000000" w:sz="10" w:space="0"/>
+            <w:left w:val="none" w:color="auto" w:sz="0" w:space="0"/>
+            <w:bottom w:val="single" w:color="000000" w:sz="10" w:space="0"/>
+            <w:right w:val="none" w:color="auto" w:sz="0" w:space="0"/>
+            <w:insideH w:val="none" w:color="auto" w:sz="0" w:space="0"/>
+            <w:insideV w:val="none" w:color="auto" w:sz="0" w:space="0"/>
+          </w:tblBorders>
+          <w:tblCellMar>
+            <w:top w:w="0" w:type="dxa"/>
+            <w:left w:w="108" w:type="dxa"/>
+            <w:bottom w:w="0" w:type="dxa"/>
+            <w:right w:w="108" w:type="dxa"/>
+          </w:tblCellMar>
+        </w:tblPrEx>
+        <w:trPr>
+          <w:jc w:val="center"/>
+        </w:trPr>
+        <w:tc>
+          <w:tcPr>
+            <w:tcW w:w="2534" w:type="dxa"/>
+            <w:vAlign w:val="center"/>
+          </w:tcPr>
+          <w:p>
+            <w:pPr>
+              <w:snapToGrid w:val="0"/>
+              <w:spacing w:before="0" w:after="0" w:line="276" w:lineRule="auto"/>
+              <w:jc w:val="left"/>
+            </w:pPr>
+            <w:r>
+              <w:rPr>
+                <w:rFonts w:ascii="Times New Roman" w:hAnsi="Times New Roman" w:eastAsia="宋体"/>
+                <w:sz w:val="20"/>
+              </w:rPr>
+              <w:t xml:space="preserve">Step </w:t>
+            </w:r>
+            <w:r>
+              <w:rPr>
+                <w:rFonts w:hint="eastAsia" w:ascii="Times New Roman" w:hAnsi="Times New Roman" w:eastAsia="宋体"/>
+                <w:sz w:val="20"/>
+              </w:rPr>
+              <w:t>8：筛选外援层级</w:t>
+            </w:r>
+          </w:p>
+        </w:tc>
+        <w:tc>
+          <w:tcPr>
+            <w:tcW w:w="6336" w:type="dxa"/>
+            <w:vAlign w:val="center"/>
+          </w:tcPr>
+          <w:p>
+            <w:pPr>
+              <w:snapToGrid w:val="0"/>
+              <w:spacing w:before="0" w:after="0" w:line="276" w:lineRule="auto"/>
+              <w:jc w:val="left"/>
+            </w:pPr>
+            <w:r>
+              <w:rPr>
+                <w:rFonts w:hint="eastAsia" w:ascii="Times New Roman" w:hAnsi="Times New Roman" w:eastAsia="宋体"/>
+                <w:sz w:val="20"/>
+              </w:rPr>
+              <w:t>将0～6辆外援配置到事故区最近站点，在共同呼叫流下计算响应改善和边际避免罚金，以6辆方案的改善为100%，根据单位车辆收益、90%响应改善达成率和5</w:t>
+            </w:r>
+            <w:r>
+              <w:rPr>
+                <w:rFonts w:ascii="Times New Roman" w:hAnsi="Times New Roman" w:eastAsia="宋体"/>
+                <w:sz w:val="20"/>
+              </w:rPr>
+              <w:t xml:space="preserve"> </w:t>
+            </w:r>
+            <w:r>
+              <w:rPr>
+                <w:rFonts w:hint="eastAsia" w:ascii="Times New Roman" w:hAnsi="Times New Roman" w:eastAsia="宋体"/>
+                <w:sz w:val="20"/>
+              </w:rPr>
+              <w:t>min服务目标形成分层方案。</w:t>
+            </w:r>
+          </w:p>
+        </w:tc>
+      </w:tr>
+      <w:bookmarkEnd w:id="33"/>
     </w:tbl>
     <w:p>
       <w:pPr>
@@ -20124,14 +19993,14 @@
         <w:ind w:firstLine="0"/>
         <w:jc w:val="left"/>
       </w:pPr>
-      <w:bookmarkStart w:id="33" w:name="全市响应与事故感知效应"/>
+      <w:bookmarkStart w:id="34" w:name="现有车队的响应效果与容量瓶颈"/>
       <w:r>
         <w:rPr>
           <w:rFonts w:ascii="Times New Roman" w:hAnsi="Times New Roman" w:eastAsia="宋体"/>
           <w:b/>
           <w:sz w:val="24"/>
         </w:rPr>
-        <w:t xml:space="preserve">7.6 </w:t>
+        <w:t xml:space="preserve">7.7 </w:t>
       </w:r>
       <w:r>
         <w:rPr>
@@ -20139,7 +20008,7 @@
           <w:b/>
           <w:sz w:val="24"/>
         </w:rPr>
-        <w:t>全市响应与事故感知效应</w:t>
+        <w:t>现有车队的响应效果与容量瓶颈</w:t>
       </w:r>
     </w:p>
     <w:p>
@@ -20155,7 +20024,7 @@
           <w:rFonts w:hint="eastAsia" w:ascii="Times New Roman" w:hAnsi="Times New Roman" w:eastAsia="宋体"/>
           <w:sz w:val="24"/>
         </w:rPr>
-        <w:t>在每个</w:t>
+        <w:t>每个</w:t>
       </w:r>
       <m:oMath>
         <m:r>
@@ -20168,7 +20037,7 @@
           <w:rFonts w:hint="eastAsia" w:ascii="Times New Roman" w:hAnsi="Times New Roman" w:eastAsia="宋体"/>
           <w:sz w:val="24"/>
         </w:rPr>
-        <w:t>和种子内，先等权平均完整10个事故区域情景，再计算</w:t>
+        <w:t>和种子对应10个事故区域情景的等权均值，并据此计算</w:t>
       </w:r>
       <m:oMath>
         <m:sSub>
@@ -20996,16 +20865,7 @@
                 <w:rFonts w:ascii="Times New Roman" w:hAnsi="Times New Roman" w:eastAsia="宋体"/>
                 <w:sz w:val="20"/>
               </w:rPr>
-              <w:t>[-0.</w:t>
-            </w:r>
-            <w:bookmarkStart w:id="40" w:name="_GoBack"/>
-            <w:bookmarkEnd w:id="40"/>
-            <w:r>
-              <w:rPr>
-                <w:rFonts w:ascii="Times New Roman" w:hAnsi="Times New Roman" w:eastAsia="宋体"/>
-                <w:sz w:val="20"/>
-              </w:rPr>
-              <w:t>0435, 0.0963]</w:t>
+              <w:t>[-0.0435, 0.0963]</w:t>
             </w:r>
           </w:p>
         </w:tc>
@@ -21504,6 +21364,12 @@
             <w:insideH w:val="none" w:color="auto" w:sz="0" w:space="0"/>
             <w:insideV w:val="none" w:color="auto" w:sz="0" w:space="0"/>
           </w:tblBorders>
+          <w:tblCellMar>
+            <w:top w:w="0" w:type="dxa"/>
+            <w:left w:w="10" w:type="dxa"/>
+            <w:bottom w:w="0" w:type="dxa"/>
+            <w:right w:w="10" w:type="dxa"/>
+          </w:tblCellMar>
         </w:tblPrEx>
         <w:trPr>
           <w:jc w:val="center"/>
@@ -21900,107 +21766,7 @@
           <w:rFonts w:hint="eastAsia" w:ascii="Times New Roman" w:hAnsi="Times New Roman" w:eastAsia="宋体"/>
           <w:sz w:val="24"/>
         </w:rPr>
-        <w:t>h节点，这一局部波动与不同持续时间对应的最不利起点及随机队列状态有关，不能据此推断响应时间随</w:t>
-      </w:r>
-      <m:oMath>
-        <m:r>
-          <m:rPr/>
-          <m:t>H</m:t>
-        </m:r>
-      </m:oMath>
-      <w:r>
-        <w:rPr>
-          <w:rFonts w:hint="eastAsia" w:ascii="Times New Roman" w:hAnsi="Times New Roman" w:eastAsia="宋体"/>
-          <w:sz w:val="24"/>
-        </w:rPr>
-        <w:t>严格单调变化。10个节点上</w:t>
-      </w:r>
-      <m:oMath>
-        <m:sSub>
-          <m:sSubPr/>
-          <m:e>
-            <m:r>
-              <m:rPr/>
-              <m:t>B</m:t>
-            </m:r>
-          </m:e>
-          <m:sub>
-            <m:r>
-              <m:rPr/>
-              <m:t>E</m:t>
-            </m:r>
-          </m:sub>
-        </m:sSub>
-        <m:r>
-          <m:rPr>
-            <m:sty m:val="p"/>
-          </m:rPr>
-          <m:t>−</m:t>
-        </m:r>
-        <m:sSub>
-          <m:sSubPr/>
-          <m:e>
-            <m:r>
-              <m:rPr/>
-              <m:t>B</m:t>
-            </m:r>
-          </m:e>
-          <m:sub>
-            <m:r>
-              <m:rPr/>
-              <m:t>N</m:t>
-            </m:r>
-          </m:sub>
-        </m:sSub>
-      </m:oMath>
-      <w:r>
-        <w:rPr>
-          <w:rFonts w:hint="eastAsia" w:ascii="Times New Roman" w:hAnsi="Times New Roman" w:eastAsia="宋体"/>
-          <w:sz w:val="24"/>
-        </w:rPr>
-        <w:t>的全市平均响应时间差介于</w:t>
-      </w:r>
-      <m:oMath>
-        <m:r>
-          <m:rPr>
-            <m:sty m:val="p"/>
-          </m:rPr>
-          <m:t>[−</m:t>
-        </m:r>
-        <m:r>
-          <m:rPr/>
-          <m:t>0.0981</m:t>
-        </m:r>
-        <m:r>
-          <m:rPr>
-            <m:sty m:val="p"/>
-          </m:rPr>
-          <m:t>,</m:t>
-        </m:r>
-        <m:r>
-          <m:rPr/>
-          <m:t>0.0264</m:t>
-        </m:r>
-        <m:r>
-          <m:rPr>
-            <m:sty m:val="p"/>
-          </m:rPr>
-          <m:t>]</m:t>
-        </m:r>
-      </m:oMath>
-      <w:r>
-        <w:rPr>
-          <w:rFonts w:ascii="Times New Roman" w:hAnsi="Times New Roman" w:eastAsia="宋体"/>
-          <w:sz w:val="24"/>
-        </w:rPr>
-        <w:t xml:space="preserve"> </w:t>
-      </w:r>
-      <w:r>
-        <w:rPr>
-          <w:rFonts w:hint="eastAsia" w:ascii="Times New Roman" w:hAnsi="Times New Roman" w:eastAsia="宋体"/>
-          <w:sz w:val="24"/>
-        </w:rPr>
-        <w:t>min，且95%置信区间均包含0。现有结果尚不足以表明</w:t>
+        <w:t>h节点，这一局部波动可能与不同持续时间对应的最不利起点及随机队列状态有关。采用事故感知派车后，</w:t>
       </w:r>
       <m:oMath>
         <m:sSub>
@@ -22024,7 +21790,164 @@
           <w:rFonts w:hint="eastAsia" w:ascii="Times New Roman" w:hAnsi="Times New Roman" w:eastAsia="宋体"/>
           <w:sz w:val="24"/>
         </w:rPr>
-        <w:t>能够显著改善全市平均响应时间。</w:t>
+        <w:t>在0.5</w:t>
+      </w:r>
+      <w:r>
+        <w:rPr>
+          <w:rFonts w:ascii="Times New Roman" w:hAnsi="Times New Roman" w:eastAsia="宋体"/>
+          <w:sz w:val="24"/>
+        </w:rPr>
+        <w:t xml:space="preserve"> </w:t>
+      </w:r>
+      <w:r>
+        <w:rPr>
+          <w:rFonts w:hint="eastAsia" w:ascii="Times New Roman" w:hAnsi="Times New Roman" w:eastAsia="宋体"/>
+          <w:sz w:val="24"/>
+        </w:rPr>
+        <w:t>h节点的全市平均响应时间仍为6.1600</w:t>
+      </w:r>
+      <w:r>
+        <w:rPr>
+          <w:rFonts w:ascii="Times New Roman" w:hAnsi="Times New Roman" w:eastAsia="宋体"/>
+          <w:sz w:val="24"/>
+        </w:rPr>
+        <w:t xml:space="preserve"> </w:t>
+      </w:r>
+      <w:r>
+        <w:rPr>
+          <w:rFonts w:hint="eastAsia" w:ascii="Times New Roman" w:hAnsi="Times New Roman" w:eastAsia="宋体"/>
+          <w:sz w:val="24"/>
+        </w:rPr>
+        <w:t>min，在12</w:t>
+      </w:r>
+      <w:r>
+        <w:rPr>
+          <w:rFonts w:ascii="Times New Roman" w:hAnsi="Times New Roman" w:eastAsia="宋体"/>
+          <w:sz w:val="24"/>
+        </w:rPr>
+        <w:t xml:space="preserve"> </w:t>
+      </w:r>
+      <w:r>
+        <w:rPr>
+          <w:rFonts w:hint="eastAsia" w:ascii="Times New Roman" w:hAnsi="Times New Roman" w:eastAsia="宋体"/>
+          <w:sz w:val="24"/>
+        </w:rPr>
+        <w:t>h节点达到31.5920</w:t>
+      </w:r>
+      <w:r>
+        <w:rPr>
+          <w:rFonts w:ascii="Times New Roman" w:hAnsi="Times New Roman" w:eastAsia="宋体"/>
+          <w:sz w:val="24"/>
+        </w:rPr>
+        <w:t xml:space="preserve"> </w:t>
+      </w:r>
+      <w:r>
+        <w:rPr>
+          <w:rFonts w:hint="eastAsia" w:ascii="Times New Roman" w:hAnsi="Times New Roman" w:eastAsia="宋体"/>
+          <w:sz w:val="24"/>
+        </w:rPr>
+        <w:t>min，10个节点均超过4</w:t>
+      </w:r>
+      <w:r>
+        <w:rPr>
+          <w:rFonts w:ascii="Times New Roman" w:hAnsi="Times New Roman" w:eastAsia="宋体"/>
+          <w:sz w:val="24"/>
+        </w:rPr>
+        <w:t xml:space="preserve"> </w:t>
+      </w:r>
+      <w:r>
+        <w:rPr>
+          <w:rFonts w:hint="eastAsia" w:ascii="Times New Roman" w:hAnsi="Times New Roman" w:eastAsia="宋体"/>
+          <w:sz w:val="24"/>
+        </w:rPr>
+        <w:t>min，表明现有12辆车的事故响应效果较差。10个节点上</w:t>
+      </w:r>
+      <m:oMath>
+        <m:sSub>
+          <m:sSubPr/>
+          <m:e>
+            <m:r>
+              <m:rPr/>
+              <m:t>B</m:t>
+            </m:r>
+          </m:e>
+          <m:sub>
+            <m:r>
+              <m:rPr/>
+              <m:t>E</m:t>
+            </m:r>
+          </m:sub>
+        </m:sSub>
+        <m:r>
+          <m:rPr>
+            <m:sty m:val="p"/>
+          </m:rPr>
+          <m:t>−</m:t>
+        </m:r>
+        <m:sSub>
+          <m:sSubPr/>
+          <m:e>
+            <m:r>
+              <m:rPr/>
+              <m:t>B</m:t>
+            </m:r>
+          </m:e>
+          <m:sub>
+            <m:r>
+              <m:rPr/>
+              <m:t>N</m:t>
+            </m:r>
+          </m:sub>
+        </m:sSub>
+      </m:oMath>
+      <w:r>
+        <w:rPr>
+          <w:rFonts w:hint="eastAsia" w:ascii="Times New Roman" w:hAnsi="Times New Roman" w:eastAsia="宋体"/>
+          <w:sz w:val="24"/>
+        </w:rPr>
+        <w:t>的全市平均响应时间差介于</w:t>
+      </w:r>
+      <m:oMath>
+        <m:r>
+          <m:rPr>
+            <m:sty m:val="p"/>
+          </m:rPr>
+          <m:t>[−</m:t>
+        </m:r>
+        <m:r>
+          <m:rPr/>
+          <m:t>0.0981</m:t>
+        </m:r>
+        <m:r>
+          <m:rPr>
+            <m:sty m:val="p"/>
+          </m:rPr>
+          <m:t>,</m:t>
+        </m:r>
+        <m:r>
+          <m:rPr/>
+          <m:t>0.0264</m:t>
+        </m:r>
+        <m:r>
+          <m:rPr>
+            <m:sty m:val="p"/>
+          </m:rPr>
+          <m:t>]</m:t>
+        </m:r>
+      </m:oMath>
+      <w:r>
+        <w:rPr>
+          <w:rFonts w:ascii="Times New Roman" w:hAnsi="Times New Roman" w:eastAsia="宋体"/>
+          <w:sz w:val="24"/>
+        </w:rPr>
+        <w:t xml:space="preserve"> </w:t>
+      </w:r>
+      <w:r>
+        <w:rPr>
+          <w:rFonts w:hint="eastAsia" w:ascii="Times New Roman" w:hAnsi="Times New Roman" w:eastAsia="宋体"/>
+          <w:sz w:val="24"/>
+        </w:rPr>
+        <w:t>min，且95%置信区间均包含0，派车顺序修正未能显著降低全市平均响应时间。</w:t>
       </w:r>
     </w:p>
     <w:p>
@@ -22040,7 +21963,61 @@
           <w:rFonts w:hint="eastAsia" w:ascii="Times New Roman" w:hAnsi="Times New Roman" w:eastAsia="宋体"/>
           <w:sz w:val="24"/>
         </w:rPr>
-        <w:t>为考察局部保护，在固定</w:t>
+        <w:t>这一结果主要受车队容量约束。12辆车按单车日接单上限计算的名义运力为144次/日，而常态需求已达140次/日，余量仅为4次/日，即2.86%。事故区强度升至常态的5倍后，新增呼叫随持续时间增加逐步消耗并突破这部分余量；同时，45</w:t>
+      </w:r>
+      <w:r>
+        <w:rPr>
+          <w:rFonts w:ascii="Times New Roman" w:hAnsi="Times New Roman" w:eastAsia="宋体"/>
+          <w:sz w:val="24"/>
+        </w:rPr>
+        <w:t xml:space="preserve"> </w:t>
+      </w:r>
+      <w:r>
+        <w:rPr>
+          <w:rFonts w:hint="eastAsia" w:ascii="Times New Roman" w:hAnsi="Times New Roman" w:eastAsia="宋体"/>
+          <w:sz w:val="24"/>
+        </w:rPr>
+        <w:t>min任务占用使高峰时段的即时可用车辆进一步减少。</w:t>
+      </w:r>
+      <m:oMath>
+        <m:sSub>
+          <m:sSubPr/>
+          <m:e>
+            <m:r>
+              <m:rPr/>
+              <m:t>B</m:t>
+            </m:r>
+          </m:e>
+          <m:sub>
+            <m:r>
+              <m:rPr/>
+              <m:t>E</m:t>
+            </m:r>
+          </m:sub>
+        </m:sSub>
+      </m:oMath>
+      <w:r>
+        <w:rPr>
+          <w:rFonts w:hint="eastAsia" w:ascii="Times New Roman" w:hAnsi="Times New Roman" w:eastAsia="宋体"/>
+          <w:sz w:val="24"/>
+        </w:rPr>
+        <w:t>沿用原有12辆车，只改变候选车辆的派出顺序，并未增加可服务的车辆数，因此能够形成局部保护，却难以消除全市排队。</w:t>
+      </w:r>
+    </w:p>
+    <w:p>
+      <w:pPr>
+        <w:pStyle w:val="6"/>
+        <w:snapToGrid w:val="0"/>
+        <w:spacing w:before="0" w:after="0" w:line="360" w:lineRule="auto"/>
+        <w:ind w:firstLine="480"/>
+        <w:jc w:val="both"/>
+      </w:pPr>
+      <w:r>
+        <w:rPr>
+          <w:rFonts w:hint="eastAsia" w:ascii="Times New Roman" w:hAnsi="Times New Roman" w:eastAsia="宋体"/>
+          <w:sz w:val="24"/>
+        </w:rPr>
+        <w:t>局部保护效果按事故区和非事故区分别统计。在固定</w:t>
       </w:r>
       <m:oMath>
         <m:r>
@@ -22053,7 +22030,7 @@
           <w:rFonts w:hint="eastAsia" w:ascii="Times New Roman" w:hAnsi="Times New Roman" w:eastAsia="宋体"/>
           <w:sz w:val="24"/>
         </w:rPr>
-        <w:t>、种子和模式内汇总10个事故情景中的全部事故区呼叫或非事故区呼叫，按呼叫数加权后再成对比较。零呼叫情景保留为零权重，同时强制检查10区齐全和两策略呼叫数一致。分域节点结果见表12，负值表示</w:t>
+        <w:t>、种子和模式内汇总10个事故情景，按呼叫数加权后进行成对比较；零呼叫情景权重为0，每组比较均包含完整10区且两模式呼叫数一致。分域节点结果见表12，负值表示</w:t>
       </w:r>
       <m:oMath>
         <m:sSub>
@@ -23644,7 +23621,23 @@
           <w:rFonts w:hint="eastAsia" w:ascii="Times New Roman" w:hAnsi="Times New Roman" w:eastAsia="宋体"/>
           <w:sz w:val="24"/>
         </w:rPr>
-        <w:t>min的小幅恶化且区间高于0，其他节点区间均跨0。事故感知评分在候选车辆未来服务价值接近、重新排序能够改变实际派车选择时发挥作用，影响首先集中于事故区；汇总全市指标时，数量更多的其他呼叫会稀释这一局部变化。图10集中展示全市、事故区和非事故区的成对差及95%置信区间。</w:t>
+        <w:t>min的小幅恶化且区间高于0，其他节点区间均跨0。</w:t>
+      </w:r>
+    </w:p>
+    <w:p>
+      <w:pPr>
+        <w:pStyle w:val="6"/>
+        <w:snapToGrid w:val="0"/>
+        <w:spacing w:before="0" w:after="0" w:line="360" w:lineRule="auto"/>
+        <w:ind w:firstLine="480"/>
+        <w:jc w:val="both"/>
+      </w:pPr>
+      <w:r>
+        <w:rPr>
+          <w:rFonts w:hint="eastAsia" w:ascii="Times New Roman" w:hAnsi="Times New Roman" w:eastAsia="宋体"/>
+          <w:sz w:val="24"/>
+        </w:rPr>
+        <w:t>当候选车辆的未来服务价值接近，且评分变化实际改变派车顺序时，事故感知预测才会形成响应差异。分域结果与这种局部保护机制一致；事故区呼叫只占全市呼叫的一部分，因此全市平均指标对局部变化的敏感度较低。图10集中展示全市、事故区和非事故区的成对差及95%置信区间。</w:t>
       </w:r>
     </w:p>
     <w:p>
@@ -23660,7 +23653,7 @@
           <wp:inline distT="0" distB="0" distL="114300" distR="114300">
             <wp:extent cx="4832350" cy="2797810"/>
             <wp:effectExtent l="0" t="0" r="0" b="0"/>
-            <wp:docPr id="84" name="Picture" descr="图10 事故感知模式对全市、事故区与非事故区平均响应时间的成对效应" title="图10"/>
+            <wp:docPr id="85" name="Picture" descr="图10 事故感知模式对全市、事故区与非事故区平均响应时间的成对效应" title="图10"/>
             <wp:cNvGraphicFramePr>
               <a:graphicFrameLocks xmlns:a="http://schemas.openxmlformats.org/drawingml/2006/main" noChangeAspect="1"/>
             </wp:cNvGraphicFramePr>
@@ -23668,7 +23661,7 @@
               <a:graphicData uri="http://schemas.openxmlformats.org/drawingml/2006/picture">
                 <pic:pic xmlns:pic="http://schemas.openxmlformats.org/drawingml/2006/picture">
                   <pic:nvPicPr>
-                    <pic:cNvPr id="84" name="Picture" descr="图10 事故感知模式对全市、事故区与非事故区平均响应时间的成对效应" title="图10"/>
+                    <pic:cNvPr id="85" name="Picture" descr="图10 事故感知模式对全市、事故区与非事故区平均响应时间的成对效应" title="图10"/>
                     <pic:cNvPicPr>
                       <a:picLocks noChangeAspect="1" noChangeArrowheads="1"/>
                     </pic:cNvPicPr>
@@ -23743,371 +23736,7 @@
           <w:rFonts w:hint="eastAsia" w:ascii="Times New Roman" w:hAnsi="Times New Roman" w:eastAsia="宋体"/>
           <w:sz w:val="24"/>
         </w:rPr>
-        <w:t>R6、R2和R1分别用于表示低、中、高压力区域，其中R1的新增呼叫压力最高。随着</w:t>
-      </w:r>
-      <m:oMath>
-        <m:r>
-          <m:rPr/>
-          <m:t>H</m:t>
-        </m:r>
-      </m:oMath>
-      <w:r>
-        <w:rPr>
-          <w:rFonts w:hint="eastAsia" w:ascii="Times New Roman" w:hAnsi="Times New Roman" w:eastAsia="宋体"/>
-          <w:sz w:val="24"/>
-        </w:rPr>
-        <w:t>由0.5</w:t>
-      </w:r>
-      <w:r>
-        <w:rPr>
-          <w:rFonts w:ascii="Times New Roman" w:hAnsi="Times New Roman" w:eastAsia="宋体"/>
-          <w:sz w:val="24"/>
-        </w:rPr>
-        <w:t xml:space="preserve"> </w:t>
-      </w:r>
-      <w:r>
-        <w:rPr>
-          <w:rFonts w:hint="eastAsia" w:ascii="Times New Roman" w:hAnsi="Times New Roman" w:eastAsia="宋体"/>
-          <w:sz w:val="24"/>
-        </w:rPr>
-        <w:t>h增至12</w:t>
-      </w:r>
-      <w:r>
-        <w:rPr>
-          <w:rFonts w:ascii="Times New Roman" w:hAnsi="Times New Roman" w:eastAsia="宋体"/>
-          <w:sz w:val="24"/>
-        </w:rPr>
-        <w:t xml:space="preserve"> </w:t>
-      </w:r>
-      <w:r>
-        <w:rPr>
-          <w:rFonts w:hint="eastAsia" w:ascii="Times New Roman" w:hAnsi="Times New Roman" w:eastAsia="宋体"/>
-          <w:sz w:val="24"/>
-        </w:rPr>
-        <w:t>h，</w:t>
-      </w:r>
-      <m:oMath>
-        <m:sSub>
-          <m:sSubPr/>
-          <m:e>
-            <m:r>
-              <m:rPr/>
-              <m:t>B</m:t>
-            </m:r>
-          </m:e>
-          <m:sub>
-            <m:r>
-              <m:rPr/>
-              <m:t>N</m:t>
-            </m:r>
-          </m:sub>
-        </m:sSub>
-      </m:oMath>
-      <w:r>
-        <w:rPr>
-          <w:rFonts w:hint="eastAsia" w:ascii="Times New Roman" w:hAnsi="Times New Roman" w:eastAsia="宋体"/>
-          <w:sz w:val="24"/>
-        </w:rPr>
-        <w:t>下的全市平均响应时间由6.1706</w:t>
-      </w:r>
-      <w:r>
-        <w:rPr>
-          <w:rFonts w:ascii="Times New Roman" w:hAnsi="Times New Roman" w:eastAsia="宋体"/>
-          <w:sz w:val="24"/>
-        </w:rPr>
-        <w:t xml:space="preserve"> </w:t>
-      </w:r>
-      <w:r>
-        <w:rPr>
-          <w:rFonts w:hint="eastAsia" w:ascii="Times New Roman" w:hAnsi="Times New Roman" w:eastAsia="宋体"/>
-          <w:sz w:val="24"/>
-        </w:rPr>
-        <w:t>min增至31.6386</w:t>
-      </w:r>
-      <w:r>
-        <w:rPr>
-          <w:rFonts w:ascii="Times New Roman" w:hAnsi="Times New Roman" w:eastAsia="宋体"/>
-          <w:sz w:val="24"/>
-        </w:rPr>
-        <w:t xml:space="preserve"> </w:t>
-      </w:r>
-      <w:r>
-        <w:rPr>
-          <w:rFonts w:hint="eastAsia" w:ascii="Times New Roman" w:hAnsi="Times New Roman" w:eastAsia="宋体"/>
-          <w:sz w:val="24"/>
-        </w:rPr>
-        <w:t>min，而各节点</w:t>
-      </w:r>
-      <m:oMath>
-        <m:sSub>
-          <m:sSubPr/>
-          <m:e>
-            <m:r>
-              <m:rPr/>
-              <m:t>B</m:t>
-            </m:r>
-          </m:e>
-          <m:sub>
-            <m:r>
-              <m:rPr/>
-              <m:t>E</m:t>
-            </m:r>
-          </m:sub>
-        </m:sSub>
-        <m:r>
-          <m:rPr>
-            <m:sty m:val="p"/>
-          </m:rPr>
-          <m:t>−</m:t>
-        </m:r>
-        <m:sSub>
-          <m:sSubPr/>
-          <m:e>
-            <m:r>
-              <m:rPr/>
-              <m:t>B</m:t>
-            </m:r>
-          </m:e>
-          <m:sub>
-            <m:r>
-              <m:rPr/>
-              <m:t>N</m:t>
-            </m:r>
-          </m:sub>
-        </m:sSub>
-      </m:oMath>
-      <w:r>
-        <w:rPr>
-          <w:rFonts w:hint="eastAsia" w:ascii="Times New Roman" w:hAnsi="Times New Roman" w:eastAsia="宋体"/>
-          <w:sz w:val="24"/>
-        </w:rPr>
-        <w:t>的全市平均响应时间差绝对值不超过0.0981</w:t>
-      </w:r>
-      <w:r>
-        <w:rPr>
-          <w:rFonts w:ascii="Times New Roman" w:hAnsi="Times New Roman" w:eastAsia="宋体"/>
-          <w:sz w:val="24"/>
-        </w:rPr>
-        <w:t xml:space="preserve"> </w:t>
-      </w:r>
-      <w:r>
-        <w:rPr>
-          <w:rFonts w:hint="eastAsia" w:ascii="Times New Roman" w:hAnsi="Times New Roman" w:eastAsia="宋体"/>
-          <w:sz w:val="24"/>
-        </w:rPr>
-        <w:t>min。在本文固定车队与5倍事故强度设定下，容量约束的影响大于需求预测修正的边际作用；事故感知预测仅产生有限的局部车辆保护效应。</w:t>
-      </w:r>
-    </w:p>
-    <w:p>
-      <w:pPr>
-        <w:pStyle w:val="6"/>
-        <w:snapToGrid w:val="0"/>
-        <w:spacing w:before="0" w:after="0" w:line="360" w:lineRule="auto"/>
-        <w:ind w:firstLine="480"/>
-        <w:jc w:val="both"/>
-      </w:pPr>
-      <w:r>
-        <w:rPr>
-          <w:rFonts w:hint="eastAsia" w:ascii="Times New Roman" w:hAnsi="Times New Roman" w:eastAsia="宋体"/>
-          <w:sz w:val="24"/>
-        </w:rPr>
-        <w:t>进一步降低长时事故响应时间需要引入增车、临时站或外援等扩容决策，此类资源不在题目约束范围内。由于题目未给出</w:t>
-      </w:r>
-      <m:oMath>
-        <m:r>
-          <m:rPr/>
-          <m:t>H</m:t>
-        </m:r>
-      </m:oMath>
-      <w:r>
-        <w:rPr>
-          <w:rFonts w:hint="eastAsia" w:ascii="Times New Roman" w:hAnsi="Times New Roman" w:eastAsia="宋体"/>
-          <w:sz w:val="24"/>
-        </w:rPr>
-        <w:t>的概率分布，各节点结果不合成为与持续时间无关的总体指标。</w:t>
-      </w:r>
-    </w:p>
-    <w:bookmarkEnd w:id="27"/>
-    <w:bookmarkEnd w:id="33"/>
-    <w:p>
-      <w:pPr>
-        <w:pStyle w:val="3"/>
-        <w:snapToGrid w:val="0"/>
-        <w:spacing w:before="50" w:after="50" w:line="240" w:lineRule="auto"/>
-        <w:ind w:firstLine="0"/>
-        <w:jc w:val="center"/>
-      </w:pPr>
-      <w:bookmarkStart w:id="34" w:name="八模型评价"/>
-      <w:r>
-        <w:rPr>
-          <w:rFonts w:hint="eastAsia" w:ascii="Times New Roman" w:hAnsi="Times New Roman" w:eastAsia="黑体"/>
-          <w:b/>
-          <w:sz w:val="28"/>
-        </w:rPr>
-        <w:t>八、模型评价</w:t>
-      </w:r>
-    </w:p>
-    <w:p>
-      <w:pPr>
-        <w:pStyle w:val="4"/>
-        <w:snapToGrid w:val="0"/>
-        <w:spacing w:before="50" w:after="50" w:line="240" w:lineRule="auto"/>
-        <w:ind w:firstLine="0"/>
-        <w:jc w:val="left"/>
-      </w:pPr>
-      <w:bookmarkStart w:id="35" w:name="模型优点"/>
-      <w:r>
-        <w:rPr>
-          <w:rFonts w:ascii="Times New Roman" w:hAnsi="Times New Roman" w:eastAsia="宋体"/>
-          <w:b/>
-          <w:sz w:val="24"/>
-        </w:rPr>
-        <w:t xml:space="preserve">8.1 </w:t>
-      </w:r>
-      <w:r>
-        <w:rPr>
-          <w:rFonts w:hint="eastAsia" w:ascii="Times New Roman" w:hAnsi="Times New Roman" w:eastAsia="宋体"/>
-          <w:b/>
-          <w:sz w:val="24"/>
-        </w:rPr>
-        <w:t>模型优点</w:t>
-      </w:r>
-    </w:p>
-    <w:p>
-      <w:pPr>
-        <w:pStyle w:val="6"/>
-        <w:snapToGrid w:val="0"/>
-        <w:spacing w:before="0" w:after="0" w:line="360" w:lineRule="auto"/>
-        <w:ind w:firstLine="480"/>
-        <w:jc w:val="both"/>
-      </w:pPr>
-      <w:r>
-        <w:rPr>
-          <w:rFonts w:hint="eastAsia" w:ascii="Times New Roman" w:hAnsi="Times New Roman" w:eastAsia="宋体"/>
-          <w:sz w:val="24"/>
-        </w:rPr>
-        <w:t>容量分析先确定唯一可行配车，运输规划再优化区域服务分配，由此区分可行性结论与优化结果。需求残差和容量超限均为0，说明最终分配满足硬约束。词典序目标使距离和覆盖按主次顺序进入优化。</w:t>
-      </w:r>
-    </w:p>
-    <w:p>
-      <w:pPr>
-        <w:pStyle w:val="6"/>
-        <w:snapToGrid w:val="0"/>
-        <w:spacing w:before="0" w:after="0" w:line="360" w:lineRule="auto"/>
-        <w:ind w:firstLine="480"/>
-        <w:jc w:val="both"/>
-      </w:pPr>
-      <w:r>
-        <w:rPr>
-          <w:rFonts w:hint="eastAsia" w:ascii="Times New Roman" w:hAnsi="Times New Roman" w:eastAsia="宋体"/>
-          <w:sz w:val="24"/>
-        </w:rPr>
-        <w:t>任务二纳入30天预热、跨午夜状态、日接单上限和共同随机数，并以逐呼叫仿真计算响应时间。策略B和策略C分别对应日常保护性派车与固定备用配置，使“动态保护”和“显式备用”两个要求能够独立评价。方案评价同时覆盖平均响应时间、P95响应时间、等待时间、排队呼叫数、区域公平性和延迟成本。</w:t>
-      </w:r>
-    </w:p>
-    <w:p>
-      <w:pPr>
-        <w:pStyle w:val="6"/>
-        <w:snapToGrid w:val="0"/>
-        <w:spacing w:before="0" w:after="0" w:line="360" w:lineRule="auto"/>
-        <w:ind w:firstLine="480"/>
-        <w:jc w:val="both"/>
-      </w:pPr>
-      <w:r>
-        <w:rPr>
-          <w:rFonts w:hint="eastAsia" w:ascii="Times New Roman" w:hAnsi="Times New Roman" w:eastAsia="宋体"/>
-          <w:sz w:val="24"/>
-        </w:rPr>
-        <w:t>任务三将连续事故时长与有限仿真节点区分处理，并基于复制级PCHIP构造置信带。分域效应按实际呼叫数加权，无呼叫情景以零权重保留，使各事故区域的统计口径保持一致。全市与事故区效应分别报告，结论范围与置信区间相匹配。</w:t>
-      </w:r>
-    </w:p>
-    <w:bookmarkEnd w:id="35"/>
-    <w:p>
-      <w:pPr>
-        <w:pStyle w:val="4"/>
-        <w:snapToGrid w:val="0"/>
-        <w:spacing w:before="50" w:after="50" w:line="240" w:lineRule="auto"/>
-        <w:ind w:firstLine="0"/>
-        <w:jc w:val="left"/>
-      </w:pPr>
-      <w:bookmarkStart w:id="36" w:name="模型局限"/>
-      <w:r>
-        <w:rPr>
-          <w:rFonts w:ascii="Times New Roman" w:hAnsi="Times New Roman" w:eastAsia="宋体"/>
-          <w:b/>
-          <w:sz w:val="24"/>
-        </w:rPr>
-        <w:t xml:space="preserve">8.2 </w:t>
-      </w:r>
-      <w:r>
-        <w:rPr>
-          <w:rFonts w:hint="eastAsia" w:ascii="Times New Roman" w:hAnsi="Times New Roman" w:eastAsia="宋体"/>
-          <w:b/>
-          <w:sz w:val="24"/>
-        </w:rPr>
-        <w:t>模型局限</w:t>
-      </w:r>
-    </w:p>
-    <w:p>
-      <w:pPr>
-        <w:pStyle w:val="6"/>
-        <w:snapToGrid w:val="0"/>
-        <w:spacing w:before="0" w:after="0" w:line="360" w:lineRule="auto"/>
-        <w:ind w:firstLine="480"/>
-        <w:jc w:val="both"/>
-      </w:pPr>
-      <w:r>
-        <w:rPr>
-          <w:rFonts w:hint="eastAsia" w:ascii="Times New Roman" w:hAnsi="Times New Roman" w:eastAsia="宋体"/>
-          <w:sz w:val="24"/>
-        </w:rPr>
-        <w:t>区域中心表示聚合需求，无法刻画区内真实呼叫位置；欧氏距离也未包含道路拓扑、拥堵和信号灯影响。因此，任务一的平均距离和任务二的行驶时间更适合作为统一口径下的方案比较值，不能直接替代实际道路导航时间。若道路迂回或高峰拥堵具有明显区域差异，欧氏距离还可能改变候选车辆的先后顺序。</w:t>
-      </w:r>
-    </w:p>
-    <w:p>
-      <w:pPr>
-        <w:pStyle w:val="6"/>
-        <w:snapToGrid w:val="0"/>
-        <w:spacing w:before="0" w:after="0" w:line="360" w:lineRule="auto"/>
-        <w:ind w:firstLine="480"/>
-        <w:jc w:val="both"/>
-      </w:pPr>
-      <w:r>
-        <w:rPr>
-          <w:rFonts w:hint="eastAsia" w:ascii="Times New Roman" w:hAnsi="Times New Roman" w:eastAsia="宋体"/>
-          <w:sz w:val="24"/>
-        </w:rPr>
-        <w:t>双高斯强度是日内变化的情景设定，缺少逐时历史数据使高峰位置和峰宽无法校准，任务二的绝对响应时间只适用于本文情景。单次任务固定占用45</w:t>
-      </w:r>
-      <w:r>
-        <w:rPr>
-          <w:rFonts w:ascii="Times New Roman" w:hAnsi="Times New Roman" w:eastAsia="宋体"/>
-          <w:sz w:val="24"/>
-        </w:rPr>
-        <w:t xml:space="preserve"> </w:t>
-      </w:r>
-      <w:r>
-        <w:rPr>
-          <w:rFonts w:hint="eastAsia" w:ascii="Times New Roman" w:hAnsi="Times New Roman" w:eastAsia="宋体"/>
-          <w:sz w:val="24"/>
-        </w:rPr>
-        <w:t>min，忽略了现场处置和返程时间的随机性，可能低估队列尾部的波动。固定备用方案由有限复制筛选得到，其最优性限于所设样本，S3备用配置不应在需求空间分布改变后直接沿用。</w:t>
-      </w:r>
-    </w:p>
-    <w:p>
-      <w:pPr>
-        <w:pStyle w:val="6"/>
-        <w:snapToGrid w:val="0"/>
-        <w:spacing w:before="0" w:after="0" w:line="360" w:lineRule="auto"/>
-        <w:ind w:firstLine="480"/>
-        <w:jc w:val="both"/>
-      </w:pPr>
-      <w:r>
-        <w:rPr>
-          <w:rFonts w:hint="eastAsia" w:ascii="Times New Roman" w:hAnsi="Times New Roman" w:eastAsia="宋体"/>
-          <w:sz w:val="24"/>
-        </w:rPr>
-        <w:t>任务三假定事故开始时即可识别，因而</w:t>
+        <w:t>R6、R2和R1分别表示低、中、高压力区域，其中R1的新增呼叫压力最高。事故区的局部改善说明</w:t>
       </w:r>
       <m:oMath>
         <m:sSub>
@@ -24131,23 +23760,10 @@
           <w:rFonts w:hint="eastAsia" w:ascii="Times New Roman" w:hAnsi="Times New Roman" w:eastAsia="宋体"/>
           <w:sz w:val="24"/>
         </w:rPr>
-        <w:t>对应无识别滞后条件下的预测修正效果；现实中的信息延迟会缩短可用前瞻时间。事故强度统一设为日常值的5倍，伤情分级和事故规模差异尚待数据支持。PCHIP响应面由10个仿真节点构造，其分辨率受节点间距限制。10个事故区域情景用于考察空间差异，题目尚未提供各区域事故发生概率和持续时间分布，因此结果按区域和</w:t>
-      </w:r>
-      <m:oMath>
-        <m:r>
-          <m:rPr/>
-          <m:t>H</m:t>
-        </m:r>
-      </m:oMath>
-      <w:r>
-        <w:rPr>
-          <w:rFonts w:hint="eastAsia" w:ascii="Times New Roman" w:hAnsi="Times New Roman" w:eastAsia="宋体"/>
-          <w:sz w:val="24"/>
-        </w:rPr>
-        <w:t>分别报告。</w:t>
+        <w:t>可作为事故确认后的即时保护规则，但它不能替代运力扩充。固定12辆车和5倍事故强度下，容量不足是响应恶化的主导原因，需要进一步评价临时外援。</w:t>
       </w:r>
     </w:p>
-    <w:bookmarkEnd w:id="36"/>
+    <w:bookmarkEnd w:id="34"/>
     <w:p>
       <w:pPr>
         <w:pStyle w:val="4"/>
@@ -24156,14 +23772,14 @@
         <w:ind w:firstLine="0"/>
         <w:jc w:val="left"/>
       </w:pPr>
-      <w:bookmarkStart w:id="37" w:name="推广方向"/>
+      <w:bookmarkStart w:id="35" w:name="临时外援车辆配置与性价比"/>
       <w:r>
         <w:rPr>
           <w:rFonts w:ascii="Times New Roman" w:hAnsi="Times New Roman" w:eastAsia="宋体"/>
           <w:b/>
           <w:sz w:val="24"/>
         </w:rPr>
-        <w:t xml:space="preserve">8.3 </w:t>
+        <w:t xml:space="preserve">7.8 </w:t>
       </w:r>
       <w:r>
         <w:rPr>
@@ -24171,7 +23787,7 @@
           <w:b/>
           <w:sz w:val="24"/>
         </w:rPr>
-        <w:t>推广方向</w:t>
+        <w:t>临时外援车辆配置与性价比</w:t>
       </w:r>
     </w:p>
     <w:p>
@@ -24187,33 +23803,102 @@
           <w:rFonts w:hint="eastAsia" w:ascii="Times New Roman" w:hAnsi="Times New Roman" w:eastAsia="宋体"/>
           <w:sz w:val="24"/>
         </w:rPr>
-        <w:t>若获得逐条历史呼叫、路网行程时间和任务持续时间数据，可先按区域和时段校准到达强度，再以导航行程时间替换欧氏距离，并根据任务类型拟合随机占用时间分布。上述数据可直接接入现有运输规划和离散事件仿真，需求守恒、车辆容量和FCFS等基本约束继续适用。输入更新后，</w:t>
+        <w:t>7.7节表明，现有12辆车下的事故感知派车只能形成局部改善，容量压力仍占主导。为补充事故期运力，本文进一步考察临时外援车辆的数量、响应收益与资源效率。对每个事故区域和持续时间，设置</w:t>
       </w:r>
       <m:oMath>
         <m:r>
           <m:rPr/>
-          <m:t>β</m:t>
+          <m:t>m</m:t>
+        </m:r>
+        <m:r>
+          <m:rPr>
+            <m:sty m:val="p"/>
+          </m:rPr>
+          <m:t>=</m:t>
+        </m:r>
+        <m:r>
+          <m:rPr/>
+          <m:t>0</m:t>
+        </m:r>
+        <m:r>
+          <m:rPr>
+            <m:sty m:val="p"/>
+          </m:rPr>
+          <m:t>,</m:t>
+        </m:r>
+        <m:r>
+          <m:rPr/>
+          <m:t>1</m:t>
+        </m:r>
+        <m:r>
+          <m:rPr>
+            <m:sty m:val="p"/>
+          </m:rPr>
+          <m:t>,…,</m:t>
+        </m:r>
+        <m:r>
+          <m:rPr/>
+          <m:t>6</m:t>
         </m:r>
       </m:oMath>
       <w:r>
         <w:rPr>
+          <w:rFonts w:hint="eastAsia" w:ascii="Times New Roman" w:hAnsi="Times New Roman" w:eastAsia="宋体"/>
+          <w:sz w:val="24"/>
+        </w:rPr>
+        <w:t>辆临时外援。外援驻扎在事故区代表点最近的现有站点；R8到S4和S6距离相同，车辆按S4、S6交替分配。事故开始时外援已经到达驻点，到站延迟记为0，但每次响应仍计入3</w:t>
+      </w:r>
+      <w:r>
+        <w:rPr>
           <w:rFonts w:ascii="Times New Roman" w:hAnsi="Times New Roman" w:eastAsia="宋体"/>
           <w:sz w:val="24"/>
         </w:rPr>
-        <w:t>、</w:t>
+        <w:t xml:space="preserve"> </w:t>
+      </w:r>
+      <w:r>
+        <w:rPr>
+          <w:rFonts w:hint="eastAsia" w:ascii="Times New Roman" w:hAnsi="Times New Roman" w:eastAsia="宋体"/>
+          <w:sz w:val="24"/>
+        </w:rPr>
+        <w:t>min准备时间和驻点至呼叫点的行驶时间。外援与普通车辆采用相同的45</w:t>
+      </w:r>
+      <w:r>
+        <w:rPr>
+          <w:rFonts w:ascii="Times New Roman" w:hAnsi="Times New Roman" w:eastAsia="宋体"/>
+          <w:sz w:val="24"/>
+        </w:rPr>
+        <w:t xml:space="preserve"> </w:t>
+      </w:r>
+      <w:r>
+        <w:rPr>
+          <w:rFonts w:hint="eastAsia" w:ascii="Times New Roman" w:hAnsi="Times New Roman" w:eastAsia="宋体"/>
+          <w:sz w:val="24"/>
+        </w:rPr>
+        <w:t>min任务占用、日12次接单上限和任务后回站规则，并与现有车辆共同执行</w:t>
       </w:r>
       <m:oMath>
-        <m:r>
-          <m:rPr/>
-          <m:t>δ</m:t>
-        </m:r>
+        <m:sSub>
+          <m:sSubPr/>
+          <m:e>
+            <m:r>
+              <m:rPr/>
+              <m:t>B</m:t>
+            </m:r>
+          </m:e>
+          <m:sub>
+            <m:r>
+              <m:rPr/>
+              <m:t>E</m:t>
+            </m:r>
+          </m:sub>
+        </m:sSub>
       </m:oMath>
       <w:r>
         <w:rPr>
           <w:rFonts w:hint="eastAsia" w:ascii="Times New Roman" w:hAnsi="Times New Roman" w:eastAsia="宋体"/>
           <w:sz w:val="24"/>
         </w:rPr>
-        <w:t>和备用位置需重新筛选并开展样本外评价。</w:t>
+        <w:t>评分。临时停车不占六个站点的永久容量。</w:t>
       </w:r>
     </w:p>
     <w:p>
@@ -24229,11 +23914,712 @@
           <w:rFonts w:hint="eastAsia" w:ascii="Times New Roman" w:hAnsi="Times New Roman" w:eastAsia="宋体"/>
           <w:sz w:val="24"/>
         </w:rPr>
-        <w:t>进一步获得事故识别时间、强度等级和持续时间分布后，可在仿真中显式加入识别滞后，并按事故发生概率对条件响应面进行滚动风险评价。若允许新增车辆、临时站点或外援，则可在任务三上层增加资源扩容决策。资源扩容直接缓解容量瓶颈，预测修正改善既有车队的派车顺序，两类方案应分别比较成本和响应收益。</w:t>
-      </w:r>
+        <w:t>正式实验覆盖10个事故区域、10个时长节点、10个随机种子和7种外援数量。同一区域、时长和种子下的7种外援方案共享呼叫流。</w:t>
+      </w:r>
+      <w:bookmarkStart w:id="42" w:name="_GoBack"/>
+      <w:bookmarkEnd w:id="42"/>
     </w:p>
-    <w:bookmarkEnd w:id="34"/>
-    <w:bookmarkEnd w:id="37"/>
+    <w:p>
+      <w:pPr>
+        <w:pStyle w:val="6"/>
+        <w:snapToGrid w:val="0"/>
+        <w:spacing w:before="0" w:after="0" w:line="360" w:lineRule="auto"/>
+        <w:ind w:firstLine="480"/>
+        <w:jc w:val="both"/>
+      </w:pPr>
+      <w:r>
+        <w:rPr>
+          <w:rFonts w:hint="eastAsia" w:ascii="Times New Roman" w:hAnsi="Times New Roman" w:eastAsia="宋体"/>
+          <w:sz w:val="24"/>
+        </w:rPr>
+        <w:t>为比较响应改善与车辆投入，记</w:t>
+      </w:r>
+      <m:oMath>
+        <m:sSub>
+          <m:sSubPr/>
+          <m:e>
+            <m:r>
+              <m:rPr/>
+              <m:t>T</m:t>
+            </m:r>
+          </m:e>
+          <m:sub>
+            <m:r>
+              <m:rPr/>
+              <m:t>m</m:t>
+            </m:r>
+          </m:sub>
+        </m:sSub>
+        <m:r>
+          <m:rPr>
+            <m:sty m:val="p"/>
+          </m:rPr>
+          <m:t>(</m:t>
+        </m:r>
+        <m:r>
+          <m:rPr/>
+          <m:t>H</m:t>
+        </m:r>
+        <m:r>
+          <m:rPr>
+            <m:sty m:val="p"/>
+          </m:rPr>
+          <m:t>)</m:t>
+        </m:r>
+      </m:oMath>
+      <w:r>
+        <w:rPr>
+          <w:rFonts w:hint="eastAsia" w:ascii="Times New Roman" w:hAnsi="Times New Roman" w:eastAsia="宋体"/>
+          <w:sz w:val="24"/>
+        </w:rPr>
+        <w:t>和</w:t>
+      </w:r>
+      <m:oMath>
+        <m:sSub>
+          <m:sSubPr/>
+          <m:e>
+            <m:r>
+              <m:rPr/>
+              <m:t>P</m:t>
+            </m:r>
+          </m:e>
+          <m:sub>
+            <m:r>
+              <m:rPr/>
+              <m:t>m</m:t>
+            </m:r>
+          </m:sub>
+        </m:sSub>
+        <m:r>
+          <m:rPr>
+            <m:sty m:val="p"/>
+          </m:rPr>
+          <m:t>(</m:t>
+        </m:r>
+        <m:r>
+          <m:rPr/>
+          <m:t>H</m:t>
+        </m:r>
+        <m:r>
+          <m:rPr>
+            <m:sty m:val="p"/>
+          </m:rPr>
+          <m:t>)</m:t>
+        </m:r>
+      </m:oMath>
+      <w:r>
+        <w:rPr>
+          <w:rFonts w:hint="eastAsia" w:ascii="Times New Roman" w:hAnsi="Times New Roman" w:eastAsia="宋体"/>
+          <w:sz w:val="24"/>
+        </w:rPr>
+        <w:t>分别为配置</w:t>
+      </w:r>
+      <m:oMath>
+        <m:r>
+          <m:rPr/>
+          <m:t>m</m:t>
+        </m:r>
+      </m:oMath>
+      <w:r>
+        <w:rPr>
+          <w:rFonts w:hint="eastAsia" w:ascii="Times New Roman" w:hAnsi="Times New Roman" w:eastAsia="宋体"/>
+          <w:sz w:val="24"/>
+        </w:rPr>
+        <w:t>辆外援时，完整种子区组内10个单区域事故情景的全市等权平均响应时间和平均延迟罚金。以6辆外援相对无外援取得的时间下降为100%，即可衡量较少车辆已经实现的响应改善比例。新增第</w:t>
+      </w:r>
+      <m:oMath>
+        <m:r>
+          <m:rPr/>
+          <m:t>m</m:t>
+        </m:r>
+      </m:oMath>
+      <w:r>
+        <w:rPr>
+          <w:rFonts w:hint="eastAsia" w:ascii="Times New Roman" w:hAnsi="Times New Roman" w:eastAsia="宋体"/>
+          <w:sz w:val="24"/>
+        </w:rPr>
+        <w:t>辆外援所避免的延迟罚金记为</w:t>
+      </w:r>
+      <m:oMath>
+        <m:r>
+          <m:rPr>
+            <m:sty m:val="p"/>
+          </m:rPr>
+          <m:t>Δ</m:t>
+        </m:r>
+        <m:sSub>
+          <m:sSubPr/>
+          <m:e>
+            <m:r>
+              <m:rPr/>
+              <m:t>P</m:t>
+            </m:r>
+          </m:e>
+          <m:sub>
+            <m:r>
+              <m:rPr/>
+              <m:t>m</m:t>
+            </m:r>
+          </m:sub>
+        </m:sSub>
+        <m:r>
+          <m:rPr>
+            <m:sty m:val="p"/>
+          </m:rPr>
+          <m:t>(</m:t>
+        </m:r>
+        <m:r>
+          <m:rPr/>
+          <m:t>H</m:t>
+        </m:r>
+        <m:r>
+          <m:rPr>
+            <m:sty m:val="p"/>
+          </m:rPr>
+          <m:t>)=</m:t>
+        </m:r>
+        <m:sSub>
+          <m:sSubPr/>
+          <m:e>
+            <m:r>
+              <m:rPr/>
+              <m:t>P</m:t>
+            </m:r>
+          </m:e>
+          <m:sub>
+            <m:r>
+              <m:rPr/>
+              <m:t>m</m:t>
+            </m:r>
+            <m:r>
+              <m:rPr>
+                <m:sty m:val="p"/>
+              </m:rPr>
+              <m:t>−</m:t>
+            </m:r>
+            <m:r>
+              <m:rPr/>
+              <m:t>1</m:t>
+            </m:r>
+          </m:sub>
+        </m:sSub>
+        <m:r>
+          <m:rPr>
+            <m:sty m:val="p"/>
+          </m:rPr>
+          <m:t>(</m:t>
+        </m:r>
+        <m:r>
+          <m:rPr/>
+          <m:t>H</m:t>
+        </m:r>
+        <m:r>
+          <m:rPr>
+            <m:sty m:val="p"/>
+          </m:rPr>
+          <m:t>)−</m:t>
+        </m:r>
+        <m:sSub>
+          <m:sSubPr/>
+          <m:e>
+            <m:r>
+              <m:rPr/>
+              <m:t>P</m:t>
+            </m:r>
+          </m:e>
+          <m:sub>
+            <m:r>
+              <m:rPr/>
+              <m:t>m</m:t>
+            </m:r>
+          </m:sub>
+        </m:sSub>
+        <m:r>
+          <m:rPr>
+            <m:sty m:val="p"/>
+          </m:rPr>
+          <m:t>(</m:t>
+        </m:r>
+        <m:r>
+          <m:rPr/>
+          <m:t>H</m:t>
+        </m:r>
+        <m:r>
+          <m:rPr>
+            <m:sty m:val="p"/>
+          </m:rPr>
+          <m:t>)</m:t>
+        </m:r>
+      </m:oMath>
+      <w:r>
+        <w:rPr>
+          <w:rFonts w:hint="eastAsia" w:ascii="Times New Roman" w:hAnsi="Times New Roman" w:eastAsia="宋体"/>
+          <w:sz w:val="24"/>
+        </w:rPr>
+        <w:t>。仿真中每辆外援具有相同的任务参数，因此</w:t>
+      </w:r>
+      <m:oMath>
+        <m:r>
+          <m:rPr>
+            <m:sty m:val="p"/>
+          </m:rPr>
+          <m:t>Δ</m:t>
+        </m:r>
+        <m:sSub>
+          <m:sSubPr/>
+          <m:e>
+            <m:r>
+              <m:rPr/>
+              <m:t>P</m:t>
+            </m:r>
+          </m:e>
+          <m:sub>
+            <m:r>
+              <m:rPr/>
+              <m:t>m</m:t>
+            </m:r>
+          </m:sub>
+        </m:sSub>
+        <m:r>
+          <m:rPr>
+            <m:sty m:val="p"/>
+          </m:rPr>
+          <m:t>(</m:t>
+        </m:r>
+        <m:r>
+          <m:rPr/>
+          <m:t>H</m:t>
+        </m:r>
+        <m:r>
+          <m:rPr>
+            <m:sty m:val="p"/>
+          </m:rPr>
+          <m:t>)</m:t>
+        </m:r>
+      </m:oMath>
+      <w:r>
+        <w:rPr>
+          <w:rFonts w:hint="eastAsia" w:ascii="Times New Roman" w:hAnsi="Times New Roman" w:eastAsia="宋体"/>
+          <w:sz w:val="24"/>
+        </w:rPr>
+        <w:t>越大，表示该辆车的单位投入收益越高。</w:t>
+      </w:r>
+    </w:p>
+    <w:p>
+      <w:pPr>
+        <w:pStyle w:val="6"/>
+        <w:snapToGrid w:val="0"/>
+        <w:spacing w:before="0" w:after="0" w:line="360" w:lineRule="auto"/>
+        <w:ind w:firstLine="480"/>
+        <w:jc w:val="both"/>
+      </w:pPr>
+      <w:r>
+        <w:rPr>
+          <w:rFonts w:hint="eastAsia" w:ascii="Times New Roman" w:hAnsi="Times New Roman" w:eastAsia="宋体"/>
+          <w:sz w:val="24"/>
+        </w:rPr>
+        <w:t>图11(a)给出代表时长下的外援数量与全市平均响应时间，图11(b)给出长时事故的响应改善达成率，其中6辆外援固定为100%；3辆处的竖线和90%横线用于识别统一的响应折中阈值。图11(c)给出新增第</w:t>
+      </w:r>
+      <m:oMath>
+        <m:r>
+          <m:rPr/>
+          <m:t>m</m:t>
+        </m:r>
+      </m:oMath>
+      <w:r>
+        <w:rPr>
+          <w:rFonts w:hint="eastAsia" w:ascii="Times New Roman" w:hAnsi="Times New Roman" w:eastAsia="宋体"/>
+          <w:sz w:val="24"/>
+        </w:rPr>
+        <w:t>辆外援相对</w:t>
+      </w:r>
+      <m:oMath>
+        <m:r>
+          <m:rPr/>
+          <m:t>m</m:t>
+        </m:r>
+        <m:r>
+          <m:rPr>
+            <m:sty m:val="p"/>
+          </m:rPr>
+          <m:t>−</m:t>
+        </m:r>
+        <m:r>
+          <m:rPr/>
+          <m:t>1</m:t>
+        </m:r>
+      </m:oMath>
+      <w:r>
+        <w:rPr>
+          <w:rFonts w:hint="eastAsia" w:ascii="Times New Roman" w:hAnsi="Times New Roman" w:eastAsia="宋体"/>
+          <w:sz w:val="24"/>
+        </w:rPr>
+        <w:t>辆方案所避免的延迟罚金</w:t>
+      </w:r>
+      <m:oMath>
+        <m:r>
+          <m:rPr>
+            <m:sty m:val="p"/>
+          </m:rPr>
+          <m:t>Δ</m:t>
+        </m:r>
+        <m:sSub>
+          <m:sSubPr/>
+          <m:e>
+            <m:r>
+              <m:rPr/>
+              <m:t>P</m:t>
+            </m:r>
+          </m:e>
+          <m:sub>
+            <m:r>
+              <m:rPr/>
+              <m:t>m</m:t>
+            </m:r>
+          </m:sub>
+        </m:sSub>
+        <m:r>
+          <m:rPr>
+            <m:sty m:val="p"/>
+          </m:rPr>
+          <m:t>(</m:t>
+        </m:r>
+        <m:r>
+          <m:rPr/>
+          <m:t>H</m:t>
+        </m:r>
+        <m:r>
+          <m:rPr>
+            <m:sty m:val="p"/>
+          </m:rPr>
+          <m:t>)</m:t>
+        </m:r>
+      </m:oMath>
+      <w:r>
+        <w:rPr>
+          <w:rFonts w:hint="eastAsia" w:ascii="Times New Roman" w:hAnsi="Times New Roman" w:eastAsia="宋体"/>
+          <w:sz w:val="24"/>
+        </w:rPr>
+        <w:t>。由于该指标跨越多个数量级，热力图采用对数色阶，并在单元格内标出以万元/辆·事故情景计的均值。图中</w:t>
+      </w:r>
+      <m:oMath>
+        <m:r>
+          <m:rPr/>
+          <m:t>H</m:t>
+        </m:r>
+        <m:r>
+          <m:rPr>
+            <m:sty m:val="p"/>
+          </m:rPr>
+          <m:t>=</m:t>
+        </m:r>
+        <m:r>
+          <m:rPr/>
+          <m:t>0.5</m:t>
+        </m:r>
+      </m:oMath>
+      <w:r>
+        <w:rPr>
+          <w:rFonts w:ascii="Times New Roman" w:hAnsi="Times New Roman" w:eastAsia="宋体"/>
+          <w:sz w:val="24"/>
+        </w:rPr>
+        <w:t xml:space="preserve"> </w:t>
+      </w:r>
+      <w:r>
+        <w:rPr>
+          <w:rFonts w:hint="eastAsia" w:ascii="Times New Roman" w:hAnsi="Times New Roman" w:eastAsia="宋体"/>
+          <w:sz w:val="24"/>
+        </w:rPr>
+        <w:t>h的结果基于9个完整种子区组，其余时长基于10个种子。</w:t>
+      </w:r>
+    </w:p>
+    <w:p>
+      <w:pPr>
+        <w:pStyle w:val="6"/>
+        <w:snapToGrid w:val="0"/>
+        <w:spacing w:before="0" w:after="0"/>
+        <w:ind w:firstLine="0"/>
+        <w:jc w:val="center"/>
+      </w:pPr>
+      <w:r>
+        <w:drawing>
+          <wp:inline distT="0" distB="0" distL="114300" distR="114300">
+            <wp:extent cx="5062220" cy="4660900"/>
+            <wp:effectExtent l="0" t="0" r="0" b="0"/>
+            <wp:docPr id="89" name="Picture" descr="图11 临时外援数量的响应收益与边际避免罚金" title="图11"/>
+            <wp:cNvGraphicFramePr>
+              <a:graphicFrameLocks xmlns:a="http://schemas.openxmlformats.org/drawingml/2006/main" noChangeAspect="1"/>
+            </wp:cNvGraphicFramePr>
+            <a:graphic xmlns:a="http://schemas.openxmlformats.org/drawingml/2006/main">
+              <a:graphicData uri="http://schemas.openxmlformats.org/drawingml/2006/picture">
+                <pic:pic xmlns:pic="http://schemas.openxmlformats.org/drawingml/2006/picture">
+                  <pic:nvPicPr>
+                    <pic:cNvPr id="89" name="Picture" descr="图11 临时外援数量的响应收益与边际避免罚金" title="图11"/>
+                    <pic:cNvPicPr>
+                      <a:picLocks noChangeAspect="1" noChangeArrowheads="1"/>
+                    </pic:cNvPicPr>
+                  </pic:nvPicPr>
+                  <pic:blipFill>
+                    <a:blip r:embed="rId18"/>
+                    <a:stretch>
+                      <a:fillRect/>
+                    </a:stretch>
+                  </pic:blipFill>
+                  <pic:spPr>
+                    <a:xfrm>
+                      <a:off x="0" y="0"/>
+                      <a:ext cx="5062728" cy="4660924"/>
+                    </a:xfrm>
+                    <a:prstGeom prst="rect">
+                      <a:avLst/>
+                    </a:prstGeom>
+                    <a:noFill/>
+                    <a:ln w="9525">
+                      <a:noFill/>
+                    </a:ln>
+                  </pic:spPr>
+                </pic:pic>
+              </a:graphicData>
+            </a:graphic>
+          </wp:inline>
+        </w:drawing>
+      </w:r>
+    </w:p>
+    <w:p>
+      <w:pPr>
+        <w:pStyle w:val="6"/>
+        <w:keepNext/>
+        <w:snapToGrid w:val="0"/>
+        <w:spacing w:before="0" w:after="0" w:line="360" w:lineRule="auto"/>
+        <w:ind w:firstLine="0"/>
+        <w:jc w:val="center"/>
+      </w:pPr>
+      <w:r>
+        <w:rPr>
+          <w:rFonts w:hint="eastAsia" w:ascii="Times New Roman" w:hAnsi="Times New Roman" w:eastAsia="宋体"/>
+          <w:sz w:val="21"/>
+        </w:rPr>
+        <w:t>图11</w:t>
+      </w:r>
+      <w:r>
+        <w:rPr>
+          <w:rFonts w:ascii="Times New Roman" w:hAnsi="Times New Roman" w:eastAsia="宋体"/>
+          <w:sz w:val="21"/>
+        </w:rPr>
+        <w:t xml:space="preserve"> </w:t>
+      </w:r>
+      <w:r>
+        <w:rPr>
+          <w:rFonts w:hint="eastAsia" w:ascii="Times New Roman" w:hAnsi="Times New Roman" w:eastAsia="宋体"/>
+          <w:sz w:val="21"/>
+        </w:rPr>
+        <w:t>临时外援数量的响应收益与边际避免罚金</w:t>
+      </w:r>
+    </w:p>
+    <w:p>
+      <w:pPr>
+        <w:pStyle w:val="6"/>
+        <w:snapToGrid w:val="0"/>
+        <w:spacing w:before="0" w:after="0" w:line="360" w:lineRule="auto"/>
+        <w:ind w:firstLine="480"/>
+        <w:jc w:val="both"/>
+      </w:pPr>
+      <w:r>
+        <w:rPr>
+          <w:rFonts w:hint="eastAsia" w:ascii="Times New Roman" w:hAnsi="Times New Roman" w:eastAsia="宋体"/>
+          <w:sz w:val="24"/>
+        </w:rPr>
+        <w:t>10个时长节点上，第1辆外援的边际避免罚金均高于后续车辆，因而单位车辆收益最高，适合作为资源有限时的首批增援。在</w:t>
+      </w:r>
+      <m:oMath>
+        <m:r>
+          <m:rPr/>
+          <m:t>H</m:t>
+        </m:r>
+        <m:r>
+          <m:rPr>
+            <m:sty m:val="p"/>
+          </m:rPr>
+          <m:t>=</m:t>
+        </m:r>
+        <m:r>
+          <m:rPr/>
+          <m:t>6</m:t>
+        </m:r>
+        <m:r>
+          <m:rPr>
+            <m:sty m:val="p"/>
+          </m:rPr>
+          <m:t>,</m:t>
+        </m:r>
+        <m:r>
+          <m:rPr/>
+          <m:t>8</m:t>
+        </m:r>
+        <m:r>
+          <m:rPr>
+            <m:sty m:val="p"/>
+          </m:rPr>
+          <m:t>,</m:t>
+        </m:r>
+        <m:r>
+          <m:rPr/>
+          <m:t>10</m:t>
+        </m:r>
+        <m:r>
+          <m:rPr>
+            <m:sty m:val="p"/>
+          </m:rPr>
+          <m:t>,</m:t>
+        </m:r>
+        <m:r>
+          <m:rPr/>
+          <m:t>11</m:t>
+        </m:r>
+        <m:r>
+          <m:rPr>
+            <m:sty m:val="p"/>
+          </m:rPr>
+          <m:t>,</m:t>
+        </m:r>
+        <m:r>
+          <m:rPr/>
+          <m:t>12</m:t>
+        </m:r>
+      </m:oMath>
+      <w:r>
+        <w:rPr>
+          <w:rFonts w:ascii="Times New Roman" w:hAnsi="Times New Roman" w:eastAsia="宋体"/>
+          <w:sz w:val="24"/>
+        </w:rPr>
+        <w:t xml:space="preserve"> </w:t>
+      </w:r>
+      <w:r>
+        <w:rPr>
+          <w:rFonts w:hint="eastAsia" w:ascii="Times New Roman" w:hAnsi="Times New Roman" w:eastAsia="宋体"/>
+          <w:sz w:val="24"/>
+        </w:rPr>
+        <w:t>h五个长时节点，2辆方案的响应改善达成率为84.42%～89.03%，3辆方案达到93.23%～96.30%。因此，3辆是90%响应改善达成率规则下的最小统一外援数；该方案仅使用6辆方案一半的车辆，是长时事故下兼顾响应效果和车辆投入的最优折中。若管理目标是使10个时长节点的全市等权平均响应时间均低于5</w:t>
+      </w:r>
+      <w:r>
+        <w:rPr>
+          <w:rFonts w:ascii="Times New Roman" w:hAnsi="Times New Roman" w:eastAsia="宋体"/>
+          <w:sz w:val="24"/>
+        </w:rPr>
+        <w:t xml:space="preserve"> </w:t>
+      </w:r>
+      <w:r>
+        <w:rPr>
+          <w:rFonts w:hint="eastAsia" w:ascii="Times New Roman" w:hAnsi="Times New Roman" w:eastAsia="宋体"/>
+          <w:sz w:val="24"/>
+        </w:rPr>
+        <w:t>min，则4辆方案的最差节点仍为5.13</w:t>
+      </w:r>
+      <w:r>
+        <w:rPr>
+          <w:rFonts w:ascii="Times New Roman" w:hAnsi="Times New Roman" w:eastAsia="宋体"/>
+          <w:sz w:val="24"/>
+        </w:rPr>
+        <w:t xml:space="preserve"> </w:t>
+      </w:r>
+      <w:r>
+        <w:rPr>
+          <w:rFonts w:hint="eastAsia" w:ascii="Times New Roman" w:hAnsi="Times New Roman" w:eastAsia="宋体"/>
+          <w:sz w:val="24"/>
+        </w:rPr>
+        <w:t>min，5辆方案的最差节点降至4.94</w:t>
+      </w:r>
+      <w:r>
+        <w:rPr>
+          <w:rFonts w:ascii="Times New Roman" w:hAnsi="Times New Roman" w:eastAsia="宋体"/>
+          <w:sz w:val="24"/>
+        </w:rPr>
+        <w:t xml:space="preserve"> </w:t>
+      </w:r>
+      <w:r>
+        <w:rPr>
+          <w:rFonts w:hint="eastAsia" w:ascii="Times New Roman" w:hAnsi="Times New Roman" w:eastAsia="宋体"/>
+          <w:sz w:val="24"/>
+        </w:rPr>
+        <w:t>min，5辆是满足该目标的最小统一数量。该结论适用于10个区域情景的全市等权平均值，分区与单次随机情景仍按原始结果分别判断。</w:t>
+      </w:r>
+    </w:p>
+    <w:p>
+      <w:pPr>
+        <w:pStyle w:val="6"/>
+        <w:snapToGrid w:val="0"/>
+        <w:spacing w:before="0" w:after="0" w:line="360" w:lineRule="auto"/>
+        <w:ind w:firstLine="480"/>
+        <w:jc w:val="both"/>
+      </w:pPr>
+      <w:r>
+        <w:rPr>
+          <w:rFonts w:hint="eastAsia" w:ascii="Times New Roman" w:hAnsi="Times New Roman" w:eastAsia="宋体"/>
+          <w:sz w:val="24"/>
+        </w:rPr>
+        <w:t>图11(c)还表明，各时长下新增车辆的边际避免罚金均随外援序号增加而下降。以12</w:t>
+      </w:r>
+      <w:r>
+        <w:rPr>
+          <w:rFonts w:ascii="Times New Roman" w:hAnsi="Times New Roman" w:eastAsia="宋体"/>
+          <w:sz w:val="24"/>
+        </w:rPr>
+        <w:t xml:space="preserve"> </w:t>
+      </w:r>
+      <w:r>
+        <w:rPr>
+          <w:rFonts w:hint="eastAsia" w:ascii="Times New Roman" w:hAnsi="Times New Roman" w:eastAsia="宋体"/>
+          <w:sz w:val="24"/>
+        </w:rPr>
+        <w:t>h事故为例，第1～6辆外援的</w:t>
+      </w:r>
+      <m:oMath>
+        <m:r>
+          <m:rPr>
+            <m:sty m:val="p"/>
+          </m:rPr>
+          <m:t>Δ</m:t>
+        </m:r>
+        <m:sSub>
+          <m:sSubPr/>
+          <m:e>
+            <m:r>
+              <m:rPr/>
+              <m:t>P</m:t>
+            </m:r>
+          </m:e>
+          <m:sub>
+            <m:r>
+              <m:rPr/>
+              <m:t>m</m:t>
+            </m:r>
+          </m:sub>
+        </m:sSub>
+      </m:oMath>
+      <w:r>
+        <w:rPr>
+          <w:rFonts w:hint="eastAsia" w:ascii="Times New Roman" w:hAnsi="Times New Roman" w:eastAsia="宋体"/>
+          <w:sz w:val="24"/>
+        </w:rPr>
+        <w:t>依次为39.01、19.69、8.24、2.48、0.76和0.19万元/辆·事故情景，第4辆以后的单位收益已明显降低。综合来看，1辆方案的单位车辆收益最高，3辆方案在长时事故下综合性价比最高，5辆方案则用于满足平均响应时间低于5</w:t>
+      </w:r>
+      <w:r>
+        <w:rPr>
+          <w:rFonts w:ascii="Times New Roman" w:hAnsi="Times New Roman" w:eastAsia="宋体"/>
+          <w:sz w:val="24"/>
+        </w:rPr>
+        <w:t xml:space="preserve"> </w:t>
+      </w:r>
+      <w:r>
+        <w:rPr>
+          <w:rFonts w:hint="eastAsia" w:ascii="Times New Roman" w:hAnsi="Times New Roman" w:eastAsia="宋体"/>
+          <w:sz w:val="24"/>
+        </w:rPr>
+        <w:t>min的服务目标。</w:t>
+      </w:r>
+    </w:p>
+    <w:bookmarkEnd w:id="27"/>
+    <w:bookmarkEnd w:id="35"/>
     <w:p>
       <w:pPr>
         <w:pStyle w:val="3"/>
@@ -24242,7 +24628,326 @@
         <w:ind w:firstLine="0"/>
         <w:jc w:val="center"/>
       </w:pPr>
-      <w:bookmarkStart w:id="38" w:name="参考文献"/>
+      <w:bookmarkStart w:id="36" w:name="八模型评价"/>
+      <w:r>
+        <w:rPr>
+          <w:rFonts w:hint="eastAsia" w:ascii="Times New Roman" w:hAnsi="Times New Roman" w:eastAsia="黑体"/>
+          <w:b/>
+          <w:sz w:val="28"/>
+        </w:rPr>
+        <w:t>八、模型评价</w:t>
+      </w:r>
+    </w:p>
+    <w:p>
+      <w:pPr>
+        <w:pStyle w:val="4"/>
+        <w:snapToGrid w:val="0"/>
+        <w:spacing w:before="50" w:after="50" w:line="240" w:lineRule="auto"/>
+        <w:ind w:firstLine="0"/>
+        <w:jc w:val="left"/>
+      </w:pPr>
+      <w:bookmarkStart w:id="37" w:name="模型优点"/>
+      <w:r>
+        <w:rPr>
+          <w:rFonts w:ascii="Times New Roman" w:hAnsi="Times New Roman" w:eastAsia="宋体"/>
+          <w:b/>
+          <w:sz w:val="24"/>
+        </w:rPr>
+        <w:t xml:space="preserve">8.1 </w:t>
+      </w:r>
+      <w:r>
+        <w:rPr>
+          <w:rFonts w:hint="eastAsia" w:ascii="Times New Roman" w:hAnsi="Times New Roman" w:eastAsia="宋体"/>
+          <w:b/>
+          <w:sz w:val="24"/>
+        </w:rPr>
+        <w:t>模型优点</w:t>
+      </w:r>
+    </w:p>
+    <w:p>
+      <w:pPr>
+        <w:pStyle w:val="6"/>
+        <w:snapToGrid w:val="0"/>
+        <w:spacing w:before="0" w:after="0" w:line="360" w:lineRule="auto"/>
+        <w:ind w:firstLine="480"/>
+        <w:jc w:val="both"/>
+      </w:pPr>
+      <w:r>
+        <w:rPr>
+          <w:rFonts w:hint="eastAsia" w:ascii="Times New Roman" w:hAnsi="Times New Roman" w:eastAsia="宋体"/>
+          <w:sz w:val="24"/>
+        </w:rPr>
+        <w:t>任务一将可行性判定与服务分配分开处理：容量分析给出唯一可行配车，运输规划在该配置下优化区域分流。需求残差和容量超限均为0，验证了最终分配的硬约束；词典序目标明确了距离与覆盖的优先关系。</w:t>
+      </w:r>
+    </w:p>
+    <w:p>
+      <w:pPr>
+        <w:pStyle w:val="6"/>
+        <w:snapToGrid w:val="0"/>
+        <w:spacing w:before="0" w:after="0" w:line="360" w:lineRule="auto"/>
+        <w:ind w:firstLine="480"/>
+        <w:jc w:val="both"/>
+      </w:pPr>
+      <w:r>
+        <w:rPr>
+          <w:rFonts w:hint="eastAsia" w:ascii="Times New Roman" w:hAnsi="Times New Roman" w:eastAsia="宋体"/>
+          <w:sz w:val="24"/>
+        </w:rPr>
+        <w:t>任务二以逐呼叫仿真描述车辆忙闲、排队和跨午夜状态，30天预热降低初始空系统的影响。共同随机数使A、B、C在相同呼叫流下成对比较，置信区间主要反映调度规则差异。策略B和策略C分别对应日常保护性派车与固定备用配置，使“动态保护”和“显式备用”两个要求能够独立评价。方案评价同时覆盖平均响应时间、P95响应时间、等待时间、排队呼叫数、区域公平性和延迟成本。</w:t>
+      </w:r>
+    </w:p>
+    <w:p>
+      <w:pPr>
+        <w:pStyle w:val="6"/>
+        <w:snapToGrid w:val="0"/>
+        <w:spacing w:before="0" w:after="0" w:line="360" w:lineRule="auto"/>
+        <w:ind w:firstLine="480"/>
+        <w:jc w:val="both"/>
+      </w:pPr>
+      <w:r>
+        <w:rPr>
+          <w:rFonts w:hint="eastAsia" w:ascii="Times New Roman" w:hAnsi="Times New Roman" w:eastAsia="宋体"/>
+          <w:sz w:val="24"/>
+        </w:rPr>
+        <w:t>任务三以有限节点近似连续事故时长，并在复制层级构造PCHIP曲线，随机复制之间的差异得以保留并形成置信带。现有车队的事故感知效应与临时外援的容量收益分别评价，前者说明派车顺序修正的局部作用，后者结合单位车辆收益、响应改善达成率和5</w:t>
+      </w:r>
+      <w:r>
+        <w:rPr>
+          <w:rFonts w:ascii="Times New Roman" w:hAnsi="Times New Roman" w:eastAsia="宋体"/>
+          <w:sz w:val="24"/>
+        </w:rPr>
+        <w:t xml:space="preserve"> </w:t>
+      </w:r>
+      <w:r>
+        <w:rPr>
+          <w:rFonts w:hint="eastAsia" w:ascii="Times New Roman" w:hAnsi="Times New Roman" w:eastAsia="宋体"/>
+          <w:sz w:val="24"/>
+        </w:rPr>
+        <w:t>min服务目标，给出1、3、5辆的分层资源阈值。外援汇总按指标记录实际有效样本数，并以完整10区域种子区组计算全市结果。</w:t>
+      </w:r>
+    </w:p>
+    <w:bookmarkEnd w:id="37"/>
+    <w:p>
+      <w:pPr>
+        <w:pStyle w:val="4"/>
+        <w:snapToGrid w:val="0"/>
+        <w:spacing w:before="50" w:after="50" w:line="240" w:lineRule="auto"/>
+        <w:ind w:firstLine="0"/>
+        <w:jc w:val="left"/>
+      </w:pPr>
+      <w:bookmarkStart w:id="38" w:name="模型局限"/>
+      <w:r>
+        <w:rPr>
+          <w:rFonts w:ascii="Times New Roman" w:hAnsi="Times New Roman" w:eastAsia="宋体"/>
+          <w:b/>
+          <w:sz w:val="24"/>
+        </w:rPr>
+        <w:t xml:space="preserve">8.2 </w:t>
+      </w:r>
+      <w:r>
+        <w:rPr>
+          <w:rFonts w:hint="eastAsia" w:ascii="Times New Roman" w:hAnsi="Times New Roman" w:eastAsia="宋体"/>
+          <w:b/>
+          <w:sz w:val="24"/>
+        </w:rPr>
+        <w:t>模型局限</w:t>
+      </w:r>
+    </w:p>
+    <w:p>
+      <w:pPr>
+        <w:pStyle w:val="6"/>
+        <w:snapToGrid w:val="0"/>
+        <w:spacing w:before="0" w:after="0" w:line="360" w:lineRule="auto"/>
+        <w:ind w:firstLine="480"/>
+        <w:jc w:val="both"/>
+      </w:pPr>
+      <w:r>
+        <w:rPr>
+          <w:rFonts w:hint="eastAsia" w:ascii="Times New Roman" w:hAnsi="Times New Roman" w:eastAsia="宋体"/>
+          <w:sz w:val="24"/>
+        </w:rPr>
+        <w:t>区域中心表示聚合需求，无法刻画区内真实呼叫位置；欧氏距离也未包含道路拓扑、拥堵和信号灯影响。因此，任务一的平均距离和任务二的行驶时间更适合作为统一口径下的方案比较值，不能直接替代实际道路导航时间。若道路迂回或高峰拥堵具有明显区域差异，欧氏距离还可能改变候选车辆的先后顺序。</w:t>
+      </w:r>
+    </w:p>
+    <w:p>
+      <w:pPr>
+        <w:pStyle w:val="6"/>
+        <w:snapToGrid w:val="0"/>
+        <w:spacing w:before="0" w:after="0" w:line="360" w:lineRule="auto"/>
+        <w:ind w:firstLine="480"/>
+        <w:jc w:val="both"/>
+      </w:pPr>
+      <w:r>
+        <w:rPr>
+          <w:rFonts w:hint="eastAsia" w:ascii="Times New Roman" w:hAnsi="Times New Roman" w:eastAsia="宋体"/>
+          <w:sz w:val="24"/>
+        </w:rPr>
+        <w:t>双高斯强度是日内变化的情景设定，缺少逐时历史数据使高峰位置和峰宽无法校准，任务二的绝对响应时间只适用于本文情景。单次任务固定占用45</w:t>
+      </w:r>
+      <w:r>
+        <w:rPr>
+          <w:rFonts w:ascii="Times New Roman" w:hAnsi="Times New Roman" w:eastAsia="宋体"/>
+          <w:sz w:val="24"/>
+        </w:rPr>
+        <w:t xml:space="preserve"> </w:t>
+      </w:r>
+      <w:r>
+        <w:rPr>
+          <w:rFonts w:hint="eastAsia" w:ascii="Times New Roman" w:hAnsi="Times New Roman" w:eastAsia="宋体"/>
+          <w:sz w:val="24"/>
+        </w:rPr>
+        <w:t>min，忽略了现场处置和返程时间的随机性，可能低估队列尾部的波动。固定备用方案由有限复制筛选得到，其最优性限于所设样本，S3备用配置不应在需求空间分布改变后直接沿用。</w:t>
+      </w:r>
+    </w:p>
+    <w:p>
+      <w:pPr>
+        <w:pStyle w:val="6"/>
+        <w:snapToGrid w:val="0"/>
+        <w:spacing w:before="0" w:after="0" w:line="360" w:lineRule="auto"/>
+        <w:ind w:firstLine="480"/>
+        <w:jc w:val="both"/>
+      </w:pPr>
+      <w:r>
+        <w:rPr>
+          <w:rFonts w:hint="eastAsia" w:ascii="Times New Roman" w:hAnsi="Times New Roman" w:eastAsia="宋体"/>
+          <w:sz w:val="24"/>
+        </w:rPr>
+        <w:t>任务三假定事故开始时即可识别，因而</w:t>
+      </w:r>
+      <m:oMath>
+        <m:sSub>
+          <m:sSubPr/>
+          <m:e>
+            <m:r>
+              <m:rPr/>
+              <m:t>B</m:t>
+            </m:r>
+          </m:e>
+          <m:sub>
+            <m:r>
+              <m:rPr/>
+              <m:t>E</m:t>
+            </m:r>
+          </m:sub>
+        </m:sSub>
+      </m:oMath>
+      <w:r>
+        <w:rPr>
+          <w:rFonts w:hint="eastAsia" w:ascii="Times New Roman" w:hAnsi="Times New Roman" w:eastAsia="宋体"/>
+          <w:sz w:val="24"/>
+        </w:rPr>
+        <w:t>对应无识别滞后条件下的预测修正效果；现实中的信息延迟会缩短可用前瞻时间。事故强度统一设为日常值的5倍，伤情分级和事故规模差异尚待数据支持。PCHIP响应面由10个仿真节点构造，其分辨率受节点间距限制。临时外援按事故开始时已到最近站点处理，尚未计入外援到达城市的时间、车辆调配价格和跨机构协调成本。10个事故区域情景用于考察空间差异，题目未提供各区域事故发生概率和持续时间分布，因此结果按区域和</w:t>
+      </w:r>
+      <m:oMath>
+        <m:r>
+          <m:rPr/>
+          <m:t>H</m:t>
+        </m:r>
+      </m:oMath>
+      <w:r>
+        <w:rPr>
+          <w:rFonts w:hint="eastAsia" w:ascii="Times New Roman" w:hAnsi="Times New Roman" w:eastAsia="宋体"/>
+          <w:sz w:val="24"/>
+        </w:rPr>
+        <w:t>分别报告。</w:t>
+      </w:r>
+    </w:p>
+    <w:bookmarkEnd w:id="38"/>
+    <w:p>
+      <w:pPr>
+        <w:pStyle w:val="4"/>
+        <w:snapToGrid w:val="0"/>
+        <w:spacing w:before="50" w:after="50" w:line="240" w:lineRule="auto"/>
+        <w:ind w:firstLine="0"/>
+        <w:jc w:val="left"/>
+      </w:pPr>
+      <w:bookmarkStart w:id="39" w:name="推广方向"/>
+      <w:r>
+        <w:rPr>
+          <w:rFonts w:ascii="Times New Roman" w:hAnsi="Times New Roman" w:eastAsia="宋体"/>
+          <w:b/>
+          <w:sz w:val="24"/>
+        </w:rPr>
+        <w:t xml:space="preserve">8.3 </w:t>
+      </w:r>
+      <w:r>
+        <w:rPr>
+          <w:rFonts w:hint="eastAsia" w:ascii="Times New Roman" w:hAnsi="Times New Roman" w:eastAsia="宋体"/>
+          <w:b/>
+          <w:sz w:val="24"/>
+        </w:rPr>
+        <w:t>推广方向</w:t>
+      </w:r>
+    </w:p>
+    <w:p>
+      <w:pPr>
+        <w:pStyle w:val="6"/>
+        <w:snapToGrid w:val="0"/>
+        <w:spacing w:before="0" w:after="0" w:line="360" w:lineRule="auto"/>
+        <w:ind w:firstLine="480"/>
+        <w:jc w:val="both"/>
+      </w:pPr>
+      <w:r>
+        <w:rPr>
+          <w:rFonts w:hint="eastAsia" w:ascii="Times New Roman" w:hAnsi="Times New Roman" w:eastAsia="宋体"/>
+          <w:sz w:val="24"/>
+        </w:rPr>
+        <w:t>逐条历史呼叫可用于按区域和时段校准到达强度，路网数据可将欧氏距离替换为导航行程时间，任务记录则可用于拟合随机占用时间分布。上述数据可直接接入现有运输规划和离散事件仿真，需求守恒、车辆容量和FCFS等基本约束继续适用。输入更新后，</w:t>
+      </w:r>
+      <m:oMath>
+        <m:r>
+          <m:rPr/>
+          <m:t>β</m:t>
+        </m:r>
+      </m:oMath>
+      <w:r>
+        <w:rPr>
+          <w:rFonts w:ascii="Times New Roman" w:hAnsi="Times New Roman" w:eastAsia="宋体"/>
+          <w:sz w:val="24"/>
+        </w:rPr>
+        <w:t>、</w:t>
+      </w:r>
+      <m:oMath>
+        <m:r>
+          <m:rPr/>
+          <m:t>δ</m:t>
+        </m:r>
+      </m:oMath>
+      <w:r>
+        <w:rPr>
+          <w:rFonts w:hint="eastAsia" w:ascii="Times New Roman" w:hAnsi="Times New Roman" w:eastAsia="宋体"/>
+          <w:sz w:val="24"/>
+        </w:rPr>
+        <w:t>和备用位置需重新筛选并开展样本外评价。</w:t>
+      </w:r>
+    </w:p>
+    <w:p>
+      <w:pPr>
+        <w:pStyle w:val="6"/>
+        <w:snapToGrid w:val="0"/>
+        <w:spacing w:before="0" w:after="0" w:line="360" w:lineRule="auto"/>
+        <w:ind w:firstLine="480"/>
+        <w:jc w:val="both"/>
+      </w:pPr>
+      <w:r>
+        <w:rPr>
+          <w:rFonts w:hint="eastAsia" w:ascii="Times New Roman" w:hAnsi="Times New Roman" w:eastAsia="宋体"/>
+          <w:sz w:val="24"/>
+        </w:rPr>
+        <w:t>进一步获得事故识别时间、强度等级和持续时间分布后，可在仿真中显式加入识别滞后，并按事故发生概率对条件响应面进行滚动风险评价。若补充外援到达时间、调配价格和临时驻点条件，可将最近站点规则扩展为“外援数量—驻点—到达时刻”的联合优化，并重新计算逐辆外援的边际避免罚金和增援边界。</w:t>
+      </w:r>
+    </w:p>
+    <w:bookmarkEnd w:id="36"/>
+    <w:bookmarkEnd w:id="39"/>
+    <w:p>
+      <w:pPr>
+        <w:pStyle w:val="3"/>
+        <w:snapToGrid w:val="0"/>
+        <w:spacing w:before="50" w:after="50" w:line="240" w:lineRule="auto"/>
+        <w:ind w:firstLine="0"/>
+        <w:jc w:val="center"/>
+      </w:pPr>
+      <w:bookmarkStart w:id="40" w:name="参考文献"/>
       <w:r>
         <w:rPr>
           <w:rFonts w:hint="eastAsia" w:ascii="Times New Roman" w:hAnsi="Times New Roman" w:eastAsia="黑体"/>
@@ -24316,7 +25021,7 @@
         <w:t>[4] Yang W, Su Q, Huang S H, Wang Q, Zhu Y, Zhou M. Simulation modeling and optimization for ambulance allocation considering spatiotemporal stochastic demand[J]. Journal of Management Science and Engineering, 2019, 4(4): 252-265. DOI: 10.1016/j.jmse.2020.01.004.</w:t>
       </w:r>
     </w:p>
-    <w:bookmarkEnd w:id="38"/>
+    <w:bookmarkEnd w:id="40"/>
     <w:p>
       <w:pPr>
         <w:pStyle w:val="3"/>
@@ -24325,7 +25030,7 @@
         <w:ind w:firstLine="0"/>
         <w:jc w:val="center"/>
       </w:pPr>
-      <w:bookmarkStart w:id="39" w:name="附录a-复现与证据文件"/>
+      <w:bookmarkStart w:id="41" w:name="附录a-复现与证据文件"/>
       <w:r>
         <w:rPr>
           <w:rFonts w:hint="eastAsia" w:ascii="Times New Roman" w:hAnsi="Times New Roman" w:eastAsia="黑体"/>
@@ -24392,27 +25097,41 @@
           <w:rFonts w:hint="eastAsia" w:ascii="Times New Roman" w:hAnsi="Times New Roman" w:eastAsia="宋体"/>
           <w:sz w:val="21"/>
         </w:rPr>
-        <w:t>，results/复现清单.json以SHA-256绑定原题及18项关键证据。复核命令为</w:t>
+        <w:t>，任务三临时外援的复制级结果、成对收益和三级汇总位于</w:t>
       </w:r>
       <w:r>
         <w:rPr>
           <w:rFonts w:ascii="Times New Roman" w:hAnsi="Times New Roman" w:eastAsia="宋体"/>
           <w:sz w:val="21"/>
         </w:rPr>
-        <w:t>python src/reproduce_all.py --project-root . --mode verify --scope all</w:t>
+        <w:t>results/task-3/external-support/。</w:t>
       </w:r>
       <w:r>
         <w:rPr>
           <w:rFonts w:hint="eastAsia" w:ascii="Times New Roman" w:hAnsi="Times New Roman" w:eastAsia="宋体"/>
           <w:sz w:val="21"/>
         </w:rPr>
-        <w:t>。该命令重新计算任务一可行性与运输分配校验，复核任务二汇总，并从任务三复制级结果重建逐时长表和连续响应面。图1至图10均由</w:t>
+        <w:t>results/复现清单.json以SHA-256绑定原题及关键证据。复核命令为</w:t>
       </w:r>
       <w:r>
         <w:rPr>
           <w:rFonts w:ascii="Times New Roman" w:hAnsi="Times New Roman" w:eastAsia="宋体"/>
           <w:sz w:val="21"/>
         </w:rPr>
+        <w:t>python src/reproduce_all.py --project-root . --mode verify --scope all</w:t>
+      </w:r>
+      <w:r>
+        <w:rPr>
+          <w:rFonts w:hint="eastAsia" w:ascii="Times New Roman" w:hAnsi="Times New Roman" w:eastAsia="宋体"/>
+          <w:sz w:val="21"/>
+        </w:rPr>
+        <w:t>。该命令重新计算任务一可行性与运输分配校验，复核任务二汇总，并从任务三复制级结果重建逐时长表、连续响应面和外援结果。图1至图11均由</w:t>
+      </w:r>
+      <w:r>
+        <w:rPr>
+          <w:rFonts w:ascii="Times New Roman" w:hAnsi="Times New Roman" w:eastAsia="宋体"/>
+          <w:sz w:val="21"/>
+        </w:rPr>
         <w:t>src/generate_figures.py</w:t>
       </w:r>
       <w:r>
@@ -24424,7 +25143,7 @@
       </w:r>
     </w:p>
     <w:bookmarkEnd w:id="0"/>
-    <w:bookmarkEnd w:id="39"/>
+    <w:bookmarkEnd w:id="41"/>
     <w:sectPr>
       <w:headerReference r:id="rId4" w:type="first"/>
       <w:footerReference r:id="rId6" w:type="first"/>
@@ -24749,6 +25468,36 @@
   </w:num>
   <w:num w:numId="2">
     <w:abstractNumId w:val="0"/>
+  </w:num>
+  <w:num w:numId="3">
+    <w:abstractNumId w:val="1"/>
+    <w:lvlOverride w:ilvl="0">
+      <w:startOverride w:val="1"/>
+    </w:lvlOverride>
+    <w:lvlOverride w:ilvl="1">
+      <w:startOverride w:val="1"/>
+    </w:lvlOverride>
+    <w:lvlOverride w:ilvl="2">
+      <w:startOverride w:val="1"/>
+    </w:lvlOverride>
+    <w:lvlOverride w:ilvl="3">
+      <w:startOverride w:val="1"/>
+    </w:lvlOverride>
+    <w:lvlOverride w:ilvl="4">
+      <w:startOverride w:val="1"/>
+    </w:lvlOverride>
+    <w:lvlOverride w:ilvl="5">
+      <w:startOverride w:val="1"/>
+    </w:lvlOverride>
+    <w:lvlOverride w:ilvl="6">
+      <w:startOverride w:val="1"/>
+    </w:lvlOverride>
+    <w:lvlOverride w:ilvl="7">
+      <w:startOverride w:val="1"/>
+    </w:lvlOverride>
+    <w:lvlOverride w:ilvl="8">
+      <w:startOverride w:val="1"/>
+    </w:lvlOverride>
   </w:num>
 </w:numbering>
 </file>
@@ -25516,6 +26265,7 @@
   </w:style>
   <w:style w:type="character" w:customStyle="1" w:styleId="45">
     <w:name w:val="CharTok"/>
+    <w:qFormat/>
     <w:uiPriority w:val="0"/>
     <w:rPr>
       <w:color w:val="4070A0"/>
@@ -25530,6 +26280,7 @@
   </w:style>
   <w:style w:type="character" w:customStyle="1" w:styleId="47">
     <w:name w:val="StringTok"/>
+    <w:qFormat/>
     <w:uiPriority w:val="0"/>
     <w:rPr>
       <w:color w:val="4070A0"/>
@@ -25559,6 +26310,7 @@
   </w:style>
   <w:style w:type="character" w:customStyle="1" w:styleId="51">
     <w:name w:val="CommentTok"/>
+    <w:qFormat/>
     <w:uiPriority w:val="0"/>
     <w:rPr>
       <w:i/>
@@ -25629,6 +26381,7 @@
   </w:style>
   <w:style w:type="character" w:customStyle="1" w:styleId="60">
     <w:name w:val="BuiltInTok"/>
+    <w:qFormat/>
     <w:uiPriority w:val="0"/>
     <w:rPr>
       <w:color w:val="008000"/>
@@ -25640,6 +26393,7 @@
   </w:style>
   <w:style w:type="character" w:customStyle="1" w:styleId="62">
     <w:name w:val="PreprocessorTok"/>
+    <w:qFormat/>
     <w:uiPriority w:val="0"/>
     <w:rPr>
       <w:color w:val="BC7A00"/>
@@ -25647,6 +26401,7 @@
   </w:style>
   <w:style w:type="character" w:customStyle="1" w:styleId="63">
     <w:name w:val="AttributeTok"/>
+    <w:qFormat/>
     <w:uiPriority w:val="0"/>
     <w:rPr>
       <w:color w:val="7D9029"/>
@@ -25667,6 +26422,7 @@
   </w:style>
   <w:style w:type="character" w:customStyle="1" w:styleId="66">
     <w:name w:val="WarningTok"/>
+    <w:qFormat/>
     <w:uiPriority w:val="0"/>
     <w:rPr>
       <w:b/>
@@ -25676,6 +26432,7 @@
   </w:style>
   <w:style w:type="character" w:customStyle="1" w:styleId="67">
     <w:name w:val="AlertTok"/>
+    <w:qFormat/>
     <w:uiPriority w:val="0"/>
     <w:rPr>
       <w:b/>
@@ -25696,6 +26453,7 @@
   </w:style>
   <w:style w:type="paragraph" w:customStyle="1" w:styleId="70">
     <w:name w:val="Title"/>
+    <w:qFormat/>
     <w:uiPriority w:val="0"/>
     <w:pPr>
       <w:suppressAutoHyphens/>
